--- a/downloads/workbook/ai-3-week-07.docx
+++ b/downloads/workbook/ai-3-week-07.docx
@@ -1302,6 +1302,178 @@
         <w:t>Project connection: Maintain a Study Buddy experiment log linking failure, single revision and paired rubric results.</w:t>
       </w:r>
     </w:p>
+    <w:p>
+      <w:pPr>
+        <w:pStyle w:val="Heading1"/>
+      </w:pPr>
+      <w:r>
+        <w:t>19. Project portfolio milestone</w:t>
+      </w:r>
+    </w:p>
+    <w:p>
+      <w:r>
+        <w:t>Project: Verified Study Buddy</w:t>
+      </w:r>
+    </w:p>
+    <w:p>
+      <w:r>
+        <w:t>Current milestone: Make a transparent first version. Keep a trace of how one input becomes an output; explain the rule or learned component.</w:t>
+      </w:r>
+    </w:p>
+    <w:p>
+      <w:r>
+        <w:t>Maintain a Study Buddy experiment log linking failure, single revision and paired rubric results.</w:t>
+      </w:r>
+    </w:p>
+    <w:tbl>
+      <w:tblPr>
+        <w:tblStyle w:val="LightShading-Accent1"/>
+        <w:tblW w:type="auto" w:w="0"/>
+        <w:tblLook w:firstColumn="1" w:firstRow="1" w:lastColumn="0" w:lastRow="0" w:noHBand="0" w:noVBand="1" w:val="04A0"/>
+      </w:tblPr>
+      <w:tblGrid>
+        <w:gridCol w:w="5112"/>
+        <w:gridCol w:w="5112"/>
+      </w:tblGrid>
+      <w:tr>
+        <w:trPr>
+          <w:tblHeader/>
+        </w:trPr>
+        <w:tc>
+          <w:tcPr>
+            <w:tcW w:type="dxa" w:w="5112"/>
+          </w:tcPr>
+          <w:p>
+            <w:r>
+              <w:t>Evidence to keep</w:t>
+            </w:r>
+          </w:p>
+        </w:tc>
+        <w:tc>
+          <w:tcPr>
+            <w:tcW w:type="dxa" w:w="5112"/>
+          </w:tcPr>
+          <w:p>
+            <w:r>
+              <w:t>My record</w:t>
+            </w:r>
+          </w:p>
+        </w:tc>
+      </w:tr>
+      <w:tr>
+        <w:tc>
+          <w:tcPr>
+            <w:tcW w:type="dxa" w:w="5112"/>
+          </w:tcPr>
+          <w:p>
+            <w:r>
+              <w:t>This week’s input and deciding step</w:t>
+            </w:r>
+          </w:p>
+        </w:tc>
+        <w:tc>
+          <w:tcPr>
+            <w:tcW w:type="dxa" w:w="5112"/>
+          </w:tcPr>
+          <w:p>
+            <w:r/>
+          </w:p>
+        </w:tc>
+      </w:tr>
+      <w:tr>
+        <w:tc>
+          <w:tcPr>
+            <w:tcW w:type="dxa" w:w="5112"/>
+          </w:tcPr>
+          <w:p>
+            <w:r>
+              <w:t>Prediction and actual result (or labelled paper trace)</w:t>
+            </w:r>
+          </w:p>
+        </w:tc>
+        <w:tc>
+          <w:tcPr>
+            <w:tcW w:type="dxa" w:w="5112"/>
+          </w:tcPr>
+          <w:p>
+            <w:r/>
+          </w:p>
+        </w:tc>
+      </w:tr>
+      <w:tr>
+        <w:tc>
+          <w:tcPr>
+            <w:tcW w:type="dxa" w:w="5112"/>
+          </w:tcPr>
+          <w:p>
+            <w:r>
+              <w:t>One change since the previous checkpoint and why</w:t>
+            </w:r>
+          </w:p>
+        </w:tc>
+        <w:tc>
+          <w:tcPr>
+            <w:tcW w:type="dxa" w:w="5112"/>
+          </w:tcPr>
+          <w:p>
+            <w:r/>
+          </w:p>
+        </w:tc>
+      </w:tr>
+      <w:tr>
+        <w:tc>
+          <w:tcPr>
+            <w:tcW w:type="dxa" w:w="5112"/>
+          </w:tcPr>
+          <w:p>
+            <w:r>
+              <w:t>One error or limit and the next test</w:t>
+            </w:r>
+          </w:p>
+        </w:tc>
+        <w:tc>
+          <w:tcPr>
+            <w:tcW w:type="dxa" w:w="5112"/>
+          </w:tcPr>
+          <w:p>
+            <w:r/>
+          </w:p>
+        </w:tc>
+      </w:tr>
+    </w:tbl>
+    <w:p>
+      <w:pPr>
+        <w:pStyle w:val="Heading3"/>
+      </w:pPr>
+      <w:r>
+        <w:t>Explain what this week adds to your project. Reuse last week’s record rather than starting again.</w:t>
+      </w:r>
+    </w:p>
+    <w:p>
+      <w:r>
+        <w:t>________________________________________________________________</w:t>
+      </w:r>
+    </w:p>
+    <w:p>
+      <w:r>
+        <w:t>________________________________________________________________</w:t>
+      </w:r>
+    </w:p>
+    <w:p>
+      <w:r>
+        <w:t>________________________________________________________________</w:t>
+      </w:r>
+    </w:p>
+    <w:p>
+      <w:r>
+        <w:t>________________________________________________________________</w:t>
+      </w:r>
+    </w:p>
+    <w:p>
+      <w:r>
+        <w:t>________________________________________________________________</w:t>
+      </w:r>
+    </w:p>
     <w:sectPr>
       <w:pgSz w:w="12240" w:h="15840"/>
       <w:pgMar w:top="936" w:right="1008" w:bottom="936" w:left="1008" w:header="720" w:footer="720" w:gutter="0"/>

--- a/downloads/workbook/ai-3-week-07.docx
+++ b/downloads/workbook/ai-3-week-07.docx
@@ -1474,6 +1474,240 @@
         <w:t>________________________________________________________________</w:t>
       </w:r>
     </w:p>
+    <w:p>
+      <w:pPr>
+        <w:pStyle w:val="Heading1"/>
+      </w:pPr>
+      <w:r>
+        <w:t>20. Supported practice and learning evidence</w:t>
+      </w:r>
+    </w:p>
+    <w:p>
+      <w:r>
+        <w:t>Use this supported practice once, in the browser or on paper. Keep the reserved independent assessment for a separate first attempt before teacher feedback.</w:t>
+      </w:r>
+    </w:p>
+    <w:p>
+      <w:r>
+        <w:t>A fictional Study Buddy prompt invents a definition when approved notes omit it.</w:t>
+      </w:r>
+    </w:p>
+    <w:p>
+      <w:pPr>
+        <w:pStyle w:val="Heading3"/>
+      </w:pPr>
+      <w:r>
+        <w:t>Practice 1: explain the deciding evidence</w:t>
+      </w:r>
+    </w:p>
+    <w:p>
+      <w:r>
+        <w:t>Which labelled step matches this detail? Inspect case 4 and reserve genuinely fresh questions for final evaluation.</w:t>
+      </w:r>
+    </w:p>
+    <w:p>
+      <w:r>
+        <w:t>1. Locate failure</w:t>
+      </w:r>
+    </w:p>
+    <w:p>
+      <w:r>
+        <w:t>2. Next action</w:t>
+      </w:r>
+    </w:p>
+    <w:p>
+      <w:r>
+        <w:t>3. One controlled change</w:t>
+      </w:r>
+    </w:p>
+    <w:p>
+      <w:r>
+        <w:t>4. Paired results</w:t>
+      </w:r>
+    </w:p>
+    <w:p>
+      <w:pPr>
+        <w:pStyle w:val="Heading3"/>
+      </w:pPr>
+      <w:r>
+        <w:t>My selected conclusion, deciding fact and explanation</w:t>
+      </w:r>
+    </w:p>
+    <w:p>
+      <w:r>
+        <w:t>________________________________________________________________</w:t>
+      </w:r>
+    </w:p>
+    <w:p>
+      <w:r>
+        <w:t>________________________________________________________________</w:t>
+      </w:r>
+    </w:p>
+    <w:p>
+      <w:r>
+        <w:t>________________________________________________________________</w:t>
+      </w:r>
+    </w:p>
+    <w:p>
+      <w:r>
+        <w:t>________________________________________________________________</w:t>
+      </w:r>
+    </w:p>
+    <w:p>
+      <w:r>
+        <w:t>________________________________________________________________</w:t>
+      </w:r>
+    </w:p>
+    <w:p>
+      <w:r>
+        <w:t>Hint if needed: Read the steps in the pictorial case. Match the supplied detail to the stage that performs or records it.</w:t>
+      </w:r>
+    </w:p>
+    <w:p>
+      <w:r>
+        <w:t>After your attempt, compare with the supported explanation: Next action Inspect case 4 and reserve genuinely fresh questions for final evaluation. An iteration should respond to a recorded failure with a precise change. Comparing the same questions reveals whether other behavior changed too. The invented results show a development gain of one case, not a guarantee that the new instruction always works. Save prompt text, settings, source notes and case-level outcomes.</w:t>
+      </w:r>
+    </w:p>
+    <w:p>
+      <w:pPr>
+        <w:pStyle w:val="Heading3"/>
+      </w:pPr>
+      <w:r>
+        <w:t>Practice 2: explain the deciding evidence</w:t>
+      </w:r>
+    </w:p>
+    <w:p>
+      <w:r>
+        <w:t>Changed-case practice: Change model settings and note wording at the same time as the prompt. Which conclusion is supported by the supplied facts?</w:t>
+      </w:r>
+    </w:p>
+    <w:p>
+      <w:r>
+        <w:t>1. We can decide the result without examining the changed input or the procedure.</w:t>
+      </w:r>
+    </w:p>
+    <w:p>
+      <w:r>
+        <w:t>2. This one example guarantees correct results for every future input.</w:t>
+      </w:r>
+    </w:p>
+    <w:p>
+      <w:r>
+        <w:t>3. The comparison no longer isolates the prompt revision.</w:t>
+      </w:r>
+    </w:p>
+    <w:p>
+      <w:pPr>
+        <w:pStyle w:val="Heading3"/>
+      </w:pPr>
+      <w:r>
+        <w:t>My selected conclusion, deciding fact and explanation</w:t>
+      </w:r>
+    </w:p>
+    <w:p>
+      <w:r>
+        <w:t>________________________________________________________________</w:t>
+      </w:r>
+    </w:p>
+    <w:p>
+      <w:r>
+        <w:t>________________________________________________________________</w:t>
+      </w:r>
+    </w:p>
+    <w:p>
+      <w:r>
+        <w:t>________________________________________________________________</w:t>
+      </w:r>
+    </w:p>
+    <w:p>
+      <w:r>
+        <w:t>________________________________________________________________</w:t>
+      </w:r>
+    </w:p>
+    <w:p>
+      <w:r>
+        <w:t>________________________________________________________________</w:t>
+      </w:r>
+    </w:p>
+    <w:p>
+      <w:r>
+        <w:t>Hint if needed: Use the changed condition and the deciding step in the pictorial trace. The answer must say what follows from those facts.</w:t>
+      </w:r>
+    </w:p>
+    <w:p>
+      <w:r>
+        <w:t>After your attempt, compare with the supported explanation: The comparison no longer isolates the prompt revision. Several changes could explain the altered outputs; record them or run separate controlled comparisons.</w:t>
+      </w:r>
+    </w:p>
+    <w:p>
+      <w:pPr>
+        <w:pStyle w:val="Heading3"/>
+      </w:pPr>
+      <w:r>
+        <w:t>Repair a missing building block</w:t>
+      </w:r>
+    </w:p>
+    <w:p>
+      <w:r>
+        <w:t>Review Examples and Rubrics (ai-3/6). Goal: Write a prompt specification with observable response criteria. Short practice: Explain why neither original nor changed draft is a full pass, and provide a complete repaired card.. Return to this week and explain what you changed.</w:t>
+      </w:r>
+    </w:p>
+    <w:p>
+      <w:r>
+        <w:t>Review Sampling and Variability (ai-3/4). Goal: Sample from a distribution using explicit cumulative intervals. Short practice: Does T=0.5 make B impossible, and does choosing A guarantee factual accuracy?. Return to this week and explain what you changed.</w:t>
+      </w:r>
+    </w:p>
+    <w:p>
+      <w:r>
+        <w:t>Review Predictive and Generative AI (ai-3/1). Goal: Distinguish discriminative prediction from generation by inspecting the requested output. Short practice: Identify the first unsupported claim and explain what source would be needed before asserting it.. Return to this week and explain what you changed.</w:t>
+      </w:r>
+    </w:p>
+    <w:p>
+      <w:pPr>
+        <w:pStyle w:val="Heading3"/>
+      </w:pPr>
+      <w:r>
+        <w:t>Keep your completed work</w:t>
+      </w:r>
+    </w:p>
+    <w:p>
+      <w:r>
+        <w:t>Use Download completed work in the hosted lesson to export your answers, reflections, practice feedback and code-run evidence. Open the HTML copy to read or print it. Drafts stay in this browser when storage is available; clear drafts on a shared device.</w:t>
+      </w:r>
+    </w:p>
+    <w:p>
+      <w:pPr>
+        <w:pStyle w:val="Heading3"/>
+      </w:pPr>
+      <w:r>
+        <w:t>What I repaired, the evidence I kept and the next test</w:t>
+      </w:r>
+    </w:p>
+    <w:p>
+      <w:r>
+        <w:t>________________________________________________________________</w:t>
+      </w:r>
+    </w:p>
+    <w:p>
+      <w:r>
+        <w:t>________________________________________________________________</w:t>
+      </w:r>
+    </w:p>
+    <w:p>
+      <w:r>
+        <w:t>________________________________________________________________</w:t>
+      </w:r>
+    </w:p>
+    <w:p>
+      <w:r>
+        <w:t>________________________________________________________________</w:t>
+      </w:r>
+    </w:p>
+    <w:p>
+      <w:r>
+        <w:t>________________________________________________________________</w:t>
+      </w:r>
+    </w:p>
     <w:sectPr>
       <w:pgSz w:w="12240" w:h="15840"/>
       <w:pgMar w:top="936" w:right="1008" w:bottom="936" w:left="1008" w:header="720" w:footer="720" w:gutter="0"/>

--- a/downloads/workbook/ai-3-week-07.docx
+++ b/downloads/workbook/ai-3-week-07.docx
@@ -30,6 +30,17 @@
     </w:p>
     <w:p>
       <w:r>
+        <w:t>Record your starting explanation for Iterative Prompting before opening notes. Show any later correction separately.</w:t>
+      </w:r>
+    </w:p>
+    <w:p>
+      <w:pPr>
+        <w:spacing w:line="336" w:lineRule="auto" w:after="180"/>
+      </w:pPr>
+      <w:r>
+        <w:rPr>
+          <w:b w:val="0"/>
+        </w:rPr>
         <w:t>Try the recall before opening notes. Then use a different colour or a labelled second line to correct your explanation.</w:t>
       </w:r>
     </w:p>
@@ -42,8 +53,26 @@
       </w:r>
     </w:p>
     <w:p>
-      <w:r>
-        <w:t>Without opening the old lesson, explain one key idea from Examples and Rubrics. Give an example and a mistake that the idea helps you avoid.</w:t>
+      <w:pPr>
+        <w:spacing w:line="336" w:lineRule="auto" w:after="180"/>
+      </w:pPr>
+      <w:r>
+        <w:rPr>
+          <w:b w:val="0"/>
+        </w:rPr>
+        <w:t xml:space="preserve">Without opening the old lesson, explain one key idea from Examples and </w:t>
+      </w:r>
+      <w:r>
+        <w:rPr>
+          <w:b/>
+        </w:rPr>
+        <w:t>Rubric</w:t>
+      </w:r>
+      <w:r>
+        <w:rPr>
+          <w:b w:val="0"/>
+        </w:rPr>
+        <w:t>s. Give an example and a mistake that the idea helps you avoid.</w:t>
       </w:r>
     </w:p>
     <w:p>
@@ -78,7 +107,13 @@
       </w:r>
     </w:p>
     <w:p>
-      <w:r>
+      <w:pPr>
+        <w:spacing w:line="336" w:lineRule="auto" w:after="180"/>
+      </w:pPr>
+      <w:r>
+        <w:rPr>
+          <w:b w:val="0"/>
+        </w:rPr>
         <w:t>Without opening the old lesson, explain one key idea from Sampling and Variability. Give an example and a mistake that the idea helps you avoid.</w:t>
       </w:r>
     </w:p>
@@ -114,7 +149,13 @@
       </w:r>
     </w:p>
     <w:p>
-      <w:r>
+      <w:pPr>
+        <w:spacing w:line="336" w:lineRule="auto" w:after="180"/>
+      </w:pPr>
+      <w:r>
+        <w:rPr>
+          <w:b w:val="0"/>
+        </w:rPr>
         <w:t>Without opening the old lesson, explain one key idea from Predictive and Generative AI. Give an example and a mistake that the idea helps you avoid.</w:t>
       </w:r>
     </w:p>
@@ -151,6 +192,17 @@
     </w:p>
     <w:p>
       <w:r>
+        <w:t>Complete the supported Iterative Prompting trace and record the first step you can explain without help.</w:t>
+      </w:r>
+    </w:p>
+    <w:p>
+      <w:pPr>
+        <w:spacing w:line="336" w:lineRule="auto" w:after="180"/>
+      </w:pPr>
+      <w:r>
+        <w:rPr>
+          <w:b w:val="0"/>
+        </w:rPr>
         <w:t>Use W2: Trace the worked case for Controlled prompt experiments. Record the answer once; the lesson and workbook refer to the same attempt.</w:t>
       </w:r>
     </w:p>
@@ -279,7 +331,29 @@
     </w:p>
     <w:p>
       <w:r>
-        <w:t>Use the worked case for Controlled prompt experiments. Proposed explanation: “The worked result establishes every future case”. Decide whether this explanation is supported. Point to the step or supplied fact that decides; explain your repair if needed.</w:t>
+        <w:t>Check the proposed Iterative Prompting explanation against the supplied facts before discussing it.</w:t>
+      </w:r>
+    </w:p>
+    <w:p>
+      <w:pPr>
+        <w:spacing w:line="336" w:lineRule="auto" w:after="180"/>
+      </w:pPr>
+      <w:r>
+        <w:rPr>
+          <w:b w:val="0"/>
+        </w:rPr>
+        <w:t>Use the worked case for Controlled prompt experiments. Proposed explanation: “The worked result establishes every future case”. Decide whether this explanation is supported.</w:t>
+      </w:r>
+    </w:p>
+    <w:p>
+      <w:pPr>
+        <w:spacing w:line="336" w:lineRule="auto" w:after="180"/>
+      </w:pPr>
+      <w:r>
+        <w:rPr>
+          <w:b w:val="0"/>
+        </w:rPr>
+        <w:t>Point to the step or supplied fact that decides; explain your repair if needed.</w:t>
       </w:r>
     </w:p>
     <w:p>
@@ -319,6 +393,11 @@
       </w:r>
     </w:p>
     <w:p>
+      <w:r>
+        <w:t>Write one first attempt at the reserved independent case before feedback. Repeated copies of that case refer to the same recorded attempt.</w:t>
+      </w:r>
+    </w:p>
+    <w:p>
       <w:pPr>
         <w:pStyle w:val="Heading3"/>
       </w:pPr>
@@ -327,7 +406,13 @@
       </w:r>
     </w:p>
     <w:p>
-      <w:r>
+      <w:pPr>
+        <w:spacing w:line="336" w:lineRule="auto" w:after="180"/>
+      </w:pPr>
+      <w:r>
+        <w:rPr>
+          <w:b w:val="0"/>
+        </w:rPr>
         <w:t>A factual response uses four paragraphs when the contract requires three bullets. Design a controlled prompt revision and evaluation.</w:t>
       </w:r>
     </w:p>
@@ -375,7 +460,13 @@
       </w:r>
     </w:p>
     <w:p>
-      <w:r>
+      <w:pPr>
+        <w:spacing w:line="336" w:lineRule="auto" w:after="180"/>
+      </w:pPr>
+      <w:r>
+        <w:rPr>
+          <w:b w:val="0"/>
+        </w:rPr>
         <w:t>Attempt this case before feedback. Record any help. Earlier examples below are further practice; a case already practised with feedback cannot establish fresh transfer.</w:t>
       </w:r>
     </w:p>
@@ -389,6 +480,17 @@
     </w:p>
     <w:p>
       <w:r>
+        <w:t>Connect the Iterative Prompting target to a trace and a justified conclusion.</w:t>
+      </w:r>
+    </w:p>
+    <w:p>
+      <w:pPr>
+        <w:spacing w:line="336" w:lineRule="auto" w:after="180"/>
+      </w:pPr>
+      <w:r>
+        <w:rPr>
+          <w:b w:val="0"/>
+        </w:rPr>
         <w:t>A summary has accurate facts but uses unexplained terms. Propose one prompt change and a comparison that checks both accessibility and factual preservation.</w:t>
       </w:r>
     </w:p>
@@ -402,17 +504,46 @@
     </w:p>
     <w:p>
       <w:r>
+        <w:t>Solve the supplied Iterative Prompting case and show the deciding evidence.</w:t>
+      </w:r>
+    </w:p>
+    <w:p>
+      <w:pPr>
+        <w:spacing w:line="336" w:lineRule="auto" w:after="180"/>
+      </w:pPr>
+      <w:r>
+        <w:rPr>
+          <w:b w:val="0"/>
+        </w:rPr>
         <w:t>A factually correct explanation is too difficult for a nine-year-old.</w:t>
       </w:r>
     </w:p>
     <w:p>
-      <w:r>
+      <w:pPr>
+        <w:spacing w:line="336" w:lineRule="auto" w:after="180"/>
+      </w:pPr>
+      <w:r>
+        <w:rPr>
+          <w:b w:val="0"/>
+        </w:rPr>
         <w:t>Make and test one focused revision.</w:t>
       </w:r>
     </w:p>
     <w:p>
-      <w:r>
-        <w:t>Show your trace, calculation or evidence</w:t>
+      <w:pPr>
+        <w:spacing w:line="336" w:lineRule="auto" w:after="180"/>
+      </w:pPr>
+      <w:r>
+        <w:rPr>
+          <w:b w:val="0"/>
+        </w:rPr>
+        <w:t xml:space="preserve">Show your trace, calculation or </w:t>
+      </w:r>
+      <w:r>
+        <w:rPr>
+          <w:b/>
+        </w:rPr>
+        <w:t>evidence</w:t>
       </w:r>
     </w:p>
     <w:p>
@@ -458,11 +589,29 @@
     </w:p>
     <w:p>
       <w:r>
+        <w:t>Apply the procedure to the changed case and record why the conclusion follows.</w:t>
+      </w:r>
+    </w:p>
+    <w:p>
+      <w:pPr>
+        <w:spacing w:line="336" w:lineRule="auto" w:after="180"/>
+        <w:shd w:fill="F5F1FB"/>
+      </w:pPr>
+      <w:r>
+        <w:rPr>
+          <w:b w:val="0"/>
+        </w:rPr>
         <w:t>You change a prompt's audience, length and source rules together; the result improves. What can you conclude, and how would you investigate the cause?</w:t>
       </w:r>
     </w:p>
     <w:p>
-      <w:r>
+      <w:pPr>
+        <w:spacing w:line="336" w:lineRule="auto" w:after="180"/>
+      </w:pPr>
+      <w:r>
+        <w:rPr>
+          <w:b w:val="0"/>
+        </w:rPr>
         <w:t>My independent answer and reason</w:t>
       </w:r>
     </w:p>
@@ -517,7 +666,30 @@
     </w:p>
     <w:p>
       <w:r>
-        <w:t>Create a changed input, boundary case or missing-information case. Write the expected answer or safe response before testing.</w:t>
+        <w:t>Specify a changed input, expected result and observation separately.</w:t>
+      </w:r>
+    </w:p>
+    <w:p>
+      <w:pPr>
+        <w:spacing w:line="336" w:lineRule="auto" w:after="180"/>
+      </w:pPr>
+      <w:r>
+        <w:rPr>
+          <w:b w:val="0"/>
+        </w:rPr>
+        <w:t xml:space="preserve">Create a changed </w:t>
+      </w:r>
+      <w:r>
+        <w:rPr>
+          <w:b/>
+        </w:rPr>
+        <w:t>input</w:t>
+      </w:r>
+      <w:r>
+        <w:rPr>
+          <w:b w:val="0"/>
+        </w:rPr>
+        <w:t>, boundary case or missing-information case. Write the expected answer or safe response before testing.</w:t>
       </w:r>
     </w:p>
     <w:tbl>
@@ -646,12 +818,65 @@
     </w:p>
     <w:p>
       <w:r>
-        <w:t>Maintain prompt version, diagnosed failure, change, and before/after rubric scores.</w:t>
-      </w:r>
-    </w:p>
-    <w:p>
-      <w:r>
-        <w:t>The project change and evidence I will keep</w:t>
+        <w:t>Justify what Iterative Prompting adds to Verified Study Buddy and keep the evidence.</w:t>
+      </w:r>
+    </w:p>
+    <w:p>
+      <w:pPr>
+        <w:spacing w:line="336" w:lineRule="auto" w:after="180"/>
+      </w:pPr>
+      <w:r>
+        <w:rPr>
+          <w:b w:val="0"/>
+        </w:rPr>
+        <w:t xml:space="preserve">Maintain prompt </w:t>
+      </w:r>
+      <w:r>
+        <w:rPr>
+          <w:b/>
+        </w:rPr>
+        <w:t>version</w:t>
+      </w:r>
+      <w:r>
+        <w:rPr>
+          <w:b w:val="0"/>
+        </w:rPr>
+        <w:t xml:space="preserve">, diagnosed failure, change, and before/after </w:t>
+      </w:r>
+      <w:r>
+        <w:rPr>
+          <w:b/>
+        </w:rPr>
+        <w:t>rubric</w:t>
+      </w:r>
+      <w:r>
+        <w:rPr>
+          <w:b w:val="0"/>
+        </w:rPr>
+        <w:t xml:space="preserve"> scores.</w:t>
+      </w:r>
+    </w:p>
+    <w:p>
+      <w:pPr>
+        <w:spacing w:line="336" w:lineRule="auto" w:after="180"/>
+      </w:pPr>
+      <w:r>
+        <w:rPr>
+          <w:b w:val="0"/>
+        </w:rPr>
+        <w:t xml:space="preserve">The project change and </w:t>
+      </w:r>
+      <w:r>
+        <w:rPr>
+          <w:b/>
+        </w:rPr>
+        <w:t>evidence</w:t>
+      </w:r>
+      <w:r>
+        <w:rPr>
+          <w:b w:val="0"/>
+        </w:rPr>
+        <w:t xml:space="preserve"> I will keep</w:t>
       </w:r>
     </w:p>
     <w:p>
@@ -697,11 +922,54 @@
     </w:p>
     <w:p>
       <w:r>
-        <w:t>I can explain the mechanism. I can show evidence. I can handle a changed case. I can name a limit. Mark each as not yet, with help or independently, and attach supporting work.</w:t>
-      </w:r>
-    </w:p>
-    <w:p>
-      <w:r>
+        <w:t>Judge explanation, evidence, transfer and limits separately; attach the work behind your judgement.</w:t>
+      </w:r>
+    </w:p>
+    <w:p>
+      <w:pPr>
+        <w:pStyle w:val="ListBullet"/>
+      </w:pPr>
+      <w:r>
+        <w:t>I can explain the mechanism.</w:t>
+      </w:r>
+    </w:p>
+    <w:p>
+      <w:pPr>
+        <w:pStyle w:val="ListBullet"/>
+      </w:pPr>
+      <w:r>
+        <w:t>I can show evidence.</w:t>
+      </w:r>
+    </w:p>
+    <w:p>
+      <w:pPr>
+        <w:pStyle w:val="ListBullet"/>
+      </w:pPr>
+      <w:r>
+        <w:t>I can handle a changed case.</w:t>
+      </w:r>
+    </w:p>
+    <w:p>
+      <w:pPr>
+        <w:pStyle w:val="ListBullet"/>
+      </w:pPr>
+      <w:r>
+        <w:t>I can name a limit.</w:t>
+      </w:r>
+    </w:p>
+    <w:p>
+      <w:r>
+        <w:t>Mark each as not yet, with help or independently, and attach supporting work.</w:t>
+      </w:r>
+    </w:p>
+    <w:p>
+      <w:pPr>
+        <w:spacing w:line="336" w:lineRule="auto" w:after="180"/>
+      </w:pPr>
+      <w:r>
+        <w:rPr>
+          <w:b w:val="0"/>
+        </w:rPr>
         <w:t>Teacher review ____________________  Next step ____________________</w:t>
       </w:r>
     </w:p>
@@ -715,6 +983,17 @@
     </w:p>
     <w:p>
       <w:r>
+        <w:t>Use this earlier case as transfer practice. A case already discussed with feedback is not fresh assessment evidence.</w:t>
+      </w:r>
+    </w:p>
+    <w:p>
+      <w:pPr>
+        <w:spacing w:line="336" w:lineRule="auto" w:after="180"/>
+      </w:pPr>
+      <w:r>
+        <w:rPr>
+          <w:b w:val="0"/>
+        </w:rPr>
         <w:t>A summary has accurate facts but uses unexplained terms. Propose one prompt change and a comparison that checks both accessibility and factual preservation.</w:t>
       </w:r>
     </w:p>
@@ -762,7 +1041,13 @@
       </w:r>
     </w:p>
     <w:p>
-      <w:r>
+      <w:pPr>
+        <w:spacing w:line="336" w:lineRule="auto" w:after="180"/>
+      </w:pPr>
+      <w:r>
+        <w:rPr>
+          <w:b w:val="0"/>
+        </w:rPr>
         <w:t>Record support used: none, hint or teacher explanation.</w:t>
       </w:r>
     </w:p>
@@ -776,7 +1061,54 @@
     </w:p>
     <w:p>
       <w:r>
-        <w:t>Explain the weekly mechanism in your own words. Use the worked scenario to name its input, decision rule and output.</w:t>
+        <w:t>Explain the mechanism. Apply the supplied Iterative Prompting facts and keep your reasoning.</w:t>
+      </w:r>
+    </w:p>
+    <w:p>
+      <w:pPr>
+        <w:spacing w:line="336" w:lineRule="auto" w:after="180"/>
+      </w:pPr>
+      <w:r>
+        <w:rPr>
+          <w:b w:val="0"/>
+        </w:rPr>
+        <w:t xml:space="preserve">Explain the weekly </w:t>
+      </w:r>
+      <w:r>
+        <w:rPr>
+          <w:b/>
+        </w:rPr>
+        <w:t>mechanism</w:t>
+      </w:r>
+      <w:r>
+        <w:rPr>
+          <w:b w:val="0"/>
+        </w:rPr>
+        <w:t xml:space="preserve"> in your own words. Use the worked scenario to name its </w:t>
+      </w:r>
+      <w:r>
+        <w:rPr>
+          <w:b/>
+        </w:rPr>
+        <w:t>input</w:t>
+      </w:r>
+      <w:r>
+        <w:rPr>
+          <w:b w:val="0"/>
+        </w:rPr>
+        <w:t xml:space="preserve">, decision rule and </w:t>
+      </w:r>
+      <w:r>
+        <w:rPr>
+          <w:b/>
+        </w:rPr>
+        <w:t>output</w:t>
+      </w:r>
+      <w:r>
+        <w:rPr>
+          <w:b w:val="0"/>
+        </w:rPr>
+        <w:t>.</w:t>
       </w:r>
     </w:p>
     <w:p>
@@ -827,6 +1159,17 @@
     </w:p>
     <w:p>
       <w:r>
+        <w:t>Trace the worked case. Apply the supplied Iterative Prompting facts and keep your reasoning.</w:t>
+      </w:r>
+    </w:p>
+    <w:p>
+      <w:pPr>
+        <w:spacing w:line="336" w:lineRule="auto" w:after="180"/>
+      </w:pPr>
+      <w:r>
+        <w:rPr>
+          <w:b w:val="0"/>
+        </w:rPr>
         <w:t>On six development cases P passes cases 1, 2, 3, 4; Q passes 1, 2, 3, 5, 6. Missing-approval cases are 4 and 6. Compare totals and condition results. Show the intermediate steps and give the conclusion with its scope.</w:t>
       </w:r>
     </w:p>
@@ -883,6 +1226,17 @@
     </w:p>
     <w:p>
       <w:r>
+        <w:t>Audit the limit. Apply the supplied Iterative Prompting facts and keep your reasoning.</w:t>
+      </w:r>
+    </w:p>
+    <w:p>
+      <w:pPr>
+        <w:spacing w:line="336" w:lineRule="auto" w:after="180"/>
+      </w:pPr>
+      <w:r>
+        <w:rPr>
+          <w:b w:val="0"/>
+        </w:rPr>
         <w:t>A report omits this qualification: Prompt selection on development cases cannot be reported as independent final performance. Explain how omitting it could change a reader's interpretation, and write an accurate replacement.</w:t>
       </w:r>
     </w:p>
@@ -934,7 +1288,30 @@
     </w:p>
     <w:p>
       <w:r>
-        <w:t>On eight paired cases A passes 1–5; B passes 1–4, 6, 7. Special cases are 5 and 8. Compare overall and special-case results; select by total passes.</w:t>
+        <w:t>Attempt before feedback. If this repeats the selected independent case, reuse that first attempt; otherwise keep a separate record. Apply a new case independently. Apply the supplied Iterative Prompting facts and keep your reasoning.</w:t>
+      </w:r>
+    </w:p>
+    <w:p>
+      <w:pPr>
+        <w:spacing w:line="336" w:lineRule="auto" w:after="180"/>
+      </w:pPr>
+      <w:r>
+        <w:rPr>
+          <w:b w:val="0"/>
+        </w:rPr>
+        <w:t xml:space="preserve">On eight </w:t>
+      </w:r>
+      <w:r>
+        <w:rPr>
+          <w:b/>
+        </w:rPr>
+        <w:t>paired case</w:t>
+      </w:r>
+      <w:r>
+        <w:rPr>
+          <w:b w:val="0"/>
+        </w:rPr>
+        <w:t>s A passes 1–5; B passes 1–4, 6, 7. Special cases are 5 and 8. Compare overall and special-case results; select by total passes.</w:t>
       </w:r>
     </w:p>
     <w:p>
@@ -995,7 +1372,29 @@
     </w:p>
     <w:p>
       <w:r>
-        <w:t>For the worked scenario, propose one additional case that could reveal a failure, describe its expected outcome before running it, and explain what would need to remain fixed for a fair comparison. Do not reuse W4 as a new final test after receiving feedback.</w:t>
+        <w:t>Design a revealing follow-up. Apply the supplied Iterative Prompting facts and keep your reasoning.</w:t>
+      </w:r>
+    </w:p>
+    <w:p>
+      <w:pPr>
+        <w:spacing w:line="336" w:lineRule="auto" w:after="180"/>
+      </w:pPr>
+      <w:r>
+        <w:rPr>
+          <w:b w:val="0"/>
+        </w:rPr>
+        <w:t>For the worked scenario, propose one additional case that could reveal a failure, describe its expected outcome before running it, and explain what would need to remain fixed for a fair comparison.</w:t>
+      </w:r>
+    </w:p>
+    <w:p>
+      <w:pPr>
+        <w:spacing w:line="336" w:lineRule="auto" w:after="180"/>
+      </w:pPr>
+      <w:r>
+        <w:rPr>
+          <w:b w:val="0"/>
+        </w:rPr>
+        <w:t>Do not reuse W4 as a new final test after receiving feedback.</w:t>
       </w:r>
     </w:p>
     <w:p>
@@ -1047,6 +1446,11 @@
       </w:pPr>
       <w:r>
         <w:t>17. Feedback, return check and learning record</w:t>
+      </w:r>
+    </w:p>
+    <w:p>
+      <w:r>
+        <w:t>Record the first repaired step and a different case to revisit after a delay.</w:t>
       </w:r>
     </w:p>
     <w:tbl>
@@ -1186,7 +1590,13 @@
       </w:tr>
     </w:tbl>
     <w:p>
-      <w:r>
+      <w:pPr>
+        <w:spacing w:line="336" w:lineRule="auto" w:after="180"/>
+      </w:pPr>
+      <w:r>
+        <w:rPr>
+          <w:b w:val="0"/>
+        </w:rPr>
         <w:t>Revisit this idea with your teacher after a delay. Familiarity is different from explaining and using it on a changed case.</w:t>
       </w:r>
     </w:p>
@@ -1200,16 +1610,39 @@
     </w:p>
     <w:p>
       <w:r>
+        <w:t>A fictional Study Buddy prompt invents a definition when approved notes omit it. Explain the labelled step before checking the changed condition.</w:t>
+      </w:r>
+    </w:p>
+    <w:p>
+      <w:pPr>
+        <w:spacing w:line="336" w:lineRule="auto" w:after="180"/>
+      </w:pPr>
+      <w:r>
+        <w:rPr>
+          <w:b w:val="0"/>
+        </w:rPr>
         <w:t>A fictional Study Buddy prompt invents a definition when approved notes omit it.</w:t>
       </w:r>
     </w:p>
     <w:p>
-      <w:r>
+      <w:pPr>
+        <w:spacing w:line="336" w:lineRule="auto" w:after="180"/>
+      </w:pPr>
+      <w:r>
+        <w:rPr>
+          <w:b w:val="0"/>
+        </w:rPr>
         <w:t>P asks “answer helpfully”. Revision Q adds “if approved notes lack the answer, say not supplied”.</w:t>
       </w:r>
     </w:p>
     <w:p>
-      <w:r>
+      <w:pPr>
+        <w:spacing w:line="336" w:lineRule="auto" w:after="180"/>
+      </w:pPr>
+      <w:r>
+        <w:rPr>
+          <w:b w:val="0"/>
+        </w:rPr>
         <w:t>Hold model settings and four development questions fixed. P passes 1,2; Q passes 1,2,3. Case 4 still fails.</w:t>
       </w:r>
     </w:p>
@@ -1250,8 +1683,27 @@
       </w:r>
     </w:p>
     <w:p>
-      <w:r>
-        <w:t>What evidence supports improvement here, and what remains unproven?</w:t>
+      <w:pPr>
+        <w:spacing w:line="336" w:lineRule="auto" w:after="180"/>
+        <w:shd w:fill="F5F1FB"/>
+      </w:pPr>
+      <w:r>
+        <w:rPr>
+          <w:b w:val="0"/>
+        </w:rPr>
+        <w:t xml:space="preserve">What </w:t>
+      </w:r>
+      <w:r>
+        <w:rPr>
+          <w:b/>
+        </w:rPr>
+        <w:t>evidence</w:t>
+      </w:r>
+      <w:r>
+        <w:rPr>
+          <w:b w:val="0"/>
+        </w:rPr>
+        <w:t xml:space="preserve"> supports improvement here, and what remains unproven?</w:t>
       </w:r>
     </w:p>
     <w:p>
@@ -1293,13 +1745,58 @@
       </w:r>
     </w:p>
     <w:p>
-      <w:r>
-        <w:t>Support used: alone / hint / worked example. This record is practice evidence.</w:t>
-      </w:r>
-    </w:p>
-    <w:p>
-      <w:r>
-        <w:t>Project connection: Maintain a Study Buddy experiment log linking failure, single revision and paired rubric results.</w:t>
+      <w:pPr>
+        <w:pStyle w:val="Heading3"/>
+      </w:pPr>
+      <w:r>
+        <w:t>Record the help used</w:t>
+      </w:r>
+    </w:p>
+    <w:p>
+      <w:pPr>
+        <w:spacing w:line="336" w:lineRule="auto" w:after="180"/>
+        <w:shd w:fill="F1F6F8"/>
+      </w:pPr>
+      <w:r>
+        <w:rPr>
+          <w:b w:val="0"/>
+        </w:rPr>
+        <w:t xml:space="preserve">Support used: alone / hint / worked example. This record is practice </w:t>
+      </w:r>
+      <w:r>
+        <w:rPr>
+          <w:b/>
+        </w:rPr>
+        <w:t>evidence</w:t>
+      </w:r>
+      <w:r>
+        <w:rPr>
+          <w:b w:val="0"/>
+        </w:rPr>
+        <w:t>.</w:t>
+      </w:r>
+    </w:p>
+    <w:p>
+      <w:pPr>
+        <w:spacing w:line="336" w:lineRule="auto" w:after="180"/>
+      </w:pPr>
+      <w:r>
+        <w:rPr>
+          <w:b w:val="0"/>
+        </w:rPr>
+        <w:t xml:space="preserve">Project connection: Maintain a Study Buddy experiment log linking failure, single revision and paired </w:t>
+      </w:r>
+      <w:r>
+        <w:rPr>
+          <w:b/>
+        </w:rPr>
+        <w:t>rubric</w:t>
+      </w:r>
+      <w:r>
+        <w:rPr>
+          <w:b w:val="0"/>
+        </w:rPr>
+        <w:t xml:space="preserve"> results.</w:t>
       </w:r>
     </w:p>
     <w:p>
@@ -1312,17 +1809,88 @@
     </w:p>
     <w:p>
       <w:r>
+        <w:t>Keep this week’s input, deciding step, result and limit together in the Verified Study Buddy record.</w:t>
+      </w:r>
+    </w:p>
+    <w:p>
+      <w:pPr>
+        <w:spacing w:line="336" w:lineRule="auto" w:after="180"/>
+      </w:pPr>
+      <w:r>
+        <w:rPr>
+          <w:b w:val="0"/>
+        </w:rPr>
         <w:t>Project: Verified Study Buddy</w:t>
       </w:r>
     </w:p>
     <w:p>
-      <w:r>
-        <w:t>Current milestone: Make a transparent first version. Keep a trace of how one input becomes an output; explain the rule or learned component.</w:t>
-      </w:r>
-    </w:p>
-    <w:p>
-      <w:r>
-        <w:t>Maintain a Study Buddy experiment log linking failure, single revision and paired rubric results.</w:t>
+      <w:pPr>
+        <w:spacing w:line="336" w:lineRule="auto" w:after="180"/>
+      </w:pPr>
+      <w:r>
+        <w:rPr>
+          <w:b w:val="0"/>
+        </w:rPr>
+        <w:t xml:space="preserve">Current milestone: Make a transparent first </w:t>
+      </w:r>
+      <w:r>
+        <w:rPr>
+          <w:b/>
+        </w:rPr>
+        <w:t>version</w:t>
+      </w:r>
+      <w:r>
+        <w:rPr>
+          <w:b w:val="0"/>
+        </w:rPr>
+        <w:t xml:space="preserve">. Keep a trace of how one </w:t>
+      </w:r>
+      <w:r>
+        <w:rPr>
+          <w:b/>
+        </w:rPr>
+        <w:t>input</w:t>
+      </w:r>
+      <w:r>
+        <w:rPr>
+          <w:b w:val="0"/>
+        </w:rPr>
+        <w:t xml:space="preserve"> becomes an </w:t>
+      </w:r>
+      <w:r>
+        <w:rPr>
+          <w:b/>
+        </w:rPr>
+        <w:t>output</w:t>
+      </w:r>
+      <w:r>
+        <w:rPr>
+          <w:b w:val="0"/>
+        </w:rPr>
+        <w:t>; explain the rule or learned component.</w:t>
+      </w:r>
+    </w:p>
+    <w:p>
+      <w:pPr>
+        <w:spacing w:line="336" w:lineRule="auto" w:after="180"/>
+      </w:pPr>
+      <w:r>
+        <w:rPr>
+          <w:b w:val="0"/>
+        </w:rPr>
+        <w:t xml:space="preserve">Maintain a Study Buddy experiment log linking failure, single revision and paired </w:t>
+      </w:r>
+      <w:r>
+        <w:rPr>
+          <w:b/>
+        </w:rPr>
+        <w:t>rubric</w:t>
+      </w:r>
+      <w:r>
+        <w:rPr>
+          <w:b w:val="0"/>
+        </w:rPr>
+        <w:t xml:space="preserve"> results.</w:t>
       </w:r>
     </w:p>
     <w:tbl>
@@ -1484,11 +2052,28 @@
     </w:p>
     <w:p>
       <w:r>
+        <w:t>Try the supported questions before comparing with hints and feedback. Record what you repaired and the evidence you retained.</w:t>
+      </w:r>
+    </w:p>
+    <w:p>
+      <w:pPr>
+        <w:spacing w:line="336" w:lineRule="auto" w:after="180"/>
+      </w:pPr>
+      <w:r>
+        <w:rPr>
+          <w:b w:val="0"/>
+        </w:rPr>
         <w:t>Use this supported practice once, in the browser or on paper. Keep the reserved independent assessment for a separate first attempt before teacher feedback.</w:t>
       </w:r>
     </w:p>
     <w:p>
-      <w:r>
+      <w:pPr>
+        <w:spacing w:line="336" w:lineRule="auto" w:after="180"/>
+      </w:pPr>
+      <w:r>
+        <w:rPr>
+          <w:b w:val="0"/>
+        </w:rPr>
         <w:t>A fictional Study Buddy prompt invents a definition when approved notes omit it.</w:t>
       </w:r>
     </w:p>
@@ -1501,27 +2086,61 @@
       </w:r>
     </w:p>
     <w:p>
-      <w:r>
+      <w:pPr>
+        <w:spacing w:line="336" w:lineRule="auto" w:after="180"/>
+      </w:pPr>
+      <w:r>
+        <w:rPr>
+          <w:b w:val="0"/>
+        </w:rPr>
         <w:t>Which labelled step matches this detail? Inspect case 4 and reserve genuinely fresh questions for final evaluation.</w:t>
       </w:r>
     </w:p>
     <w:p>
-      <w:r>
+      <w:pPr>
+        <w:spacing w:line="336" w:lineRule="auto" w:after="180"/>
+        <w:shd w:fill="F4F9FC"/>
+      </w:pPr>
+      <w:r>
+        <w:rPr>
+          <w:b w:val="0"/>
+        </w:rPr>
         <w:t>1. Locate failure</w:t>
       </w:r>
     </w:p>
     <w:p>
-      <w:r>
+      <w:pPr>
+        <w:spacing w:line="336" w:lineRule="auto" w:after="180"/>
+        <w:shd w:fill="F4F9FC"/>
+      </w:pPr>
+      <w:r>
+        <w:rPr>
+          <w:b w:val="0"/>
+        </w:rPr>
         <w:t>2. Next action</w:t>
       </w:r>
     </w:p>
     <w:p>
-      <w:r>
+      <w:pPr>
+        <w:spacing w:line="336" w:lineRule="auto" w:after="180"/>
+        <w:shd w:fill="F4F9FC"/>
+      </w:pPr>
+      <w:r>
+        <w:rPr>
+          <w:b w:val="0"/>
+        </w:rPr>
         <w:t>3. One controlled change</w:t>
       </w:r>
     </w:p>
     <w:p>
-      <w:r>
+      <w:pPr>
+        <w:spacing w:line="336" w:lineRule="auto" w:after="180"/>
+        <w:shd w:fill="F4F9FC"/>
+      </w:pPr>
+      <w:r>
+        <w:rPr>
+          <w:b w:val="0"/>
+        </w:rPr>
         <w:t>4. Paired results</w:t>
       </w:r>
     </w:p>
@@ -1559,40 +2178,166 @@
       </w:r>
     </w:p>
     <w:p>
-      <w:r>
+      <w:pPr>
+        <w:pStyle w:val="Heading3"/>
+      </w:pPr>
+      <w:r>
+        <w:t>Hint · try first</w:t>
+      </w:r>
+    </w:p>
+    <w:p>
+      <w:pPr>
+        <w:spacing w:line="336" w:lineRule="auto" w:after="180"/>
+        <w:shd w:fill="F1F6F8"/>
+      </w:pPr>
+      <w:r>
+        <w:rPr>
+          <w:b w:val="0"/>
+        </w:rPr>
         <w:t>Hint if needed: Read the steps in the pictorial case. Match the supplied detail to the stage that performs or records it.</w:t>
       </w:r>
     </w:p>
     <w:p>
-      <w:r>
-        <w:t>After your attempt, compare with the supported explanation: Next action Inspect case 4 and reserve genuinely fresh questions for final evaluation. An iteration should respond to a recorded failure with a precise change. Comparing the same questions reveals whether other behavior changed too. The invented results show a development gain of one case, not a guarantee that the new instruction always works. Save prompt text, settings, source notes and case-level outcomes.</w:t>
-      </w:r>
-    </w:p>
-    <w:p>
       <w:pPr>
         <w:pStyle w:val="Heading3"/>
       </w:pPr>
       <w:r>
+        <w:t>Feedback · compare after trying</w:t>
+      </w:r>
+    </w:p>
+    <w:p>
+      <w:pPr>
+        <w:spacing w:line="336" w:lineRule="auto" w:after="180"/>
+        <w:shd w:fill="F1F6FC"/>
+      </w:pPr>
+      <w:r>
+        <w:rPr>
+          <w:b w:val="0"/>
+        </w:rPr>
+        <w:t xml:space="preserve">After your attempt, compare with the supported explanation: Next action Inspect case 4 and reserve genuinely fresh questions for final evaluation. An </w:t>
+      </w:r>
+      <w:r>
+        <w:rPr>
+          <w:b/>
+        </w:rPr>
+        <w:t>iteration</w:t>
+      </w:r>
+      <w:r>
+        <w:rPr>
+          <w:b w:val="0"/>
+        </w:rPr>
+        <w:t xml:space="preserve"> should respond to a recorded failure with a precise change.</w:t>
+      </w:r>
+    </w:p>
+    <w:p>
+      <w:pPr>
+        <w:spacing w:line="336" w:lineRule="auto" w:after="180"/>
+        <w:shd w:fill="F1F6FC"/>
+      </w:pPr>
+      <w:r>
+        <w:rPr>
+          <w:b w:val="0"/>
+        </w:rPr>
+        <w:t>Comparing the same questions reveals whether other behavior changed too. The invented results show a development gain of one case, not a guarantee that the new instruction always works.</w:t>
+      </w:r>
+    </w:p>
+    <w:p>
+      <w:pPr>
+        <w:spacing w:line="336" w:lineRule="auto" w:after="180"/>
+        <w:shd w:fill="F1F6FC"/>
+      </w:pPr>
+      <w:r>
+        <w:rPr>
+          <w:b w:val="0"/>
+        </w:rPr>
+        <w:t>Save prompt text, settings, source notes and case-level outcomes.</w:t>
+      </w:r>
+    </w:p>
+    <w:p>
+      <w:pPr>
+        <w:pStyle w:val="Heading3"/>
+      </w:pPr>
+      <w:r>
         <w:t>Practice 2: explain the deciding evidence</w:t>
       </w:r>
     </w:p>
     <w:p>
-      <w:r>
+      <w:pPr>
+        <w:pStyle w:val="Heading3"/>
+      </w:pPr>
+      <w:r>
+        <w:t>Changed case · predict first</w:t>
+      </w:r>
+    </w:p>
+    <w:p>
+      <w:pPr>
+        <w:spacing w:line="336" w:lineRule="auto" w:after="180"/>
+        <w:shd w:fill="F5F1FB"/>
+      </w:pPr>
+      <w:r>
+        <w:rPr>
+          <w:b w:val="0"/>
+        </w:rPr>
         <w:t>Changed-case practice: Change model settings and note wording at the same time as the prompt. Which conclusion is supported by the supplied facts?</w:t>
       </w:r>
     </w:p>
     <w:p>
-      <w:r>
-        <w:t>1. We can decide the result without examining the changed input or the procedure.</w:t>
-      </w:r>
-    </w:p>
-    <w:p>
-      <w:r>
-        <w:t>2. This one example guarantees correct results for every future input.</w:t>
-      </w:r>
-    </w:p>
-    <w:p>
-      <w:r>
+      <w:pPr>
+        <w:spacing w:line="336" w:lineRule="auto" w:after="180"/>
+        <w:shd w:fill="F4F9FC"/>
+      </w:pPr>
+      <w:r>
+        <w:rPr>
+          <w:b w:val="0"/>
+        </w:rPr>
+        <w:t xml:space="preserve">1. We can decide the result without examining the changed </w:t>
+      </w:r>
+      <w:r>
+        <w:rPr>
+          <w:b/>
+        </w:rPr>
+        <w:t>input</w:t>
+      </w:r>
+      <w:r>
+        <w:rPr>
+          <w:b w:val="0"/>
+        </w:rPr>
+        <w:t xml:space="preserve"> or the procedure.</w:t>
+      </w:r>
+    </w:p>
+    <w:p>
+      <w:pPr>
+        <w:spacing w:line="336" w:lineRule="auto" w:after="180"/>
+        <w:shd w:fill="F4F9FC"/>
+      </w:pPr>
+      <w:r>
+        <w:rPr>
+          <w:b w:val="0"/>
+        </w:rPr>
+        <w:t xml:space="preserve">2. This one example guarantees correct results for every future </w:t>
+      </w:r>
+      <w:r>
+        <w:rPr>
+          <w:b/>
+        </w:rPr>
+        <w:t>input</w:t>
+      </w:r>
+      <w:r>
+        <w:rPr>
+          <w:b w:val="0"/>
+        </w:rPr>
+        <w:t>.</w:t>
+      </w:r>
+    </w:p>
+    <w:p>
+      <w:pPr>
+        <w:spacing w:line="336" w:lineRule="auto" w:after="180"/>
+        <w:shd w:fill="F4F9FC"/>
+      </w:pPr>
+      <w:r>
+        <w:rPr>
+          <w:b w:val="0"/>
+        </w:rPr>
         <w:t>3. The comparison no longer isolates the prompt revision.</w:t>
       </w:r>
     </w:p>
@@ -1630,36 +2375,165 @@
       </w:r>
     </w:p>
     <w:p>
-      <w:r>
+      <w:pPr>
+        <w:pStyle w:val="Heading3"/>
+      </w:pPr>
+      <w:r>
+        <w:t>Hint · try first</w:t>
+      </w:r>
+    </w:p>
+    <w:p>
+      <w:pPr>
+        <w:spacing w:line="336" w:lineRule="auto" w:after="180"/>
+        <w:shd w:fill="F1F6F8"/>
+      </w:pPr>
+      <w:r>
+        <w:rPr>
+          <w:b w:val="0"/>
+        </w:rPr>
         <w:t>Hint if needed: Use the changed condition and the deciding step in the pictorial trace. The answer must say what follows from those facts.</w:t>
       </w:r>
     </w:p>
     <w:p>
-      <w:r>
-        <w:t>After your attempt, compare with the supported explanation: The comparison no longer isolates the prompt revision. Several changes could explain the altered outputs; record them or run separate controlled comparisons.</w:t>
-      </w:r>
-    </w:p>
-    <w:p>
       <w:pPr>
         <w:pStyle w:val="Heading3"/>
       </w:pPr>
       <w:r>
+        <w:t>Feedback · compare after trying</w:t>
+      </w:r>
+    </w:p>
+    <w:p>
+      <w:pPr>
+        <w:spacing w:line="336" w:lineRule="auto" w:after="180"/>
+        <w:shd w:fill="F1F6FC"/>
+      </w:pPr>
+      <w:r>
+        <w:rPr>
+          <w:b w:val="0"/>
+        </w:rPr>
+        <w:t xml:space="preserve">After your attempt, compare with the supported explanation: The comparison no longer isolates the prompt revision. Several changes could explain the altered </w:t>
+      </w:r>
+      <w:r>
+        <w:rPr>
+          <w:b/>
+        </w:rPr>
+        <w:t>output</w:t>
+      </w:r>
+      <w:r>
+        <w:rPr>
+          <w:b w:val="0"/>
+        </w:rPr>
+        <w:t>s; record them or run separate controlled comparisons.</w:t>
+      </w:r>
+    </w:p>
+    <w:p>
+      <w:pPr>
+        <w:pStyle w:val="Heading3"/>
+      </w:pPr>
+      <w:r>
         <w:t>Repair a missing building block</w:t>
       </w:r>
     </w:p>
     <w:p>
-      <w:r>
-        <w:t>Review Examples and Rubrics (ai-3/6). Goal: Write a prompt specification with observable response criteria. Short practice: Explain why neither original nor changed draft is a full pass, and provide a complete repaired card.. Return to this week and explain what you changed.</w:t>
-      </w:r>
-    </w:p>
-    <w:p>
-      <w:r>
-        <w:t>Review Sampling and Variability (ai-3/4). Goal: Sample from a distribution using explicit cumulative intervals. Short practice: Does T=0.5 make B impossible, and does choosing A guarantee factual accuracy?. Return to this week and explain what you changed.</w:t>
-      </w:r>
-    </w:p>
-    <w:p>
-      <w:r>
-        <w:t>Review Predictive and Generative AI (ai-3/1). Goal: Distinguish discriminative prediction from generation by inspecting the requested output. Short practice: Identify the first unsupported claim and explain what source would be needed before asserting it.. Return to this week and explain what you changed.</w:t>
+      <w:pPr>
+        <w:spacing w:line="336" w:lineRule="auto" w:after="180"/>
+      </w:pPr>
+      <w:r>
+        <w:rPr>
+          <w:b w:val="0"/>
+        </w:rPr>
+        <w:t xml:space="preserve">Review Examples and </w:t>
+      </w:r>
+      <w:r>
+        <w:rPr>
+          <w:b/>
+        </w:rPr>
+        <w:t>Rubric</w:t>
+      </w:r>
+      <w:r>
+        <w:rPr>
+          <w:b w:val="0"/>
+        </w:rPr>
+        <w:t>s (ai-3/6). Goal: Write a prompt specification with observable response criteria. Short practice: Explain why neither original nor changed draft is a full pass, and provide a complete repaired card..</w:t>
+      </w:r>
+    </w:p>
+    <w:p>
+      <w:pPr>
+        <w:spacing w:line="336" w:lineRule="auto" w:after="180"/>
+      </w:pPr>
+      <w:r>
+        <w:rPr>
+          <w:b w:val="0"/>
+        </w:rPr>
+        <w:t>Return to this week and explain what you changed.</w:t>
+      </w:r>
+    </w:p>
+    <w:p>
+      <w:pPr>
+        <w:spacing w:line="336" w:lineRule="auto" w:after="180"/>
+      </w:pPr>
+      <w:r>
+        <w:rPr>
+          <w:b w:val="0"/>
+        </w:rPr>
+        <w:t>Review Sampling and Variability (ai-3/4). Goal: Sample from a distribution using explicit cumulative intervals. Short practice: Does T=0.5 make B impossible, and does choosing A guarantee factual accuracy?.</w:t>
+      </w:r>
+    </w:p>
+    <w:p>
+      <w:pPr>
+        <w:spacing w:line="336" w:lineRule="auto" w:after="180"/>
+      </w:pPr>
+      <w:r>
+        <w:rPr>
+          <w:b w:val="0"/>
+        </w:rPr>
+        <w:t>Return to this week and explain what you changed.</w:t>
+      </w:r>
+    </w:p>
+    <w:p>
+      <w:pPr>
+        <w:spacing w:line="336" w:lineRule="auto" w:after="180"/>
+      </w:pPr>
+      <w:r>
+        <w:rPr>
+          <w:b w:val="0"/>
+        </w:rPr>
+        <w:t xml:space="preserve">Review Predictive and Generative AI (ai-3/1). Goal: Distinguish discriminative </w:t>
+      </w:r>
+      <w:r>
+        <w:rPr>
+          <w:b/>
+        </w:rPr>
+        <w:t>prediction</w:t>
+      </w:r>
+      <w:r>
+        <w:rPr>
+          <w:b w:val="0"/>
+        </w:rPr>
+        <w:t xml:space="preserve"> from generation by inspecting the requested </w:t>
+      </w:r>
+      <w:r>
+        <w:rPr>
+          <w:b/>
+        </w:rPr>
+        <w:t>output</w:t>
+      </w:r>
+      <w:r>
+        <w:rPr>
+          <w:b w:val="0"/>
+        </w:rPr>
+        <w:t>.</w:t>
+      </w:r>
+    </w:p>
+    <w:p>
+      <w:pPr>
+        <w:spacing w:line="336" w:lineRule="auto" w:after="180"/>
+      </w:pPr>
+      <w:r>
+        <w:rPr>
+          <w:b w:val="0"/>
+        </w:rPr>
+        <w:t>Short practice: Identify the first unsupported claim and explain what source would be needed before asserting it.. Return to this week and explain what you changed.</w:t>
       </w:r>
     </w:p>
     <w:p>
@@ -1671,8 +2545,37 @@
       </w:r>
     </w:p>
     <w:p>
-      <w:r>
-        <w:t>Use Download completed work in the hosted lesson to export your answers, reflections, practice feedback and code-run evidence. Open the HTML copy to read or print it. Drafts stay in this browser when storage is available; clear drafts on a shared device.</w:t>
+      <w:pPr>
+        <w:spacing w:line="336" w:lineRule="auto" w:after="180"/>
+      </w:pPr>
+      <w:r>
+        <w:rPr>
+          <w:b w:val="0"/>
+        </w:rPr>
+        <w:t xml:space="preserve">Use Download completed work in the hosted lesson to export your answers, reflections, practice feedback and code-run </w:t>
+      </w:r>
+      <w:r>
+        <w:rPr>
+          <w:b/>
+        </w:rPr>
+        <w:t>evidence</w:t>
+      </w:r>
+      <w:r>
+        <w:rPr>
+          <w:b w:val="0"/>
+        </w:rPr>
+        <w:t>. Open the HTML copy to read or print it.</w:t>
+      </w:r>
+    </w:p>
+    <w:p>
+      <w:pPr>
+        <w:spacing w:line="336" w:lineRule="auto" w:after="180"/>
+      </w:pPr>
+      <w:r>
+        <w:rPr>
+          <w:b w:val="0"/>
+        </w:rPr>
+        <w:t>Drafts stay in this browser when storage is available; clear drafts on a shared device.</w:t>
       </w:r>
     </w:p>
     <w:p>
@@ -1686,6 +2589,836 @@
     <w:p>
       <w:r>
         <w:t>________________________________________________________________</w:t>
+      </w:r>
+    </w:p>
+    <w:p>
+      <w:r>
+        <w:t>________________________________________________________________</w:t>
+      </w:r>
+    </w:p>
+    <w:p>
+      <w:r>
+        <w:t>________________________________________________________________</w:t>
+      </w:r>
+    </w:p>
+    <w:p>
+      <w:r>
+        <w:t>________________________________________________________________</w:t>
+      </w:r>
+    </w:p>
+    <w:p>
+      <w:r>
+        <w:t>________________________________________________________________</w:t>
+      </w:r>
+    </w:p>
+    <w:p>
+      <w:pPr>
+        <w:pStyle w:val="Heading1"/>
+      </w:pPr>
+      <w:r>
+        <w:t>21. Visual concept journey</w:t>
+      </w:r>
+    </w:p>
+    <w:p>
+      <w:r>
+        <w:t>Explain each Iterative Prompting picture from its labels, then record a relevant limit.</w:t>
+      </w:r>
+    </w:p>
+    <w:p>
+      <w:pPr>
+        <w:pStyle w:val="Heading3"/>
+      </w:pPr>
+      <w:r>
+        <w:t>01. Iterative Prompting: the case</w:t>
+      </w:r>
+    </w:p>
+    <w:p>
+      <w:r>
+        <w:drawing>
+          <wp:inline xmlns:a="http://schemas.openxmlformats.org/drawingml/2006/main" xmlns:pic="http://schemas.openxmlformats.org/drawingml/2006/picture">
+            <wp:extent cx="5486400" cy="3142488"/>
+            <wp:docPr id="2" name="Picture 2" descr="A fictional Study Buddy prompt invents a definition when approved notes omit it. Supplied facts: P asks “answer helpfully”. Revision Q adds “if approved notes lack the answer, say not supplied”. Hold model settings and four development questions fixed. P passes 1,2; Q passes 1,2,3. Case 4 still fails."/>
+            <wp:cNvGraphicFramePr>
+              <a:graphicFrameLocks noChangeAspect="1"/>
+            </wp:cNvGraphicFramePr>
+            <a:graphic>
+              <a:graphicData uri="http://schemas.openxmlformats.org/drawingml/2006/picture">
+                <pic:pic>
+                  <pic:nvPicPr>
+                    <pic:cNvPr id="0" name="academy-story-ai-3-7-01.png"/>
+                    <pic:cNvPicPr/>
+                  </pic:nvPicPr>
+                  <pic:blipFill>
+                    <a:blip r:embed="rId10"/>
+                    <a:stretch>
+                      <a:fillRect/>
+                    </a:stretch>
+                  </pic:blipFill>
+                  <pic:spPr>
+                    <a:xfrm>
+                      <a:off x="0" y="0"/>
+                      <a:ext cx="5486400" cy="3142488"/>
+                    </a:xfrm>
+                    <a:prstGeom prst="rect"/>
+                  </pic:spPr>
+                </pic:pic>
+              </a:graphicData>
+            </a:graphic>
+          </wp:inline>
+        </w:drawing>
+      </w:r>
+    </w:p>
+    <w:p>
+      <w:pPr>
+        <w:spacing w:line="336" w:lineRule="auto" w:after="180"/>
+      </w:pPr>
+      <w:r>
+        <w:rPr>
+          <w:b w:val="0"/>
+        </w:rPr>
+        <w:t>A fictional Study Buddy prompt invents a definition when approved notes omit it. Supplied facts: P asks “answer helpfully”. Revision Q adds “if approved notes lack the answer, say not supplied”.</w:t>
+      </w:r>
+    </w:p>
+    <w:p>
+      <w:pPr>
+        <w:spacing w:line="336" w:lineRule="auto" w:after="180"/>
+      </w:pPr>
+      <w:r>
+        <w:rPr>
+          <w:b w:val="0"/>
+        </w:rPr>
+        <w:t>Hold model settings and four development questions fixed. P passes 1,2; Q passes 1,2,3. Case 4 still fails.</w:t>
+      </w:r>
+    </w:p>
+    <w:p>
+      <w:pPr>
+        <w:spacing w:line="336" w:lineRule="auto" w:after="180"/>
+        <w:shd w:fill="F5F1FB"/>
+      </w:pPr>
+      <w:r>
+        <w:rPr>
+          <w:b w:val="0"/>
+        </w:rPr>
+        <w:t>Point to the given fact that matters most. Explain why it matters.</w:t>
+      </w:r>
+    </w:p>
+    <w:p>
+      <w:pPr>
+        <w:pStyle w:val="Heading3"/>
+      </w:pPr>
+      <w:r>
+        <w:t>My picture explanation, deciding evidence and one limit</w:t>
+      </w:r>
+    </w:p>
+    <w:p>
+      <w:r>
+        <w:t>________________________________________________________________</w:t>
+      </w:r>
+    </w:p>
+    <w:p>
+      <w:r>
+        <w:t>________________________________________________________________</w:t>
+      </w:r>
+    </w:p>
+    <w:p>
+      <w:r>
+        <w:t>________________________________________________________________</w:t>
+      </w:r>
+    </w:p>
+    <w:p>
+      <w:r>
+        <w:t>________________________________________________________________</w:t>
+      </w:r>
+    </w:p>
+    <w:p>
+      <w:pPr>
+        <w:pStyle w:val="Heading3"/>
+      </w:pPr>
+      <w:r>
+        <w:t>02. Follow the deciding steps</w:t>
+      </w:r>
+    </w:p>
+    <w:p>
+      <w:r>
+        <w:drawing>
+          <wp:inline xmlns:a="http://schemas.openxmlformats.org/drawingml/2006/main" xmlns:pic="http://schemas.openxmlformats.org/drawingml/2006/picture">
+            <wp:extent cx="5486400" cy="4005072"/>
+            <wp:docPr id="3" name="Picture 3" descr="Locate failure: The target defect is unsupported answers when notes are missing. → One controlled change: Q adds the missing-evidence rule; other instructions remain fixed. → Paired results: P=2/4; Q=3/4; gain is case 3, with case 4 unresolved. → Next action: Inspect case 4 and reserve genuinely fresh questions for final evaluation."/>
+            <wp:cNvGraphicFramePr>
+              <a:graphicFrameLocks noChangeAspect="1"/>
+            </wp:cNvGraphicFramePr>
+            <a:graphic>
+              <a:graphicData uri="http://schemas.openxmlformats.org/drawingml/2006/picture">
+                <pic:pic>
+                  <pic:nvPicPr>
+                    <pic:cNvPr id="0" name="academy-story-ai-3-7-02.png"/>
+                    <pic:cNvPicPr/>
+                  </pic:nvPicPr>
+                  <pic:blipFill>
+                    <a:blip r:embed="rId11"/>
+                    <a:stretch>
+                      <a:fillRect/>
+                    </a:stretch>
+                  </pic:blipFill>
+                  <pic:spPr>
+                    <a:xfrm>
+                      <a:off x="0" y="0"/>
+                      <a:ext cx="5486400" cy="4005072"/>
+                    </a:xfrm>
+                    <a:prstGeom prst="rect"/>
+                  </pic:spPr>
+                </pic:pic>
+              </a:graphicData>
+            </a:graphic>
+          </wp:inline>
+        </w:drawing>
+      </w:r>
+    </w:p>
+    <w:p>
+      <w:pPr>
+        <w:spacing w:line="336" w:lineRule="auto" w:after="180"/>
+      </w:pPr>
+      <w:r>
+        <w:rPr>
+          <w:b w:val="0"/>
+        </w:rPr>
+        <w:t>Locate failure: The target defect is unsupported answers when notes are missing. → One controlled change: Q adds the missing-</w:t>
+      </w:r>
+      <w:r>
+        <w:rPr>
+          <w:b/>
+        </w:rPr>
+        <w:t>evidence</w:t>
+      </w:r>
+      <w:r>
+        <w:rPr>
+          <w:b w:val="0"/>
+        </w:rPr>
+        <w:t xml:space="preserve"> rule; other instructions remain fixed. → Paired results: P=2/4; Q=3/4; gain is case 3, with case 4 unresolved. → Next action: Inspect case 4 and reserve genuinely fresh questions for final evaluation.</w:t>
+      </w:r>
+    </w:p>
+    <w:p>
+      <w:pPr>
+        <w:spacing w:line="336" w:lineRule="auto" w:after="180"/>
+        <w:shd w:fill="F5F1FB"/>
+      </w:pPr>
+      <w:r>
+        <w:rPr>
+          <w:b w:val="0"/>
+        </w:rPr>
+        <w:t xml:space="preserve">Point to each numbered stage and explain which recorded </w:t>
+      </w:r>
+      <w:r>
+        <w:rPr>
+          <w:b/>
+        </w:rPr>
+        <w:t>input</w:t>
+      </w:r>
+      <w:r>
+        <w:rPr>
+          <w:b w:val="0"/>
+        </w:rPr>
+        <w:t xml:space="preserve"> it uses.</w:t>
+      </w:r>
+    </w:p>
+    <w:p>
+      <w:pPr>
+        <w:pStyle w:val="Heading3"/>
+      </w:pPr>
+      <w:r>
+        <w:t>My picture explanation, deciding evidence and one limit</w:t>
+      </w:r>
+    </w:p>
+    <w:p>
+      <w:r>
+        <w:t>________________________________________________________________</w:t>
+      </w:r>
+    </w:p>
+    <w:p>
+      <w:r>
+        <w:t>________________________________________________________________</w:t>
+      </w:r>
+    </w:p>
+    <w:p>
+      <w:r>
+        <w:t>________________________________________________________________</w:t>
+      </w:r>
+    </w:p>
+    <w:p>
+      <w:r>
+        <w:t>________________________________________________________________</w:t>
+      </w:r>
+    </w:p>
+    <w:p>
+      <w:pPr>
+        <w:pStyle w:val="Heading3"/>
+      </w:pPr>
+      <w:r>
+        <w:t>03. Controlled prompt experiments — evidence trace</w:t>
+      </w:r>
+    </w:p>
+    <w:p>
+      <w:r>
+        <w:drawing>
+          <wp:inline xmlns:a="http://schemas.openxmlformats.org/drawingml/2006/main" xmlns:pic="http://schemas.openxmlformats.org/drawingml/2006/picture">
+            <wp:extent cx="5486400" cy="2843784"/>
+            <wp:docPr id="4" name="Picture 4" descr="Controlled prompt experiments — evidence trace. On six development cases P passes cases 1, 2, 3, 4; Q passes 1, 2, 3, 5, 6. Missing-approval cases are 4 and 6. Compare totals and condition results. | Evaluate both prompts on paired cases with fixed model/version, source records, output contract and scoring rubric. | P passes 4/6 and Q 5/6. P passes one of two missing-approval cases, Q also one of two."/>
+            <wp:cNvGraphicFramePr>
+              <a:graphicFrameLocks noChangeAspect="1"/>
+            </wp:cNvGraphicFramePr>
+            <a:graphic>
+              <a:graphicData uri="http://schemas.openxmlformats.org/drawingml/2006/picture">
+                <pic:pic>
+                  <pic:nvPicPr>
+                    <pic:cNvPr id="0" name="academy-story-ai-3-7-03.png"/>
+                    <pic:cNvPicPr/>
+                  </pic:nvPicPr>
+                  <pic:blipFill>
+                    <a:blip r:embed="rId12"/>
+                    <a:stretch>
+                      <a:fillRect/>
+                    </a:stretch>
+                  </pic:blipFill>
+                  <pic:spPr>
+                    <a:xfrm>
+                      <a:off x="0" y="0"/>
+                      <a:ext cx="5486400" cy="2843784"/>
+                    </a:xfrm>
+                    <a:prstGeom prst="rect"/>
+                  </pic:spPr>
+                </pic:pic>
+              </a:graphicData>
+            </a:graphic>
+          </wp:inline>
+        </w:drawing>
+      </w:r>
+    </w:p>
+    <w:p>
+      <w:pPr>
+        <w:spacing w:line="336" w:lineRule="auto" w:after="180"/>
+      </w:pPr>
+      <w:r>
+        <w:rPr>
+          <w:b w:val="0"/>
+        </w:rPr>
+        <w:t xml:space="preserve">Controlled prompt experiments — </w:t>
+      </w:r>
+      <w:r>
+        <w:rPr>
+          <w:b/>
+        </w:rPr>
+        <w:t>evidence</w:t>
+      </w:r>
+      <w:r>
+        <w:rPr>
+          <w:b w:val="0"/>
+        </w:rPr>
+        <w:t xml:space="preserve"> trace. On six development cases P passes cases 1, 2, 3, 4; Q passes 1, 2, 3, 5, 6. Missing-approval cases are 4 and 6.</w:t>
+      </w:r>
+    </w:p>
+    <w:p>
+      <w:pPr>
+        <w:spacing w:line="336" w:lineRule="auto" w:after="180"/>
+      </w:pPr>
+      <w:r>
+        <w:rPr>
+          <w:b w:val="0"/>
+        </w:rPr>
+        <w:t xml:space="preserve">Compare totals and condition results. | Evaluate both prompts on </w:t>
+      </w:r>
+      <w:r>
+        <w:rPr>
+          <w:b/>
+        </w:rPr>
+        <w:t>paired case</w:t>
+      </w:r>
+      <w:r>
+        <w:rPr>
+          <w:b w:val="0"/>
+        </w:rPr>
+        <w:t>s with fixed model/</w:t>
+      </w:r>
+      <w:r>
+        <w:rPr>
+          <w:b/>
+        </w:rPr>
+        <w:t>version</w:t>
+      </w:r>
+      <w:r>
+        <w:rPr>
+          <w:b w:val="0"/>
+        </w:rPr>
+        <w:t xml:space="preserve">, source records, </w:t>
+      </w:r>
+      <w:r>
+        <w:rPr>
+          <w:b/>
+        </w:rPr>
+        <w:t>output</w:t>
+      </w:r>
+      <w:r>
+        <w:rPr>
+          <w:b w:val="0"/>
+        </w:rPr>
+        <w:t xml:space="preserve"> contract and scoring </w:t>
+      </w:r>
+      <w:r>
+        <w:rPr>
+          <w:b/>
+        </w:rPr>
+        <w:t>rubric</w:t>
+      </w:r>
+      <w:r>
+        <w:rPr>
+          <w:b w:val="0"/>
+        </w:rPr>
+        <w:t>. | P passes 4/6 and Q 5/6.</w:t>
+      </w:r>
+    </w:p>
+    <w:p>
+      <w:pPr>
+        <w:spacing w:line="336" w:lineRule="auto" w:after="180"/>
+      </w:pPr>
+      <w:r>
+        <w:rPr>
+          <w:b w:val="0"/>
+        </w:rPr>
+        <w:t>P passes one of two missing-approval cases, Q also one of two.</w:t>
+      </w:r>
+    </w:p>
+    <w:p>
+      <w:pPr>
+        <w:spacing w:line="336" w:lineRule="auto" w:after="180"/>
+        <w:shd w:fill="F5F1FB"/>
+      </w:pPr>
+      <w:r>
+        <w:rPr>
+          <w:b w:val="0"/>
+        </w:rPr>
+        <w:t>Read the labels and values. Explain the relationship the model shows.</w:t>
+      </w:r>
+    </w:p>
+    <w:p>
+      <w:pPr>
+        <w:pStyle w:val="Heading3"/>
+      </w:pPr>
+      <w:r>
+        <w:t>My picture explanation, deciding evidence and one limit</w:t>
+      </w:r>
+    </w:p>
+    <w:p>
+      <w:r>
+        <w:t>________________________________________________________________</w:t>
+      </w:r>
+    </w:p>
+    <w:p>
+      <w:r>
+        <w:t>________________________________________________________________</w:t>
+      </w:r>
+    </w:p>
+    <w:p>
+      <w:r>
+        <w:t>________________________________________________________________</w:t>
+      </w:r>
+    </w:p>
+    <w:p>
+      <w:r>
+        <w:t>________________________________________________________________</w:t>
+      </w:r>
+    </w:p>
+    <w:p>
+      <w:pPr>
+        <w:pStyle w:val="Heading3"/>
+      </w:pPr>
+      <w:r>
+        <w:t>04. Change one thing. Trace what follows.</w:t>
+      </w:r>
+    </w:p>
+    <w:p>
+      <w:r>
+        <w:drawing>
+          <wp:inline xmlns:a="http://schemas.openxmlformats.org/drawingml/2006/main" xmlns:pic="http://schemas.openxmlformats.org/drawingml/2006/picture">
+            <wp:extent cx="5486400" cy="3179064"/>
+            <wp:docPr id="5" name="Picture 5" descr="Original case: Inspect case 4 and reserve genuinely fresh questions for final evaluation. Changed condition: Change model settings and note wording at the same time as the prompt. Expected result: The comparison no longer isolates the prompt revision. Reason: Several changes could explain the altered outputs; record them or run separate controlled comparisons."/>
+            <wp:cNvGraphicFramePr>
+              <a:graphicFrameLocks noChangeAspect="1"/>
+            </wp:cNvGraphicFramePr>
+            <a:graphic>
+              <a:graphicData uri="http://schemas.openxmlformats.org/drawingml/2006/picture">
+                <pic:pic>
+                  <pic:nvPicPr>
+                    <pic:cNvPr id="0" name="academy-story-ai-3-7-04.png"/>
+                    <pic:cNvPicPr/>
+                  </pic:nvPicPr>
+                  <pic:blipFill>
+                    <a:blip r:embed="rId13"/>
+                    <a:stretch>
+                      <a:fillRect/>
+                    </a:stretch>
+                  </pic:blipFill>
+                  <pic:spPr>
+                    <a:xfrm>
+                      <a:off x="0" y="0"/>
+                      <a:ext cx="5486400" cy="3179064"/>
+                    </a:xfrm>
+                    <a:prstGeom prst="rect"/>
+                  </pic:spPr>
+                </pic:pic>
+              </a:graphicData>
+            </a:graphic>
+          </wp:inline>
+        </w:drawing>
+      </w:r>
+    </w:p>
+    <w:p>
+      <w:pPr>
+        <w:spacing w:line="336" w:lineRule="auto" w:after="180"/>
+      </w:pPr>
+      <w:r>
+        <w:rPr>
+          <w:b w:val="0"/>
+        </w:rPr>
+        <w:t>Original case: Inspect case 4 and reserve genuinely fresh questions for final evaluation. Changed condition: Change model settings and note wording at the same time as the prompt.</w:t>
+      </w:r>
+    </w:p>
+    <w:p>
+      <w:pPr>
+        <w:spacing w:line="336" w:lineRule="auto" w:after="180"/>
+      </w:pPr>
+      <w:r>
+        <w:rPr>
+          <w:b w:val="0"/>
+        </w:rPr>
+        <w:t xml:space="preserve">Expected result: The comparison no longer isolates the prompt revision. Reason: Several changes could explain the altered </w:t>
+      </w:r>
+      <w:r>
+        <w:rPr>
+          <w:b/>
+        </w:rPr>
+        <w:t>output</w:t>
+      </w:r>
+      <w:r>
+        <w:rPr>
+          <w:b w:val="0"/>
+        </w:rPr>
+        <w:t>s; record them or run separate controlled comparisons.</w:t>
+      </w:r>
+    </w:p>
+    <w:p>
+      <w:pPr>
+        <w:spacing w:line="336" w:lineRule="auto" w:after="180"/>
+        <w:shd w:fill="F5F1FB"/>
+      </w:pPr>
+      <w:r>
+        <w:rPr>
+          <w:b w:val="0"/>
+        </w:rPr>
+        <w:t>Predict before checking the worked changed-case result. Name what changed and what the supplied facts allow you to conclude.</w:t>
+      </w:r>
+    </w:p>
+    <w:p>
+      <w:pPr>
+        <w:pStyle w:val="Heading3"/>
+      </w:pPr>
+      <w:r>
+        <w:t>My picture explanation, deciding evidence and one limit</w:t>
+      </w:r>
+    </w:p>
+    <w:p>
+      <w:r>
+        <w:t>________________________________________________________________</w:t>
+      </w:r>
+    </w:p>
+    <w:p>
+      <w:r>
+        <w:t>________________________________________________________________</w:t>
+      </w:r>
+    </w:p>
+    <w:p>
+      <w:r>
+        <w:t>________________________________________________________________</w:t>
+      </w:r>
+    </w:p>
+    <w:p>
+      <w:r>
+        <w:t>________________________________________________________________</w:t>
+      </w:r>
+    </w:p>
+    <w:p>
+      <w:pPr>
+        <w:pStyle w:val="Heading3"/>
+      </w:pPr>
+      <w:r>
+        <w:t>05. Connect the explanation to its limit</w:t>
+      </w:r>
+    </w:p>
+    <w:p>
+      <w:r>
+        <w:drawing>
+          <wp:inline xmlns:a="http://schemas.openxmlformats.org/drawingml/2006/main" xmlns:pic="http://schemas.openxmlformats.org/drawingml/2006/picture">
+            <wp:extent cx="5486400" cy="2834640"/>
+            <wp:docPr id="6" name="Picture 6" descr="An iteration should respond to a recorded failure with a precise change. Comparing the same questions reveals whether other behavior changed too. The invented results show a development gain of one case, not a guarantee that the new instruction always works. Save prompt text, settings, source notes and case-level outcomes. Limit: Stochastic output can vary across runs; a small comparison does not prove an average effect or classroom learning benefit."/>
+            <wp:cNvGraphicFramePr>
+              <a:graphicFrameLocks noChangeAspect="1"/>
+            </wp:cNvGraphicFramePr>
+            <a:graphic>
+              <a:graphicData uri="http://schemas.openxmlformats.org/drawingml/2006/picture">
+                <pic:pic>
+                  <pic:nvPicPr>
+                    <pic:cNvPr id="0" name="academy-story-ai-3-7-05.png"/>
+                    <pic:cNvPicPr/>
+                  </pic:nvPicPr>
+                  <pic:blipFill>
+                    <a:blip r:embed="rId14"/>
+                    <a:stretch>
+                      <a:fillRect/>
+                    </a:stretch>
+                  </pic:blipFill>
+                  <pic:spPr>
+                    <a:xfrm>
+                      <a:off x="0" y="0"/>
+                      <a:ext cx="5486400" cy="2834640"/>
+                    </a:xfrm>
+                    <a:prstGeom prst="rect"/>
+                  </pic:spPr>
+                </pic:pic>
+              </a:graphicData>
+            </a:graphic>
+          </wp:inline>
+        </w:drawing>
+      </w:r>
+    </w:p>
+    <w:p>
+      <w:pPr>
+        <w:spacing w:line="336" w:lineRule="auto" w:after="180"/>
+      </w:pPr>
+      <w:r>
+        <w:rPr>
+          <w:b w:val="0"/>
+        </w:rPr>
+        <w:t xml:space="preserve">An </w:t>
+      </w:r>
+      <w:r>
+        <w:rPr>
+          <w:b/>
+        </w:rPr>
+        <w:t>iteration</w:t>
+      </w:r>
+      <w:r>
+        <w:rPr>
+          <w:b w:val="0"/>
+        </w:rPr>
+        <w:t xml:space="preserve"> should respond to a recorded failure with a precise change. Comparing the same questions reveals whether other behavior changed too.</w:t>
+      </w:r>
+    </w:p>
+    <w:p>
+      <w:pPr>
+        <w:spacing w:line="336" w:lineRule="auto" w:after="180"/>
+      </w:pPr>
+      <w:r>
+        <w:rPr>
+          <w:b w:val="0"/>
+        </w:rPr>
+        <w:t>The invented results show a development gain of one case, not a guarantee that the new instruction always works. Save prompt text, settings, source notes and case-level outcomes.</w:t>
+      </w:r>
+    </w:p>
+    <w:p>
+      <w:pPr>
+        <w:spacing w:line="336" w:lineRule="auto" w:after="180"/>
+      </w:pPr>
+      <w:r>
+        <w:rPr>
+          <w:b w:val="0"/>
+        </w:rPr>
+        <w:t xml:space="preserve">Limit: Stochastic </w:t>
+      </w:r>
+      <w:r>
+        <w:rPr>
+          <w:b/>
+        </w:rPr>
+        <w:t>output</w:t>
+      </w:r>
+      <w:r>
+        <w:rPr>
+          <w:b w:val="0"/>
+        </w:rPr>
+        <w:t xml:space="preserve"> can vary across runs; a small comparison does not prove an average effect or classroom learning benefit.</w:t>
+      </w:r>
+    </w:p>
+    <w:p>
+      <w:pPr>
+        <w:spacing w:line="336" w:lineRule="auto" w:after="180"/>
+        <w:shd w:fill="F5F1FB"/>
+      </w:pPr>
+      <w:r>
+        <w:rPr>
+          <w:b w:val="0"/>
+        </w:rPr>
+        <w:t>Explain the case, then point to a limit on the claim.</w:t>
+      </w:r>
+    </w:p>
+    <w:p>
+      <w:pPr>
+        <w:pStyle w:val="Heading3"/>
+      </w:pPr>
+      <w:r>
+        <w:t>My picture explanation, deciding evidence and one limit</w:t>
+      </w:r>
+    </w:p>
+    <w:p>
+      <w:r>
+        <w:t>________________________________________________________________</w:t>
+      </w:r>
+    </w:p>
+    <w:p>
+      <w:r>
+        <w:t>________________________________________________________________</w:t>
+      </w:r>
+    </w:p>
+    <w:p>
+      <w:r>
+        <w:t>________________________________________________________________</w:t>
+      </w:r>
+    </w:p>
+    <w:p>
+      <w:r>
+        <w:t>________________________________________________________________</w:t>
+      </w:r>
+    </w:p>
+    <w:p>
+      <w:pPr>
+        <w:pStyle w:val="Heading3"/>
+      </w:pPr>
+      <w:r>
+        <w:t>06. Make the idea visible in your project</w:t>
+      </w:r>
+    </w:p>
+    <w:p>
+      <w:r>
+        <w:drawing>
+          <wp:inline xmlns:a="http://schemas.openxmlformats.org/drawingml/2006/main" xmlns:pic="http://schemas.openxmlformats.org/drawingml/2006/picture">
+            <wp:extent cx="5486400" cy="3233928"/>
+            <wp:docPr id="7" name="Picture 7" descr="Maintain a Study Buddy experiment log linking failure, single revision and paired rubric results. Draw your input, deciding step, result and limit. Supported question: What evidence supports improvement here, and what remains unproven?"/>
+            <wp:cNvGraphicFramePr>
+              <a:graphicFrameLocks noChangeAspect="1"/>
+            </wp:cNvGraphicFramePr>
+            <a:graphic>
+              <a:graphicData uri="http://schemas.openxmlformats.org/drawingml/2006/picture">
+                <pic:pic>
+                  <pic:nvPicPr>
+                    <pic:cNvPr id="0" name="academy-story-ai-3-7-06.png"/>
+                    <pic:cNvPicPr/>
+                  </pic:nvPicPr>
+                  <pic:blipFill>
+                    <a:blip r:embed="rId15"/>
+                    <a:stretch>
+                      <a:fillRect/>
+                    </a:stretch>
+                  </pic:blipFill>
+                  <pic:spPr>
+                    <a:xfrm>
+                      <a:off x="0" y="0"/>
+                      <a:ext cx="5486400" cy="3233928"/>
+                    </a:xfrm>
+                    <a:prstGeom prst="rect"/>
+                  </pic:spPr>
+                </pic:pic>
+              </a:graphicData>
+            </a:graphic>
+          </wp:inline>
+        </w:drawing>
+      </w:r>
+    </w:p>
+    <w:p>
+      <w:pPr>
+        <w:spacing w:line="336" w:lineRule="auto" w:after="180"/>
+        <w:shd w:fill="F5F1FB"/>
+      </w:pPr>
+      <w:r>
+        <w:rPr>
+          <w:b w:val="0"/>
+        </w:rPr>
+        <w:t xml:space="preserve">Maintain a Study Buddy experiment log linking failure, single revision and paired </w:t>
+      </w:r>
+      <w:r>
+        <w:rPr>
+          <w:b/>
+        </w:rPr>
+        <w:t>rubric</w:t>
+      </w:r>
+      <w:r>
+        <w:rPr>
+          <w:b w:val="0"/>
+        </w:rPr>
+        <w:t xml:space="preserve"> results. Draw your </w:t>
+      </w:r>
+      <w:r>
+        <w:rPr>
+          <w:b/>
+        </w:rPr>
+        <w:t>input</w:t>
+      </w:r>
+      <w:r>
+        <w:rPr>
+          <w:b w:val="0"/>
+        </w:rPr>
+        <w:t>, deciding step, result and limit.</w:t>
+      </w:r>
+    </w:p>
+    <w:p>
+      <w:pPr>
+        <w:spacing w:line="336" w:lineRule="auto" w:after="180"/>
+        <w:shd w:fill="F5F1FB"/>
+      </w:pPr>
+      <w:r>
+        <w:rPr>
+          <w:b w:val="0"/>
+        </w:rPr>
+        <w:t xml:space="preserve">Supported question: What </w:t>
+      </w:r>
+      <w:r>
+        <w:rPr>
+          <w:b/>
+        </w:rPr>
+        <w:t>evidence</w:t>
+      </w:r>
+      <w:r>
+        <w:rPr>
+          <w:b w:val="0"/>
+        </w:rPr>
+        <w:t xml:space="preserve"> supports improvement here, and what remains unproven?</w:t>
+      </w:r>
+    </w:p>
+    <w:p>
+      <w:pPr>
+        <w:spacing w:line="336" w:lineRule="auto" w:after="180"/>
+        <w:shd w:fill="F5F1FB"/>
+      </w:pPr>
+      <w:r>
+        <w:rPr>
+          <w:b w:val="0"/>
+        </w:rPr>
+        <w:t xml:space="preserve">Draw your project trace and justify the deciding step using </w:t>
+      </w:r>
+      <w:r>
+        <w:rPr>
+          <w:b/>
+        </w:rPr>
+        <w:t>evidence</w:t>
+      </w:r>
+      <w:r>
+        <w:rPr>
+          <w:b w:val="0"/>
+        </w:rPr>
+        <w:t>.</w:t>
+      </w:r>
+    </w:p>
+    <w:p>
+      <w:pPr>
+        <w:pStyle w:val="Heading3"/>
+      </w:pPr>
+      <w:r>
+        <w:t>My picture explanation, deciding evidence and one limit</w:t>
       </w:r>
     </w:p>
     <w:p>

--- a/downloads/workbook/ai-3-week-07.docx
+++ b/downloads/workbook/ai-3-week-07.docx
@@ -1066,6 +1066,26 @@
     </w:p>
     <w:p>
       <w:pPr>
+        <w:pStyle w:val="Heading3"/>
+      </w:pPr>
+      <w:r>
+        <w:t>Where to find the supplied example</w:t>
+      </w:r>
+    </w:p>
+    <w:p>
+      <w:pPr>
+        <w:spacing w:line="336" w:lineRule="auto" w:after="180"/>
+        <w:shd w:fill="F1F6F8"/>
+      </w:pPr>
+      <w:r>
+        <w:rPr>
+          <w:b w:val="0"/>
+        </w:rPr>
+        <w:t>Reference for this exercise: open this week’s student lesson, “Iterative Prompting”, at “See how it works” and “Follow a worked example”. Use the original worked values or code named in the question; the later pictorial case is a separate example. Keep this reference beside your workbook while practising.</w:t>
+      </w:r>
+    </w:p>
+    <w:p>
+      <w:pPr>
         <w:spacing w:line="336" w:lineRule="auto" w:after="180"/>
       </w:pPr>
       <w:r>
@@ -1373,6 +1393,26 @@
     <w:p>
       <w:r>
         <w:t>Design a revealing follow-up. Apply the supplied Iterative Prompting facts and keep your reasoning.</w:t>
+      </w:r>
+    </w:p>
+    <w:p>
+      <w:pPr>
+        <w:pStyle w:val="Heading3"/>
+      </w:pPr>
+      <w:r>
+        <w:t>Where to find the supplied example</w:t>
+      </w:r>
+    </w:p>
+    <w:p>
+      <w:pPr>
+        <w:spacing w:line="336" w:lineRule="auto" w:after="180"/>
+        <w:shd w:fill="F1F6F8"/>
+      </w:pPr>
+      <w:r>
+        <w:rPr>
+          <w:b w:val="0"/>
+        </w:rPr>
+        <w:t>Reference for this exercise: open this week’s student lesson, “Iterative Prompting”, at “See how it works” and “Follow a worked example”. Use the original worked values or code named in the question; the later pictorial case is a separate example. Keep this reference beside your workbook while practising.</w:t>
       </w:r>
     </w:p>
     <w:p>

--- a/downloads/workbook/ai-3-week-07.docx
+++ b/downloads/workbook/ai-3-week-07.docx
@@ -25,12 +25,518 @@
         <w:pStyle w:val="Heading1"/>
       </w:pPr>
       <w:r>
-        <w:t>01. Recall and choose your starting point</w:t>
-      </w:r>
-    </w:p>
-    <w:p>
-      <w:r>
-        <w:t>Record your starting explanation for Iterative Prompting before opening notes. Show any later correction separately.</w:t>
+        <w:t>One connected prompt-revision record.</w:t>
+      </w:r>
+    </w:p>
+    <w:p>
+      <w:r>
+        <w:t>Explain the comparison, trace paired outcomes, audit limits and design a next check.</w:t>
+      </w:r>
+    </w:p>
+    <w:p>
+      <w:r>
+        <w:t>Retain prompt versions, source/rubric, per-case outcomes, regressions and fresh-case plans.</w:t>
+      </w:r>
+    </w:p>
+    <w:p>
+      <w:pPr>
+        <w:pStyle w:val="Heading1"/>
+      </w:pPr>
+      <w:r>
+        <w:t>01. Recall: reconnect earlier ideas</w:t>
+      </w:r>
+    </w:p>
+    <w:p>
+      <w:r>
+        <w:t>Retrieve before opening notes.</w:t>
+      </w:r>
+    </w:p>
+    <w:p>
+      <w:pPr>
+        <w:pStyle w:val="Heading2"/>
+      </w:pPr>
+      <w:r>
+        <w:t>Retrieve and explain</w:t>
+      </w:r>
+    </w:p>
+    <w:p>
+      <w:pPr>
+        <w:pStyle w:val="ListBullet"/>
+      </w:pPr>
+      <w:r>
+        <w:t>Try the recall before opening notes. Then use a different colour or a labelled second line to correct your explanation.</w:t>
+      </w:r>
+    </w:p>
+    <w:p>
+      <w:pPr>
+        <w:pStyle w:val="ListBullet"/>
+      </w:pPr>
+      <w:r>
+        <w:t>Without opening the old lesson, explain one key idea from Examples and Rubrics. Give an example and a mistake that the idea helps you avoid.</w:t>
+      </w:r>
+    </w:p>
+    <w:p>
+      <w:pPr>
+        <w:pStyle w:val="Heading3"/>
+      </w:pPr>
+      <w:r>
+        <w:t>My remembered idea, example and correction</w:t>
+      </w:r>
+    </w:p>
+    <w:p>
+      <w:r>
+        <w:t>________________________________________________________________</w:t>
+      </w:r>
+    </w:p>
+    <w:p>
+      <w:r>
+        <w:t>________________________________________________________________</w:t>
+      </w:r>
+    </w:p>
+    <w:p>
+      <w:r>
+        <w:t>________________________________________________________________</w:t>
+      </w:r>
+    </w:p>
+    <w:p>
+      <w:pPr>
+        <w:pStyle w:val="ListBullet"/>
+      </w:pPr>
+      <w:r>
+        <w:t>Without opening the old lesson, explain one key idea from Sampling and Variability. Give an example and a mistake that the idea helps you avoid.</w:t>
+      </w:r>
+    </w:p>
+    <w:p>
+      <w:pPr>
+        <w:pStyle w:val="Heading3"/>
+      </w:pPr>
+      <w:r>
+        <w:t>My remembered idea, example and correction</w:t>
+      </w:r>
+    </w:p>
+    <w:p>
+      <w:r>
+        <w:t>________________________________________________________________</w:t>
+      </w:r>
+    </w:p>
+    <w:p>
+      <w:r>
+        <w:t>________________________________________________________________</w:t>
+      </w:r>
+    </w:p>
+    <w:p>
+      <w:r>
+        <w:t>________________________________________________________________</w:t>
+      </w:r>
+    </w:p>
+    <w:p>
+      <w:pPr>
+        <w:pStyle w:val="ListBullet"/>
+      </w:pPr>
+      <w:r>
+        <w:t>Without opening the old lesson, explain one key idea from Predictive and Generative AI. Give an example and a mistake that the idea helps you avoid.</w:t>
+      </w:r>
+    </w:p>
+    <w:p>
+      <w:pPr>
+        <w:pStyle w:val="Heading3"/>
+      </w:pPr>
+      <w:r>
+        <w:t>My remembered idea, example and correction</w:t>
+      </w:r>
+    </w:p>
+    <w:p>
+      <w:r>
+        <w:t>________________________________________________________________</w:t>
+      </w:r>
+    </w:p>
+    <w:p>
+      <w:r>
+        <w:t>________________________________________________________________</w:t>
+      </w:r>
+    </w:p>
+    <w:p>
+      <w:r>
+        <w:t>________________________________________________________________</w:t>
+      </w:r>
+    </w:p>
+    <w:p>
+      <w:pPr>
+        <w:pStyle w:val="Heading2"/>
+      </w:pPr>
+      <w:r>
+        <w:t>Earlier wording, alternatives and picture transcripts · reference / check after trying</w:t>
+      </w:r>
+    </w:p>
+    <w:p>
+      <w:pPr>
+        <w:pStyle w:val="Heading3"/>
+      </w:pPr>
+      <w:r>
+        <w:t>Examples and Rubrics</w:t>
+      </w:r>
+    </w:p>
+    <w:p>
+      <w:pPr>
+        <w:pStyle w:val="Heading3"/>
+      </w:pPr>
+      <w:r>
+        <w:t>Sampling and Variability</w:t>
+      </w:r>
+    </w:p>
+    <w:p>
+      <w:pPr>
+        <w:pStyle w:val="Heading3"/>
+      </w:pPr>
+      <w:r>
+        <w:t>Predictive and Generative AI</w:t>
+      </w:r>
+    </w:p>
+    <w:p>
+      <w:pPr>
+        <w:pStyle w:val="Heading1"/>
+      </w:pPr>
+      <w:r>
+        <w:t>12. W1 · Explain a controlled iteration</w:t>
+      </w:r>
+    </w:p>
+    <w:p>
+      <w:r>
+        <w:t>Name the diagnosed failure, one change and fixed conditions.</w:t>
+      </w:r>
+    </w:p>
+    <w:p>
+      <w:pPr>
+        <w:pStyle w:val="Heading2"/>
+      </w:pPr>
+      <w:r>
+        <w:t>Your evidence record</w:t>
+      </w:r>
+    </w:p>
+    <w:p>
+      <w:pPr>
+        <w:pStyle w:val="ListBullet"/>
+      </w:pPr>
+      <w:r>
+        <w:t>Six-case W2 review: P passes1,2,3,4;Q passes1,2,3,5,6;missing-approval slice4,6 gives1/2 each but different passing IDs. Separate four-question pictured/lab record: P passes1,2;Q passes1,2,3;case4stillfails. Proposed R is not run. These records use different case sets and must not share a denominator.</w:t>
+      </w:r>
+    </w:p>
+    <w:p>
+      <w:pPr>
+        <w:pStyle w:val="ListBullet"/>
+      </w:pPr>
+      <w:r>
+        <w:t>Reference for this exercise: open this week’s student lesson, “Iterative Prompting”, at “See how it works” and “Follow a worked example”. Use the original worked values or code named in the question; the later pictorial case is a separate example. Keep this reference beside your workbook while practising.</w:t>
+      </w:r>
+    </w:p>
+    <w:p>
+      <w:pPr>
+        <w:pStyle w:val="ListBullet"/>
+      </w:pPr>
+      <w:r>
+        <w:t>Explain the weekly mechanism in your own words. Use the worked scenario to name its input, decision rule and output.</w:t>
+      </w:r>
+    </w:p>
+    <w:p>
+      <w:pPr>
+        <w:pStyle w:val="Heading3"/>
+      </w:pPr>
+      <w:r>
+        <w:t>My reasoning and evidence</w:t>
+      </w:r>
+    </w:p>
+    <w:p>
+      <w:r>
+        <w:t>________________________________________________________________</w:t>
+      </w:r>
+    </w:p>
+    <w:p>
+      <w:r>
+        <w:t>________________________________________________________________</w:t>
+      </w:r>
+    </w:p>
+    <w:p>
+      <w:r>
+        <w:t>________________________________________________________________</w:t>
+      </w:r>
+    </w:p>
+    <w:p>
+      <w:r>
+        <w:t>________________________________________________________________</w:t>
+      </w:r>
+    </w:p>
+    <w:p>
+      <w:r>
+        <w:t>________________________________________________________________</w:t>
+      </w:r>
+    </w:p>
+    <w:p>
+      <w:r>
+        <w:t>________________________________________________________________</w:t>
+      </w:r>
+    </w:p>
+    <w:p>
+      <w:pPr>
+        <w:pStyle w:val="Heading1"/>
+      </w:pPr>
+      <w:r>
+        <w:t>13. W2 · Trace the separate six-case record</w:t>
+      </w:r>
+    </w:p>
+    <w:p>
+      <w:r>
+        <w:t>Keep total and missing-approval slice distinct.</w:t>
+      </w:r>
+    </w:p>
+    <w:p>
+      <w:pPr>
+        <w:pStyle w:val="Heading2"/>
+      </w:pPr>
+      <w:r>
+        <w:t>Your evidence record</w:t>
+      </w:r>
+    </w:p>
+    <w:p>
+      <w:pPr>
+        <w:pStyle w:val="ListBullet"/>
+      </w:pPr>
+      <w:r>
+        <w:t>Six-case W2 review: P passes1,2,3,4;Q passes1,2,3,5,6;missing-approval slice4,6 gives1/2 each but different passing IDs. Separate four-question pictured/lab record: P passes1,2;Q passes1,2,3;case4stillfails. Proposed R is not run. These records use different case sets and must not share a denominator.</w:t>
+      </w:r>
+    </w:p>
+    <w:p>
+      <w:pPr>
+        <w:pStyle w:val="ListBullet"/>
+      </w:pPr>
+      <w:r>
+        <w:t>On six development cases P passes cases 1, 2, 3, 4; Q passes 1, 2, 3, 5, 6. Missing-approval cases are 4 and 6. Compare totals and condition results. Show the intermediate steps and give the conclusion with its scope.</w:t>
+      </w:r>
+    </w:p>
+    <w:p>
+      <w:pPr>
+        <w:pStyle w:val="Heading3"/>
+      </w:pPr>
+      <w:r>
+        <w:t>My reasoning and evidence</w:t>
+      </w:r>
+    </w:p>
+    <w:p>
+      <w:r>
+        <w:t>________________________________________________________________</w:t>
+      </w:r>
+    </w:p>
+    <w:p>
+      <w:r>
+        <w:t>________________________________________________________________</w:t>
+      </w:r>
+    </w:p>
+    <w:p>
+      <w:r>
+        <w:t>________________________________________________________________</w:t>
+      </w:r>
+    </w:p>
+    <w:p>
+      <w:r>
+        <w:t>________________________________________________________________</w:t>
+      </w:r>
+    </w:p>
+    <w:p>
+      <w:r>
+        <w:t>________________________________________________________________</w:t>
+      </w:r>
+    </w:p>
+    <w:p>
+      <w:r>
+        <w:t>________________________________________________________________</w:t>
+      </w:r>
+    </w:p>
+    <w:p>
+      <w:r>
+        <w:t>________________________________________________________________</w:t>
+      </w:r>
+    </w:p>
+    <w:p>
+      <w:pPr>
+        <w:pStyle w:val="Heading1"/>
+      </w:pPr>
+      <w:r>
+        <w:t>14. W3 · Audit the evidence boundary</w:t>
+      </w:r>
+    </w:p>
+    <w:p>
+      <w:r>
+        <w:t>A selected development result is not untouched final performance.</w:t>
+      </w:r>
+    </w:p>
+    <w:p>
+      <w:pPr>
+        <w:pStyle w:val="Heading2"/>
+      </w:pPr>
+      <w:r>
+        <w:t>Your evidence record</w:t>
+      </w:r>
+    </w:p>
+    <w:p>
+      <w:pPr>
+        <w:pStyle w:val="ListBullet"/>
+      </w:pPr>
+      <w:r>
+        <w:t>Six-case W2 review: P passes1,2,3,4;Q passes1,2,3,5,6;missing-approval slice4,6 gives1/2 each but different passing IDs. Separate four-question pictured/lab record: P passes1,2;Q passes1,2,3;case4stillfails. Proposed R is not run. These records use different case sets and must not share a denominator.</w:t>
+      </w:r>
+    </w:p>
+    <w:p>
+      <w:pPr>
+        <w:pStyle w:val="ListBullet"/>
+      </w:pPr>
+      <w:r>
+        <w:t>A report omits this qualification: Prompt selection on development cases cannot be reported as independent final performance. Explain how omitting it could change a reader's interpretation, and write an accurate replacement.</w:t>
+      </w:r>
+    </w:p>
+    <w:p>
+      <w:pPr>
+        <w:pStyle w:val="Heading3"/>
+      </w:pPr>
+      <w:r>
+        <w:t>My reasoning and evidence</w:t>
+      </w:r>
+    </w:p>
+    <w:p>
+      <w:r>
+        <w:t>________________________________________________________________</w:t>
+      </w:r>
+    </w:p>
+    <w:p>
+      <w:r>
+        <w:t>________________________________________________________________</w:t>
+      </w:r>
+    </w:p>
+    <w:p>
+      <w:r>
+        <w:t>________________________________________________________________</w:t>
+      </w:r>
+    </w:p>
+    <w:p>
+      <w:r>
+        <w:t>________________________________________________________________</w:t>
+      </w:r>
+    </w:p>
+    <w:p>
+      <w:r>
+        <w:t>________________________________________________________________</w:t>
+      </w:r>
+    </w:p>
+    <w:p>
+      <w:r>
+        <w:t>________________________________________________________________</w:t>
+      </w:r>
+    </w:p>
+    <w:p>
+      <w:pPr>
+        <w:pStyle w:val="Heading1"/>
+      </w:pPr>
+      <w:r>
+        <w:t>16. W5 · Design a revealing follow-up</w:t>
+      </w:r>
+    </w:p>
+    <w:p>
+      <w:r>
+        <w:t>Record predictions and preserve unrun or unsuccessful outcomes.</w:t>
+      </w:r>
+    </w:p>
+    <w:p>
+      <w:pPr>
+        <w:pStyle w:val="Heading2"/>
+      </w:pPr>
+      <w:r>
+        <w:t>Your evidence record</w:t>
+      </w:r>
+    </w:p>
+    <w:p>
+      <w:pPr>
+        <w:pStyle w:val="ListBullet"/>
+      </w:pPr>
+      <w:r>
+        <w:t>Six-case W2 review: P passes1,2,3,4;Q passes1,2,3,5,6;missing-approval slice4,6 gives1/2 each but different passing IDs. Separate four-question pictured/lab record: P passes1,2;Q passes1,2,3;case4stillfails. Proposed R is not run. These records use different case sets and must not share a denominator.</w:t>
+      </w:r>
+    </w:p>
+    <w:p>
+      <w:pPr>
+        <w:pStyle w:val="ListBullet"/>
+      </w:pPr>
+      <w:r>
+        <w:t>Reference for this exercise: open this week’s student lesson, “Iterative Prompting”, at “See how it works” and “Follow a worked example”. Use the original worked values or code named in the question; the later pictorial case is a separate example. Keep this reference beside your workbook while practising.</w:t>
+      </w:r>
+    </w:p>
+    <w:p>
+      <w:pPr>
+        <w:pStyle w:val="ListBullet"/>
+      </w:pPr>
+      <w:r>
+        <w:t>For the worked scenario, propose one additional case that could reveal a failure, describe its expected outcome before running it, and explain what would need to remain fixed for a fair comparison. Do not reuse W4 as a new final test after receiving feedback.</w:t>
+      </w:r>
+    </w:p>
+    <w:p>
+      <w:pPr>
+        <w:pStyle w:val="Heading3"/>
+      </w:pPr>
+      <w:r>
+        <w:t>My reasoning and evidence</w:t>
+      </w:r>
+    </w:p>
+    <w:p>
+      <w:r>
+        <w:t>________________________________________________________________</w:t>
+      </w:r>
+    </w:p>
+    <w:p>
+      <w:r>
+        <w:t>________________________________________________________________</w:t>
+      </w:r>
+    </w:p>
+    <w:p>
+      <w:r>
+        <w:t>________________________________________________________________</w:t>
+      </w:r>
+    </w:p>
+    <w:p>
+      <w:r>
+        <w:t>________________________________________________________________</w:t>
+      </w:r>
+    </w:p>
+    <w:p>
+      <w:r>
+        <w:t>________________________________________________________________</w:t>
+      </w:r>
+    </w:p>
+    <w:p>
+      <w:r>
+        <w:t>________________________________________________________________</w:t>
+      </w:r>
+    </w:p>
+    <w:p>
+      <w:r>
+        <w:t>________________________________________________________________</w:t>
+      </w:r>
+    </w:p>
+    <w:p>
+      <w:pPr>
+        <w:pStyle w:val="Heading1"/>
+      </w:pPr>
+      <w:r>
+        <w:t>04. W4 · Design a new format-revision evaluation independently</w:t>
+      </w:r>
+    </w:p>
+    <w:p>
+      <w:r>
+        <w:t>Keep one first attempt before hints or feedback.</w:t>
+      </w:r>
+    </w:p>
+    <w:p>
+      <w:pPr>
+        <w:pStyle w:val="Heading2"/>
+      </w:pPr>
+      <w:r>
+        <w:t>Read and explain independently</w:t>
       </w:r>
     </w:p>
     <w:p>
@@ -41,368 +547,7 @@
         <w:rPr>
           <w:b w:val="0"/>
         </w:rPr>
-        <w:t>Try the recall before opening notes. Then use a different colour or a labelled second line to correct your explanation.</w:t>
-      </w:r>
-    </w:p>
-    <w:p>
-      <w:pPr>
-        <w:pStyle w:val="Heading3"/>
-      </w:pPr>
-      <w:r>
-        <w:t>Examples and Rubrics</w:t>
-      </w:r>
-    </w:p>
-    <w:p>
-      <w:pPr>
-        <w:spacing w:line="336" w:lineRule="auto" w:after="180"/>
-      </w:pPr>
-      <w:r>
-        <w:rPr>
-          <w:b w:val="0"/>
-        </w:rPr>
-        <w:t xml:space="preserve">Without opening the old lesson, explain one key idea from Examples and </w:t>
-      </w:r>
-      <w:r>
-        <w:rPr>
-          <w:b/>
-        </w:rPr>
-        <w:t>Rubric</w:t>
-      </w:r>
-      <w:r>
-        <w:rPr>
-          <w:b w:val="0"/>
-        </w:rPr>
-        <w:t>s. Give an example and a mistake that the idea helps you avoid.</w:t>
-      </w:r>
-    </w:p>
-    <w:p>
-      <w:pPr>
-        <w:pStyle w:val="Heading3"/>
-      </w:pPr>
-      <w:r>
-        <w:t>My remembered idea, example and correction</w:t>
-      </w:r>
-    </w:p>
-    <w:p>
-      <w:r>
-        <w:t>________________________________________________________________</w:t>
-      </w:r>
-    </w:p>
-    <w:p>
-      <w:r>
-        <w:t>________________________________________________________________</w:t>
-      </w:r>
-    </w:p>
-    <w:p>
-      <w:r>
-        <w:t>________________________________________________________________</w:t>
-      </w:r>
-    </w:p>
-    <w:p>
-      <w:pPr>
-        <w:pStyle w:val="Heading3"/>
-      </w:pPr>
-      <w:r>
-        <w:t>Sampling and Variability</w:t>
-      </w:r>
-    </w:p>
-    <w:p>
-      <w:pPr>
-        <w:spacing w:line="336" w:lineRule="auto" w:after="180"/>
-      </w:pPr>
-      <w:r>
-        <w:rPr>
-          <w:b w:val="0"/>
-        </w:rPr>
-        <w:t>Without opening the old lesson, explain one key idea from Sampling and Variability. Give an example and a mistake that the idea helps you avoid.</w:t>
-      </w:r>
-    </w:p>
-    <w:p>
-      <w:pPr>
-        <w:pStyle w:val="Heading3"/>
-      </w:pPr>
-      <w:r>
-        <w:t>My remembered idea, example and correction</w:t>
-      </w:r>
-    </w:p>
-    <w:p>
-      <w:r>
-        <w:t>________________________________________________________________</w:t>
-      </w:r>
-    </w:p>
-    <w:p>
-      <w:r>
-        <w:t>________________________________________________________________</w:t>
-      </w:r>
-    </w:p>
-    <w:p>
-      <w:r>
-        <w:t>________________________________________________________________</w:t>
-      </w:r>
-    </w:p>
-    <w:p>
-      <w:pPr>
-        <w:pStyle w:val="Heading3"/>
-      </w:pPr>
-      <w:r>
-        <w:t>Predictive and Generative AI</w:t>
-      </w:r>
-    </w:p>
-    <w:p>
-      <w:pPr>
-        <w:spacing w:line="336" w:lineRule="auto" w:after="180"/>
-      </w:pPr>
-      <w:r>
-        <w:rPr>
-          <w:b w:val="0"/>
-        </w:rPr>
-        <w:t>Without opening the old lesson, explain one key idea from Predictive and Generative AI. Give an example and a mistake that the idea helps you avoid.</w:t>
-      </w:r>
-    </w:p>
-    <w:p>
-      <w:pPr>
-        <w:pStyle w:val="Heading3"/>
-      </w:pPr>
-      <w:r>
-        <w:t>My remembered idea, example and correction</w:t>
-      </w:r>
-    </w:p>
-    <w:p>
-      <w:r>
-        <w:t>________________________________________________________________</w:t>
-      </w:r>
-    </w:p>
-    <w:p>
-      <w:r>
-        <w:t>________________________________________________________________</w:t>
-      </w:r>
-    </w:p>
-    <w:p>
-      <w:r>
-        <w:t>________________________________________________________________</w:t>
-      </w:r>
-    </w:p>
-    <w:p>
-      <w:pPr>
-        <w:pStyle w:val="Heading1"/>
-      </w:pPr>
-      <w:r>
-        <w:t>02. Practise with fading help</w:t>
-      </w:r>
-    </w:p>
-    <w:p>
-      <w:r>
-        <w:t>Complete the supported Iterative Prompting trace and record the first step you can explain without help.</w:t>
-      </w:r>
-    </w:p>
-    <w:p>
-      <w:pPr>
-        <w:spacing w:line="336" w:lineRule="auto" w:after="180"/>
-      </w:pPr>
-      <w:r>
-        <w:rPr>
-          <w:b w:val="0"/>
-        </w:rPr>
-        <w:t>Use W2: Trace the worked case for Controlled prompt experiments. Record the answer once; the lesson and workbook refer to the same attempt.</w:t>
-      </w:r>
-    </w:p>
-    <w:tbl>
-      <w:tblPr>
-        <w:tblStyle w:val="LightShading-Accent1"/>
-        <w:tblW w:type="auto" w:w="0"/>
-        <w:tblLook w:firstColumn="1" w:firstRow="1" w:lastColumn="0" w:lastRow="0" w:noHBand="0" w:noVBand="1" w:val="04A0"/>
-      </w:tblPr>
-      <w:tblGrid>
-        <w:gridCol w:w="2556"/>
-        <w:gridCol w:w="2556"/>
-        <w:gridCol w:w="2556"/>
-        <w:gridCol w:w="2556"/>
-      </w:tblGrid>
-      <w:tr>
-        <w:trPr>
-          <w:tblHeader/>
-        </w:trPr>
-        <w:tc>
-          <w:tcPr>
-            <w:tcW w:type="dxa" w:w="2556"/>
-          </w:tcPr>
-          <w:p>
-            <w:r>
-              <w:t>Given inputs</w:t>
-            </w:r>
-          </w:p>
-        </w:tc>
-        <w:tc>
-          <w:tcPr>
-            <w:tcW w:type="dxa" w:w="2556"/>
-          </w:tcPr>
-          <w:p>
-            <w:r>
-              <w:t>Procedure I chose</w:t>
-            </w:r>
-          </w:p>
-        </w:tc>
-        <w:tc>
-          <w:tcPr>
-            <w:tcW w:type="dxa" w:w="2556"/>
-          </w:tcPr>
-          <w:p>
-            <w:r>
-              <w:t>Middle steps</w:t>
-            </w:r>
-          </w:p>
-        </w:tc>
-        <w:tc>
-          <w:tcPr>
-            <w:tcW w:type="dxa" w:w="2556"/>
-          </w:tcPr>
-          <w:p>
-            <w:r>
-              <w:t>Result and check</w:t>
-            </w:r>
-          </w:p>
-        </w:tc>
-      </w:tr>
-      <w:tr>
-        <w:tc>
-          <w:tcPr>
-            <w:tcW w:type="dxa" w:w="2556"/>
-          </w:tcPr>
-          <w:p>
-            <w:r/>
-          </w:p>
-        </w:tc>
-        <w:tc>
-          <w:tcPr>
-            <w:tcW w:type="dxa" w:w="2556"/>
-          </w:tcPr>
-          <w:p>
-            <w:r/>
-          </w:p>
-        </w:tc>
-        <w:tc>
-          <w:tcPr>
-            <w:tcW w:type="dxa" w:w="2556"/>
-          </w:tcPr>
-          <w:p>
-            <w:r/>
-          </w:p>
-        </w:tc>
-        <w:tc>
-          <w:tcPr>
-            <w:tcW w:type="dxa" w:w="2556"/>
-          </w:tcPr>
-          <w:p>
-            <w:r/>
-          </w:p>
-        </w:tc>
-      </w:tr>
-    </w:tbl>
-    <w:p>
-      <w:pPr>
-        <w:pStyle w:val="Heading3"/>
-      </w:pPr>
-      <w:r>
-        <w:t>The step I completed without help, and the hint I needed</w:t>
-      </w:r>
-    </w:p>
-    <w:p>
-      <w:r>
-        <w:t>________________________________________________________________</w:t>
-      </w:r>
-    </w:p>
-    <w:p>
-      <w:r>
-        <w:t>________________________________________________________________</w:t>
-      </w:r>
-    </w:p>
-    <w:p>
-      <w:r>
-        <w:t>________________________________________________________________</w:t>
-      </w:r>
-    </w:p>
-    <w:p>
-      <w:pPr>
-        <w:pStyle w:val="Heading1"/>
-      </w:pPr>
-      <w:r>
-        <w:t>03. Individual reasoning check</w:t>
-      </w:r>
-    </w:p>
-    <w:p>
-      <w:r>
-        <w:t>Check the proposed Iterative Prompting explanation against the supplied facts before discussing it.</w:t>
-      </w:r>
-    </w:p>
-    <w:p>
-      <w:pPr>
-        <w:spacing w:line="336" w:lineRule="auto" w:after="180"/>
-      </w:pPr>
-      <w:r>
-        <w:rPr>
-          <w:b w:val="0"/>
-        </w:rPr>
-        <w:t>Use the worked case for Controlled prompt experiments. Proposed explanation: “The worked result establishes every future case”. Decide whether this explanation is supported.</w:t>
-      </w:r>
-    </w:p>
-    <w:p>
-      <w:pPr>
-        <w:spacing w:line="336" w:lineRule="auto" w:after="180"/>
-      </w:pPr>
-      <w:r>
-        <w:rPr>
-          <w:b w:val="0"/>
-        </w:rPr>
-        <w:t>Point to the step or supplied fact that decides; explain your repair if needed.</w:t>
-      </w:r>
-    </w:p>
-    <w:p>
-      <w:pPr>
-        <w:pStyle w:val="Heading3"/>
-      </w:pPr>
-      <w:r>
-        <w:t>My explanation before partner discussion</w:t>
-      </w:r>
-    </w:p>
-    <w:p>
-      <w:r>
-        <w:t>________________________________________________________________</w:t>
-      </w:r>
-    </w:p>
-    <w:p>
-      <w:r>
-        <w:t>________________________________________________________________</w:t>
-      </w:r>
-    </w:p>
-    <w:p>
-      <w:r>
-        <w:t>________________________________________________________________</w:t>
-      </w:r>
-    </w:p>
-    <w:p>
-      <w:r>
-        <w:t>________________________________________________________________</w:t>
-      </w:r>
-    </w:p>
-    <w:p>
-      <w:pPr>
-        <w:pStyle w:val="Heading1"/>
-      </w:pPr>
-      <w:r>
-        <w:t>04. Independent transfer case</w:t>
-      </w:r>
-    </w:p>
-    <w:p>
-      <w:r>
-        <w:t>Write one first attempt at the reserved independent case before feedback. Repeated copies of that case refer to the same recorded attempt.</w:t>
-      </w:r>
-    </w:p>
-    <w:p>
-      <w:pPr>
-        <w:pStyle w:val="Heading3"/>
-      </w:pPr>
-      <w:r>
-        <w:t>Independent case: Changed independent case</w:t>
+        <w:t>Design the comparison; no revised outputs, source text or model scores are supplied. Fix the approved evidence, factual criteria, task cases and model/settings while changing the format instruction. Define three-bullet compliance separately from factual support, and preserve unrun outcomes as unknown.</w:t>
       </w:r>
     </w:p>
     <w:p>
@@ -461,6 +606,14 @@
     </w:p>
     <w:p>
       <w:pPr>
+        <w:pStyle w:val="Heading2"/>
+      </w:pPr>
+      <w:r>
+        <w:t>Keep a fair record</w:t>
+      </w:r>
+    </w:p>
+    <w:p>
+      <w:pPr>
         <w:spacing w:line="336" w:lineRule="auto" w:after="180"/>
       </w:pPr>
       <w:r>
@@ -472,15 +625,39 @@
     </w:p>
     <w:p>
       <w:pPr>
+        <w:pStyle w:val="Heading2"/>
+      </w:pPr>
+      <w:r>
+        <w:t>Earlier wording, alternatives and picture transcripts · reference / check after trying</w:t>
+      </w:r>
+    </w:p>
+    <w:p>
+      <w:pPr>
+        <w:pStyle w:val="Heading3"/>
+      </w:pPr>
+      <w:r>
+        <w:t>Independent case: Changed independent case</w:t>
+      </w:r>
+    </w:p>
+    <w:p>
+      <w:pPr>
         <w:pStyle w:val="Heading1"/>
       </w:pPr>
       <w:r>
-        <w:t>05. Your learning target</w:t>
-      </w:r>
-    </w:p>
-    <w:p>
-      <w:r>
-        <w:t>Connect the Iterative Prompting target to a trace and a justified conclusion.</w:t>
+        <w:t>09. Project · Keep the decision and its evidence</w:t>
+      </w:r>
+    </w:p>
+    <w:p>
+      <w:r>
+        <w:t>Add this week’s change to your existing project record.</w:t>
+      </w:r>
+    </w:p>
+    <w:p>
+      <w:pPr>
+        <w:pStyle w:val="Heading2"/>
+      </w:pPr>
+      <w:r>
+        <w:t>Your evidence record</w:t>
       </w:r>
     </w:p>
     <w:p>
@@ -491,42 +668,31 @@
         <w:rPr>
           <w:b w:val="0"/>
         </w:rPr>
-        <w:t>A summary has accurate facts but uses unexplained terms. Propose one prompt change and a comparison that checks both accessibility and factual preservation.</w:t>
-      </w:r>
-    </w:p>
-    <w:p>
-      <w:pPr>
-        <w:pStyle w:val="Heading1"/>
-      </w:pPr>
-      <w:r>
-        <w:t>06. Solve the given case</w:t>
-      </w:r>
-    </w:p>
-    <w:p>
-      <w:r>
-        <w:t>Solve the supplied Iterative Prompting case and show the deciding evidence.</w:t>
-      </w:r>
-    </w:p>
-    <w:p>
-      <w:pPr>
-        <w:spacing w:line="336" w:lineRule="auto" w:after="180"/>
-      </w:pPr>
+        <w:t xml:space="preserve">Maintain prompt </w:t>
+      </w:r>
+      <w:r>
+        <w:rPr>
+          <w:b/>
+        </w:rPr>
+        <w:t>version</w:t>
+      </w:r>
       <w:r>
         <w:rPr>
           <w:b w:val="0"/>
         </w:rPr>
-        <w:t>A factually correct explanation is too difficult for a nine-year-old.</w:t>
-      </w:r>
-    </w:p>
-    <w:p>
-      <w:pPr>
-        <w:spacing w:line="336" w:lineRule="auto" w:after="180"/>
-      </w:pPr>
+        <w:t xml:space="preserve">, diagnosed failure, change, and before/after </w:t>
+      </w:r>
+      <w:r>
+        <w:rPr>
+          <w:b/>
+        </w:rPr>
+        <w:t>rubric</w:t>
+      </w:r>
       <w:r>
         <w:rPr>
           <w:b w:val="0"/>
         </w:rPr>
-        <w:t>Make and test one focused revision.</w:t>
+        <w:t xml:space="preserve"> scores.</w:t>
       </w:r>
     </w:p>
     <w:p>
@@ -537,7 +703,7 @@
         <w:rPr>
           <w:b w:val="0"/>
         </w:rPr>
-        <w:t xml:space="preserve">Show your trace, calculation or </w:t>
+        <w:t xml:space="preserve">The project change and </w:t>
       </w:r>
       <w:r>
         <w:rPr>
@@ -545,333 +711,6 @@
         </w:rPr>
         <w:t>evidence</w:t>
       </w:r>
-    </w:p>
-    <w:p>
-      <w:pPr>
-        <w:pStyle w:val="Heading3"/>
-      </w:pPr>
-      <w:r>
-        <w:t>Write or draw your reasoning and evidence.</w:t>
-      </w:r>
-    </w:p>
-    <w:p>
-      <w:r>
-        <w:t>________________________________________________________________</w:t>
-      </w:r>
-    </w:p>
-    <w:p>
-      <w:r>
-        <w:t>________________________________________________________________</w:t>
-      </w:r>
-    </w:p>
-    <w:p>
-      <w:r>
-        <w:t>________________________________________________________________</w:t>
-      </w:r>
-    </w:p>
-    <w:p>
-      <w:r>
-        <w:t>________________________________________________________________</w:t>
-      </w:r>
-    </w:p>
-    <w:p>
-      <w:r>
-        <w:t>________________________________________________________________</w:t>
-      </w:r>
-    </w:p>
-    <w:p>
-      <w:pPr>
-        <w:pStyle w:val="Heading1"/>
-      </w:pPr>
-      <w:r>
-        <w:t>07. Check a changed case</w:t>
-      </w:r>
-    </w:p>
-    <w:p>
-      <w:r>
-        <w:t>Apply the procedure to the changed case and record why the conclusion follows.</w:t>
-      </w:r>
-    </w:p>
-    <w:p>
-      <w:pPr>
-        <w:spacing w:line="336" w:lineRule="auto" w:after="180"/>
-        <w:shd w:fill="F5F1FB"/>
-      </w:pPr>
-      <w:r>
-        <w:rPr>
-          <w:b w:val="0"/>
-        </w:rPr>
-        <w:t>You change a prompt's audience, length and source rules together; the result improves. What can you conclude, and how would you investigate the cause?</w:t>
-      </w:r>
-    </w:p>
-    <w:p>
-      <w:pPr>
-        <w:spacing w:line="336" w:lineRule="auto" w:after="180"/>
-      </w:pPr>
-      <w:r>
-        <w:rPr>
-          <w:b w:val="0"/>
-        </w:rPr>
-        <w:t>My independent answer and reason</w:t>
-      </w:r>
-    </w:p>
-    <w:p>
-      <w:pPr>
-        <w:pStyle w:val="Heading3"/>
-      </w:pPr>
-      <w:r>
-        <w:t>Write or draw your reasoning and evidence.</w:t>
-      </w:r>
-    </w:p>
-    <w:p>
-      <w:r>
-        <w:t>________________________________________________________________</w:t>
-      </w:r>
-    </w:p>
-    <w:p>
-      <w:r>
-        <w:t>________________________________________________________________</w:t>
-      </w:r>
-    </w:p>
-    <w:p>
-      <w:r>
-        <w:t>________________________________________________________________</w:t>
-      </w:r>
-    </w:p>
-    <w:p>
-      <w:r>
-        <w:t>________________________________________________________________</w:t>
-      </w:r>
-    </w:p>
-    <w:p>
-      <w:r>
-        <w:t>________________________________________________________________</w:t>
-      </w:r>
-    </w:p>
-    <w:p>
-      <w:pPr>
-        <w:pStyle w:val="Heading3"/>
-      </w:pPr>
-      <w:r>
-        <w:t>Week 7 Test and reflect</w:t>
-      </w:r>
-    </w:p>
-    <w:p>
-      <w:pPr>
-        <w:pStyle w:val="Heading1"/>
-      </w:pPr>
-      <w:r>
-        <w:t>08. Design a revealing test</w:t>
-      </w:r>
-    </w:p>
-    <w:p>
-      <w:r>
-        <w:t>Specify a changed input, expected result and observation separately.</w:t>
-      </w:r>
-    </w:p>
-    <w:p>
-      <w:pPr>
-        <w:spacing w:line="336" w:lineRule="auto" w:after="180"/>
-      </w:pPr>
-      <w:r>
-        <w:rPr>
-          <w:b w:val="0"/>
-        </w:rPr>
-        <w:t xml:space="preserve">Create a changed </w:t>
-      </w:r>
-      <w:r>
-        <w:rPr>
-          <w:b/>
-        </w:rPr>
-        <w:t>input</w:t>
-      </w:r>
-      <w:r>
-        <w:rPr>
-          <w:b w:val="0"/>
-        </w:rPr>
-        <w:t>, boundary case or missing-information case. Write the expected answer or safe response before testing.</w:t>
-      </w:r>
-    </w:p>
-    <w:tbl>
-      <w:tblPr>
-        <w:tblStyle w:val="LightShading-Accent1"/>
-        <w:tblW w:type="auto" w:w="0"/>
-        <w:tblLook w:firstColumn="1" w:firstRow="1" w:lastColumn="0" w:lastRow="0" w:noHBand="0" w:noVBand="1" w:val="04A0"/>
-      </w:tblPr>
-      <w:tblGrid>
-        <w:gridCol w:w="5112"/>
-        <w:gridCol w:w="5112"/>
-      </w:tblGrid>
-      <w:tr>
-        <w:trPr>
-          <w:tblHeader/>
-        </w:trPr>
-        <w:tc>
-          <w:tcPr>
-            <w:tcW w:type="dxa" w:w="5112"/>
-          </w:tcPr>
-          <w:p>
-            <w:r>
-              <w:t>Test record</w:t>
-            </w:r>
-          </w:p>
-        </w:tc>
-        <w:tc>
-          <w:tcPr>
-            <w:tcW w:type="dxa" w:w="5112"/>
-          </w:tcPr>
-          <w:p>
-            <w:r>
-              <w:t>My evidence</w:t>
-            </w:r>
-          </w:p>
-        </w:tc>
-      </w:tr>
-      <w:tr>
-        <w:tc>
-          <w:tcPr>
-            <w:tcW w:type="dxa" w:w="5112"/>
-          </w:tcPr>
-          <w:p>
-            <w:r>
-              <w:t>Changed input or condition</w:t>
-            </w:r>
-          </w:p>
-        </w:tc>
-        <w:tc>
-          <w:tcPr>
-            <w:tcW w:type="dxa" w:w="5112"/>
-          </w:tcPr>
-          <w:p>
-            <w:r/>
-          </w:p>
-        </w:tc>
-      </w:tr>
-      <w:tr>
-        <w:tc>
-          <w:tcPr>
-            <w:tcW w:type="dxa" w:w="5112"/>
-          </w:tcPr>
-          <w:p>
-            <w:r>
-              <w:t>Expected answer or fallback</w:t>
-            </w:r>
-          </w:p>
-        </w:tc>
-        <w:tc>
-          <w:tcPr>
-            <w:tcW w:type="dxa" w:w="5112"/>
-          </w:tcPr>
-          <w:p>
-            <w:r/>
-          </w:p>
-        </w:tc>
-      </w:tr>
-      <w:tr>
-        <w:tc>
-          <w:tcPr>
-            <w:tcW w:type="dxa" w:w="5112"/>
-          </w:tcPr>
-          <w:p>
-            <w:r>
-              <w:t>Observed result</w:t>
-            </w:r>
-          </w:p>
-        </w:tc>
-        <w:tc>
-          <w:tcPr>
-            <w:tcW w:type="dxa" w:w="5112"/>
-          </w:tcPr>
-          <w:p>
-            <w:r/>
-          </w:p>
-        </w:tc>
-      </w:tr>
-      <w:tr>
-        <w:tc>
-          <w:tcPr>
-            <w:tcW w:type="dxa" w:w="5112"/>
-          </w:tcPr>
-          <w:p>
-            <w:r>
-              <w:t>Why the result occurred</w:t>
-            </w:r>
-          </w:p>
-        </w:tc>
-        <w:tc>
-          <w:tcPr>
-            <w:tcW w:type="dxa" w:w="5112"/>
-          </w:tcPr>
-          <w:p>
-            <w:r/>
-          </w:p>
-        </w:tc>
-      </w:tr>
-    </w:tbl>
-    <w:p>
-      <w:pPr>
-        <w:pStyle w:val="Heading1"/>
-      </w:pPr>
-      <w:r>
-        <w:t>09. Project checkpoint</w:t>
-      </w:r>
-    </w:p>
-    <w:p>
-      <w:r>
-        <w:t>Justify what Iterative Prompting adds to Verified Study Buddy and keep the evidence.</w:t>
-      </w:r>
-    </w:p>
-    <w:p>
-      <w:pPr>
-        <w:spacing w:line="336" w:lineRule="auto" w:after="180"/>
-      </w:pPr>
-      <w:r>
-        <w:rPr>
-          <w:b w:val="0"/>
-        </w:rPr>
-        <w:t xml:space="preserve">Maintain prompt </w:t>
-      </w:r>
-      <w:r>
-        <w:rPr>
-          <w:b/>
-        </w:rPr>
-        <w:t>version</w:t>
-      </w:r>
-      <w:r>
-        <w:rPr>
-          <w:b w:val="0"/>
-        </w:rPr>
-        <w:t xml:space="preserve">, diagnosed failure, change, and before/after </w:t>
-      </w:r>
-      <w:r>
-        <w:rPr>
-          <w:b/>
-        </w:rPr>
-        <w:t>rubric</w:t>
-      </w:r>
-      <w:r>
-        <w:rPr>
-          <w:b w:val="0"/>
-        </w:rPr>
-        <w:t xml:space="preserve"> scores.</w:t>
-      </w:r>
-    </w:p>
-    <w:p>
-      <w:pPr>
-        <w:spacing w:line="336" w:lineRule="auto" w:after="180"/>
-      </w:pPr>
-      <w:r>
-        <w:rPr>
-          <w:b w:val="0"/>
-        </w:rPr>
-        <w:t xml:space="preserve">The project change and </w:t>
-      </w:r>
-      <w:r>
-        <w:rPr>
-          <w:b/>
-        </w:rPr>
-        <w:t>evidence</w:t>
-      </w:r>
       <w:r>
         <w:rPr>
           <w:b w:val="0"/>
@@ -917,580 +756,20 @@
         <w:pStyle w:val="Heading1"/>
       </w:pPr>
       <w:r>
-        <w:t>10. Self check</w:t>
-      </w:r>
-    </w:p>
-    <w:p>
-      <w:r>
-        <w:t>Judge explanation, evidence, transfer and limits separately; attach the work behind your judgement.</w:t>
-      </w:r>
-    </w:p>
-    <w:p>
-      <w:pPr>
-        <w:pStyle w:val="ListBullet"/>
-      </w:pPr>
-      <w:r>
-        <w:t>I can explain the mechanism.</w:t>
-      </w:r>
-    </w:p>
-    <w:p>
-      <w:pPr>
-        <w:pStyle w:val="ListBullet"/>
-      </w:pPr>
-      <w:r>
-        <w:t>I can show evidence.</w:t>
-      </w:r>
-    </w:p>
-    <w:p>
-      <w:pPr>
-        <w:pStyle w:val="ListBullet"/>
-      </w:pPr>
-      <w:r>
-        <w:t>I can handle a changed case.</w:t>
-      </w:r>
-    </w:p>
-    <w:p>
-      <w:pPr>
-        <w:pStyle w:val="ListBullet"/>
-      </w:pPr>
-      <w:r>
-        <w:t>I can name a limit.</w:t>
-      </w:r>
-    </w:p>
-    <w:p>
-      <w:r>
-        <w:t>Mark each as not yet, with help or independently, and attach supporting work.</w:t>
-      </w:r>
-    </w:p>
-    <w:p>
-      <w:pPr>
-        <w:spacing w:line="336" w:lineRule="auto" w:after="180"/>
-      </w:pPr>
-      <w:r>
-        <w:rPr>
-          <w:b w:val="0"/>
-        </w:rPr>
-        <w:t>Teacher review ____________________  Next step ____________________</w:t>
-      </w:r>
-    </w:p>
-    <w:p>
-      <w:pPr>
-        <w:pStyle w:val="Heading1"/>
-      </w:pPr>
-      <w:r>
-        <w:t>11. Transfer practice from the original programme</w:t>
-      </w:r>
-    </w:p>
-    <w:p>
-      <w:r>
-        <w:t>Use this earlier case as transfer practice. A case already discussed with feedback is not fresh assessment evidence.</w:t>
-      </w:r>
-    </w:p>
-    <w:p>
-      <w:pPr>
-        <w:spacing w:line="336" w:lineRule="auto" w:after="180"/>
-      </w:pPr>
-      <w:r>
-        <w:rPr>
-          <w:b w:val="0"/>
-        </w:rPr>
-        <w:t>A summary has accurate facts but uses unexplained terms. Propose one prompt change and a comparison that checks both accessibility and factual preservation.</w:t>
-      </w:r>
-    </w:p>
-    <w:p>
-      <w:pPr>
-        <w:pStyle w:val="Heading3"/>
-      </w:pPr>
-      <w:r>
-        <w:t>My independently reasoned answer</w:t>
-      </w:r>
-    </w:p>
-    <w:p>
-      <w:r>
-        <w:t>________________________________________________________________</w:t>
-      </w:r>
-    </w:p>
-    <w:p>
-      <w:r>
-        <w:t>________________________________________________________________</w:t>
-      </w:r>
-    </w:p>
-    <w:p>
-      <w:r>
-        <w:t>________________________________________________________________</w:t>
-      </w:r>
-    </w:p>
-    <w:p>
-      <w:r>
-        <w:t>________________________________________________________________</w:t>
-      </w:r>
-    </w:p>
-    <w:p>
-      <w:r>
-        <w:t>________________________________________________________________</w:t>
-      </w:r>
-    </w:p>
-    <w:p>
-      <w:r>
-        <w:t>________________________________________________________________</w:t>
-      </w:r>
-    </w:p>
-    <w:p>
-      <w:r>
-        <w:t>________________________________________________________________</w:t>
-      </w:r>
-    </w:p>
-    <w:p>
-      <w:pPr>
-        <w:spacing w:line="336" w:lineRule="auto" w:after="180"/>
-      </w:pPr>
-      <w:r>
-        <w:rPr>
-          <w:b w:val="0"/>
-        </w:rPr>
-        <w:t>Record support used: none, hint or teacher explanation.</w:t>
-      </w:r>
-    </w:p>
-    <w:p>
-      <w:pPr>
-        <w:pStyle w:val="Heading1"/>
-      </w:pPr>
-      <w:r>
-        <w:t>12. W1 Explain the mechanism</w:t>
-      </w:r>
-    </w:p>
-    <w:p>
-      <w:r>
-        <w:t>Explain the mechanism. Apply the supplied Iterative Prompting facts and keep your reasoning.</w:t>
-      </w:r>
-    </w:p>
-    <w:p>
-      <w:pPr>
-        <w:pStyle w:val="Heading3"/>
-      </w:pPr>
-      <w:r>
-        <w:t>Where to find the supplied example</w:t>
-      </w:r>
-    </w:p>
-    <w:p>
-      <w:pPr>
-        <w:spacing w:line="336" w:lineRule="auto" w:after="180"/>
-        <w:shd w:fill="F1F6F8"/>
-      </w:pPr>
-      <w:r>
-        <w:rPr>
-          <w:b w:val="0"/>
-        </w:rPr>
-        <w:t>Reference for this exercise: open this week’s student lesson, “Iterative Prompting”, at “See how it works” and “Follow a worked example”. Use the original worked values or code named in the question; the later pictorial case is a separate example. Keep this reference beside your workbook while practising.</w:t>
-      </w:r>
-    </w:p>
-    <w:p>
-      <w:pPr>
-        <w:spacing w:line="336" w:lineRule="auto" w:after="180"/>
-      </w:pPr>
-      <w:r>
-        <w:rPr>
-          <w:b w:val="0"/>
-        </w:rPr>
-        <w:t xml:space="preserve">Explain the weekly </w:t>
-      </w:r>
-      <w:r>
-        <w:rPr>
-          <w:b/>
-        </w:rPr>
-        <w:t>mechanism</w:t>
-      </w:r>
-      <w:r>
-        <w:rPr>
-          <w:b w:val="0"/>
-        </w:rPr>
-        <w:t xml:space="preserve"> in your own words. Use the worked scenario to name its </w:t>
-      </w:r>
-      <w:r>
-        <w:rPr>
-          <w:b/>
-        </w:rPr>
-        <w:t>input</w:t>
-      </w:r>
-      <w:r>
-        <w:rPr>
-          <w:b w:val="0"/>
-        </w:rPr>
-        <w:t xml:space="preserve">, decision rule and </w:t>
-      </w:r>
-      <w:r>
-        <w:rPr>
-          <w:b/>
-        </w:rPr>
-        <w:t>output</w:t>
-      </w:r>
-      <w:r>
-        <w:rPr>
-          <w:b w:val="0"/>
-        </w:rPr>
-        <w:t>.</w:t>
-      </w:r>
-    </w:p>
-    <w:p>
-      <w:pPr>
-        <w:pStyle w:val="Heading3"/>
-      </w:pPr>
-      <w:r>
-        <w:t>My reasoning and evidence</w:t>
-      </w:r>
-    </w:p>
-    <w:p>
-      <w:r>
-        <w:t>________________________________________________________________</w:t>
-      </w:r>
-    </w:p>
-    <w:p>
-      <w:r>
-        <w:t>________________________________________________________________</w:t>
-      </w:r>
-    </w:p>
-    <w:p>
-      <w:r>
-        <w:t>________________________________________________________________</w:t>
-      </w:r>
-    </w:p>
-    <w:p>
-      <w:r>
-        <w:t>________________________________________________________________</w:t>
-      </w:r>
-    </w:p>
-    <w:p>
-      <w:r>
-        <w:t>________________________________________________________________</w:t>
-      </w:r>
-    </w:p>
-    <w:p>
-      <w:r>
-        <w:t>________________________________________________________________</w:t>
-      </w:r>
-    </w:p>
-    <w:p>
-      <w:pPr>
-        <w:pStyle w:val="Heading1"/>
-      </w:pPr>
-      <w:r>
-        <w:t>13. W2 Trace the worked case</w:t>
-      </w:r>
-    </w:p>
-    <w:p>
-      <w:r>
-        <w:t>Trace the worked case. Apply the supplied Iterative Prompting facts and keep your reasoning.</w:t>
-      </w:r>
-    </w:p>
-    <w:p>
-      <w:pPr>
-        <w:spacing w:line="336" w:lineRule="auto" w:after="180"/>
-      </w:pPr>
-      <w:r>
-        <w:rPr>
-          <w:b w:val="0"/>
-        </w:rPr>
-        <w:t>On six development cases P passes cases 1, 2, 3, 4; Q passes 1, 2, 3, 5, 6. Missing-approval cases are 4 and 6. Compare totals and condition results. Show the intermediate steps and give the conclusion with its scope.</w:t>
-      </w:r>
-    </w:p>
-    <w:p>
-      <w:pPr>
-        <w:pStyle w:val="Heading3"/>
-      </w:pPr>
-      <w:r>
-        <w:t>My reasoning and evidence</w:t>
-      </w:r>
-    </w:p>
-    <w:p>
-      <w:r>
-        <w:t>________________________________________________________________</w:t>
-      </w:r>
-    </w:p>
-    <w:p>
-      <w:r>
-        <w:t>________________________________________________________________</w:t>
-      </w:r>
-    </w:p>
-    <w:p>
-      <w:r>
-        <w:t>________________________________________________________________</w:t>
-      </w:r>
-    </w:p>
-    <w:p>
-      <w:r>
-        <w:t>________________________________________________________________</w:t>
-      </w:r>
-    </w:p>
-    <w:p>
-      <w:r>
-        <w:t>________________________________________________________________</w:t>
-      </w:r>
-    </w:p>
-    <w:p>
-      <w:r>
-        <w:t>________________________________________________________________</w:t>
-      </w:r>
-    </w:p>
-    <w:p>
-      <w:r>
-        <w:t>________________________________________________________________</w:t>
-      </w:r>
-    </w:p>
-    <w:p>
-      <w:pPr>
-        <w:pStyle w:val="Heading1"/>
-      </w:pPr>
-      <w:r>
-        <w:t>14. W3 Audit the limit</w:t>
-      </w:r>
-    </w:p>
-    <w:p>
-      <w:r>
-        <w:t>Audit the limit. Apply the supplied Iterative Prompting facts and keep your reasoning.</w:t>
-      </w:r>
-    </w:p>
-    <w:p>
-      <w:pPr>
-        <w:spacing w:line="336" w:lineRule="auto" w:after="180"/>
-      </w:pPr>
-      <w:r>
-        <w:rPr>
-          <w:b w:val="0"/>
-        </w:rPr>
-        <w:t>A report omits this qualification: Prompt selection on development cases cannot be reported as independent final performance. Explain how omitting it could change a reader's interpretation, and write an accurate replacement.</w:t>
-      </w:r>
-    </w:p>
-    <w:p>
-      <w:pPr>
-        <w:pStyle w:val="Heading3"/>
-      </w:pPr>
-      <w:r>
-        <w:t>My reasoning and evidence</w:t>
-      </w:r>
-    </w:p>
-    <w:p>
-      <w:r>
-        <w:t>________________________________________________________________</w:t>
-      </w:r>
-    </w:p>
-    <w:p>
-      <w:r>
-        <w:t>________________________________________________________________</w:t>
-      </w:r>
-    </w:p>
-    <w:p>
-      <w:r>
-        <w:t>________________________________________________________________</w:t>
-      </w:r>
-    </w:p>
-    <w:p>
-      <w:r>
-        <w:t>________________________________________________________________</w:t>
-      </w:r>
-    </w:p>
-    <w:p>
-      <w:r>
-        <w:t>________________________________________________________________</w:t>
-      </w:r>
-    </w:p>
-    <w:p>
-      <w:r>
-        <w:t>________________________________________________________________</w:t>
-      </w:r>
-    </w:p>
-    <w:p>
-      <w:pPr>
-        <w:pStyle w:val="Heading1"/>
-      </w:pPr>
-      <w:r>
-        <w:t>15. W4 Apply a new case independently</w:t>
-      </w:r>
-    </w:p>
-    <w:p>
-      <w:r>
-        <w:t>Attempt before feedback. If this repeats the selected independent case, reuse that first attempt; otherwise keep a separate record. Apply a new case independently. Apply the supplied Iterative Prompting facts and keep your reasoning.</w:t>
-      </w:r>
-    </w:p>
-    <w:p>
-      <w:pPr>
-        <w:spacing w:line="336" w:lineRule="auto" w:after="180"/>
-      </w:pPr>
-      <w:r>
-        <w:rPr>
-          <w:b w:val="0"/>
-        </w:rPr>
-        <w:t xml:space="preserve">On eight </w:t>
-      </w:r>
-      <w:r>
-        <w:rPr>
-          <w:b/>
-        </w:rPr>
-        <w:t>paired case</w:t>
-      </w:r>
-      <w:r>
-        <w:rPr>
-          <w:b w:val="0"/>
-        </w:rPr>
-        <w:t>s A passes 1–5; B passes 1–4, 6, 7. Special cases are 5 and 8. Compare overall and special-case results; select by total passes.</w:t>
-      </w:r>
-    </w:p>
-    <w:p>
-      <w:pPr>
-        <w:pStyle w:val="Heading3"/>
-      </w:pPr>
-      <w:r>
-        <w:t>My reasoning and evidence</w:t>
-      </w:r>
-    </w:p>
-    <w:p>
-      <w:r>
-        <w:t>________________________________________________________________</w:t>
-      </w:r>
-    </w:p>
-    <w:p>
-      <w:r>
-        <w:t>________________________________________________________________</w:t>
-      </w:r>
-    </w:p>
-    <w:p>
-      <w:r>
-        <w:t>________________________________________________________________</w:t>
-      </w:r>
-    </w:p>
-    <w:p>
-      <w:r>
-        <w:t>________________________________________________________________</w:t>
-      </w:r>
-    </w:p>
-    <w:p>
-      <w:r>
-        <w:t>________________________________________________________________</w:t>
-      </w:r>
-    </w:p>
-    <w:p>
-      <w:r>
-        <w:t>________________________________________________________________</w:t>
-      </w:r>
-    </w:p>
-    <w:p>
-      <w:r>
-        <w:t>________________________________________________________________</w:t>
-      </w:r>
-    </w:p>
-    <w:p>
-      <w:r>
-        <w:t>________________________________________________________________</w:t>
-      </w:r>
-    </w:p>
-    <w:p>
-      <w:pPr>
-        <w:pStyle w:val="Heading1"/>
-      </w:pPr>
-      <w:r>
-        <w:t>16. W5 Design a revealing follow-up</w:t>
-      </w:r>
-    </w:p>
-    <w:p>
-      <w:r>
-        <w:t>Design a revealing follow-up. Apply the supplied Iterative Prompting facts and keep your reasoning.</w:t>
-      </w:r>
-    </w:p>
-    <w:p>
-      <w:pPr>
-        <w:pStyle w:val="Heading3"/>
-      </w:pPr>
-      <w:r>
-        <w:t>Where to find the supplied example</w:t>
-      </w:r>
-    </w:p>
-    <w:p>
-      <w:pPr>
-        <w:spacing w:line="336" w:lineRule="auto" w:after="180"/>
-        <w:shd w:fill="F1F6F8"/>
-      </w:pPr>
-      <w:r>
-        <w:rPr>
-          <w:b w:val="0"/>
-        </w:rPr>
-        <w:t>Reference for this exercise: open this week’s student lesson, “Iterative Prompting”, at “See how it works” and “Follow a worked example”. Use the original worked values or code named in the question; the later pictorial case is a separate example. Keep this reference beside your workbook while practising.</w:t>
-      </w:r>
-    </w:p>
-    <w:p>
-      <w:pPr>
-        <w:spacing w:line="336" w:lineRule="auto" w:after="180"/>
-      </w:pPr>
-      <w:r>
-        <w:rPr>
-          <w:b w:val="0"/>
-        </w:rPr>
-        <w:t>For the worked scenario, propose one additional case that could reveal a failure, describe its expected outcome before running it, and explain what would need to remain fixed for a fair comparison.</w:t>
-      </w:r>
-    </w:p>
-    <w:p>
-      <w:pPr>
-        <w:spacing w:line="336" w:lineRule="auto" w:after="180"/>
-      </w:pPr>
-      <w:r>
-        <w:rPr>
-          <w:b w:val="0"/>
-        </w:rPr>
-        <w:t>Do not reuse W4 as a new final test after receiving feedback.</w:t>
-      </w:r>
-    </w:p>
-    <w:p>
-      <w:pPr>
-        <w:pStyle w:val="Heading3"/>
-      </w:pPr>
-      <w:r>
-        <w:t>My reasoning and evidence</w:t>
-      </w:r>
-    </w:p>
-    <w:p>
-      <w:r>
-        <w:t>________________________________________________________________</w:t>
-      </w:r>
-    </w:p>
-    <w:p>
-      <w:r>
-        <w:t>________________________________________________________________</w:t>
-      </w:r>
-    </w:p>
-    <w:p>
-      <w:r>
-        <w:t>________________________________________________________________</w:t>
-      </w:r>
-    </w:p>
-    <w:p>
-      <w:r>
-        <w:t>________________________________________________________________</w:t>
-      </w:r>
-    </w:p>
-    <w:p>
-      <w:r>
-        <w:t>________________________________________________________________</w:t>
-      </w:r>
-    </w:p>
-    <w:p>
-      <w:r>
-        <w:t>________________________________________________________________</w:t>
-      </w:r>
-    </w:p>
-    <w:p>
-      <w:r>
-        <w:t>________________________________________________________________</w:t>
-      </w:r>
-    </w:p>
-    <w:p>
-      <w:pPr>
-        <w:pStyle w:val="Heading1"/>
-      </w:pPr>
-      <w:r>
-        <w:t>17. Feedback, return check and learning record</w:t>
-      </w:r>
-    </w:p>
-    <w:p>
-      <w:r>
-        <w:t>Record the first repaired step and a different case to revisit after a delay.</w:t>
+        <w:t>17. Feedback · Repair and return</w:t>
+      </w:r>
+    </w:p>
+    <w:p>
+      <w:r>
+        <w:t>Keep the first attempt, the repair and a changed-case return.</w:t>
+      </w:r>
+    </w:p>
+    <w:p>
+      <w:pPr>
+        <w:pStyle w:val="Heading2"/>
+      </w:pPr>
+      <w:r>
+        <w:t>Your evidence record</w:t>
       </w:r>
     </w:p>
     <w:tbl>
@@ -1645,12 +924,847 @@
         <w:pStyle w:val="Heading1"/>
       </w:pPr>
       <w:r>
-        <w:t>18. Pictorial case practice: Iterative Prompting</w:t>
-      </w:r>
-    </w:p>
-    <w:p>
-      <w:r>
-        <w:t>A fictional Study Buddy prompt invents a definition when approved notes omit it. Explain the labelled step before checking the changed condition.</w:t>
+        <w:t>10. Finish · Judge the evidence in your work</w:t>
+      </w:r>
+    </w:p>
+    <w:p>
+      <w:r>
+        <w:t>Point to work that supports your confidence level.</w:t>
+      </w:r>
+    </w:p>
+    <w:p>
+      <w:pPr>
+        <w:pStyle w:val="Heading2"/>
+      </w:pPr>
+      <w:r>
+        <w:t>Your evidence record</w:t>
+      </w:r>
+    </w:p>
+    <w:p>
+      <w:pPr>
+        <w:pStyle w:val="ListBullet"/>
+      </w:pPr>
+      <w:r>
+        <w:t>I can explain the mechanism.</w:t>
+      </w:r>
+    </w:p>
+    <w:p>
+      <w:pPr>
+        <w:pStyle w:val="ListBullet"/>
+      </w:pPr>
+      <w:r>
+        <w:t>I can show evidence.</w:t>
+      </w:r>
+    </w:p>
+    <w:p>
+      <w:pPr>
+        <w:pStyle w:val="ListBullet"/>
+      </w:pPr>
+      <w:r>
+        <w:t>I can handle a changed case.</w:t>
+      </w:r>
+    </w:p>
+    <w:p>
+      <w:pPr>
+        <w:pStyle w:val="ListBullet"/>
+      </w:pPr>
+      <w:r>
+        <w:t>I can name a limit.</w:t>
+      </w:r>
+    </w:p>
+    <w:p>
+      <w:r>
+        <w:t>Mark each as not yet, with help or independently, and attach supporting work.</w:t>
+      </w:r>
+    </w:p>
+    <w:p>
+      <w:pPr>
+        <w:spacing w:line="336" w:lineRule="auto" w:after="180"/>
+      </w:pPr>
+      <w:r>
+        <w:rPr>
+          <w:b w:val="0"/>
+        </w:rPr>
+        <w:t>Teacher review ____________________  Next step ____________________</w:t>
+      </w:r>
+    </w:p>
+    <w:p>
+      <w:pPr>
+        <w:pStyle w:val="Heading1"/>
+      </w:pPr>
+      <w:r>
+        <w:t>Reference bank and extra practice</w:t>
+      </w:r>
+    </w:p>
+    <w:p>
+      <w:pPr>
+        <w:pStyle w:val="Heading1"/>
+      </w:pPr>
+      <w:r>
+        <w:t>02. Reference · Supported W2 record</w:t>
+      </w:r>
+    </w:p>
+    <w:p>
+      <w:r>
+        <w:t>This is the same W2 attempt. Keep one response record.</w:t>
+      </w:r>
+    </w:p>
+    <w:p>
+      <w:pPr>
+        <w:pStyle w:val="Heading2"/>
+      </w:pPr>
+      <w:r>
+        <w:t>Use this when helpful</w:t>
+      </w:r>
+    </w:p>
+    <w:p>
+      <w:pPr>
+        <w:spacing w:line="336" w:lineRule="auto" w:after="180"/>
+      </w:pPr>
+      <w:r>
+        <w:rPr>
+          <w:b w:val="0"/>
+        </w:rPr>
+        <w:t>Use W2: Trace the worked case for Controlled prompt experiments. Record the answer once; the lesson and workbook refer to the same attempt.</w:t>
+      </w:r>
+    </w:p>
+    <w:tbl>
+      <w:tblPr>
+        <w:tblStyle w:val="LightShading-Accent1"/>
+        <w:tblW w:type="auto" w:w="0"/>
+        <w:tblLook w:firstColumn="1" w:firstRow="1" w:lastColumn="0" w:lastRow="0" w:noHBand="0" w:noVBand="1" w:val="04A0"/>
+      </w:tblPr>
+      <w:tblGrid>
+        <w:gridCol w:w="2556"/>
+        <w:gridCol w:w="2556"/>
+        <w:gridCol w:w="2556"/>
+        <w:gridCol w:w="2556"/>
+      </w:tblGrid>
+      <w:tr>
+        <w:trPr>
+          <w:tblHeader/>
+        </w:trPr>
+        <w:tc>
+          <w:tcPr>
+            <w:tcW w:type="dxa" w:w="2556"/>
+          </w:tcPr>
+          <w:p>
+            <w:r>
+              <w:t>Given inputs</w:t>
+            </w:r>
+          </w:p>
+        </w:tc>
+        <w:tc>
+          <w:tcPr>
+            <w:tcW w:type="dxa" w:w="2556"/>
+          </w:tcPr>
+          <w:p>
+            <w:r>
+              <w:t>Procedure I chose</w:t>
+            </w:r>
+          </w:p>
+        </w:tc>
+        <w:tc>
+          <w:tcPr>
+            <w:tcW w:type="dxa" w:w="2556"/>
+          </w:tcPr>
+          <w:p>
+            <w:r>
+              <w:t>Middle steps</w:t>
+            </w:r>
+          </w:p>
+        </w:tc>
+        <w:tc>
+          <w:tcPr>
+            <w:tcW w:type="dxa" w:w="2556"/>
+          </w:tcPr>
+          <w:p>
+            <w:r>
+              <w:t>Result and check</w:t>
+            </w:r>
+          </w:p>
+        </w:tc>
+      </w:tr>
+      <w:tr>
+        <w:tc>
+          <w:tcPr>
+            <w:tcW w:type="dxa" w:w="2556"/>
+          </w:tcPr>
+          <w:p>
+            <w:r/>
+          </w:p>
+        </w:tc>
+        <w:tc>
+          <w:tcPr>
+            <w:tcW w:type="dxa" w:w="2556"/>
+          </w:tcPr>
+          <w:p>
+            <w:r/>
+          </w:p>
+        </w:tc>
+        <w:tc>
+          <w:tcPr>
+            <w:tcW w:type="dxa" w:w="2556"/>
+          </w:tcPr>
+          <w:p>
+            <w:r/>
+          </w:p>
+        </w:tc>
+        <w:tc>
+          <w:tcPr>
+            <w:tcW w:type="dxa" w:w="2556"/>
+          </w:tcPr>
+          <w:p>
+            <w:r/>
+          </w:p>
+        </w:tc>
+      </w:tr>
+    </w:tbl>
+    <w:p>
+      <w:pPr>
+        <w:pStyle w:val="Heading3"/>
+      </w:pPr>
+      <w:r>
+        <w:t>The step I completed without help, and the hint I needed</w:t>
+      </w:r>
+    </w:p>
+    <w:p>
+      <w:r>
+        <w:t>________________________________________________________________</w:t>
+      </w:r>
+    </w:p>
+    <w:p>
+      <w:r>
+        <w:t>________________________________________________________________</w:t>
+      </w:r>
+    </w:p>
+    <w:p>
+      <w:r>
+        <w:t>________________________________________________________________</w:t>
+      </w:r>
+    </w:p>
+    <w:p>
+      <w:pPr>
+        <w:pStyle w:val="Heading1"/>
+      </w:pPr>
+      <w:r>
+        <w:t>03. Extra practice · Repair the explanation</w:t>
+      </w:r>
+    </w:p>
+    <w:p>
+      <w:r>
+        <w:t>Explain the deciding fact before discussing the answer.</w:t>
+      </w:r>
+    </w:p>
+    <w:p>
+      <w:pPr>
+        <w:pStyle w:val="Heading2"/>
+      </w:pPr>
+      <w:r>
+        <w:t>Use this when helpful</w:t>
+      </w:r>
+    </w:p>
+    <w:p>
+      <w:pPr>
+        <w:spacing w:line="336" w:lineRule="auto" w:after="180"/>
+      </w:pPr>
+      <w:r>
+        <w:rPr>
+          <w:b w:val="0"/>
+        </w:rPr>
+        <w:t>Use the worked case for Controlled prompt experiments. Proposed explanation: “The worked result establishes every future case”. Decide whether this explanation is supported.</w:t>
+      </w:r>
+    </w:p>
+    <w:p>
+      <w:pPr>
+        <w:spacing w:line="336" w:lineRule="auto" w:after="180"/>
+      </w:pPr>
+      <w:r>
+        <w:rPr>
+          <w:b w:val="0"/>
+        </w:rPr>
+        <w:t>Point to the step or supplied fact that decides; explain your repair if needed.</w:t>
+      </w:r>
+    </w:p>
+    <w:p>
+      <w:pPr>
+        <w:pStyle w:val="Heading3"/>
+      </w:pPr>
+      <w:r>
+        <w:t>My explanation before partner discussion</w:t>
+      </w:r>
+    </w:p>
+    <w:p>
+      <w:r>
+        <w:t>________________________________________________________________</w:t>
+      </w:r>
+    </w:p>
+    <w:p>
+      <w:r>
+        <w:t>________________________________________________________________</w:t>
+      </w:r>
+    </w:p>
+    <w:p>
+      <w:r>
+        <w:t>________________________________________________________________</w:t>
+      </w:r>
+    </w:p>
+    <w:p>
+      <w:r>
+        <w:t>________________________________________________________________</w:t>
+      </w:r>
+    </w:p>
+    <w:p>
+      <w:pPr>
+        <w:pStyle w:val="Heading1"/>
+      </w:pPr>
+      <w:r>
+        <w:t>05. Reference · Original learning target</w:t>
+      </w:r>
+    </w:p>
+    <w:p>
+      <w:r>
+        <w:t>Use this target to inspect an explanation.</w:t>
+      </w:r>
+    </w:p>
+    <w:p>
+      <w:pPr>
+        <w:pStyle w:val="Heading2"/>
+      </w:pPr>
+      <w:r>
+        <w:t>Use this when helpful</w:t>
+      </w:r>
+    </w:p>
+    <w:p>
+      <w:pPr>
+        <w:spacing w:line="336" w:lineRule="auto" w:after="180"/>
+      </w:pPr>
+      <w:r>
+        <w:rPr>
+          <w:b w:val="0"/>
+        </w:rPr>
+        <w:t>A summary has accurate facts but uses unexplained terms. Propose one prompt change and a comparison that checks both accessibility and factual preservation.</w:t>
+      </w:r>
+    </w:p>
+    <w:p>
+      <w:pPr>
+        <w:pStyle w:val="Heading1"/>
+      </w:pPr>
+      <w:r>
+        <w:t>06. Extra practice · A complete case</w:t>
+      </w:r>
+    </w:p>
+    <w:p>
+      <w:r>
+        <w:t>Try the question before checking the worked explanation.</w:t>
+      </w:r>
+    </w:p>
+    <w:p>
+      <w:pPr>
+        <w:pStyle w:val="Heading2"/>
+      </w:pPr>
+      <w:r>
+        <w:t>Use this when helpful</w:t>
+      </w:r>
+    </w:p>
+    <w:p>
+      <w:pPr>
+        <w:spacing w:line="336" w:lineRule="auto" w:after="180"/>
+      </w:pPr>
+      <w:r>
+        <w:rPr>
+          <w:b w:val="0"/>
+        </w:rPr>
+        <w:t>A factually correct explanation is too difficult for a nine-year-old.</w:t>
+      </w:r>
+    </w:p>
+    <w:p>
+      <w:pPr>
+        <w:spacing w:line="336" w:lineRule="auto" w:after="180"/>
+      </w:pPr>
+      <w:r>
+        <w:rPr>
+          <w:b w:val="0"/>
+        </w:rPr>
+        <w:t>Make and test one focused revision.</w:t>
+      </w:r>
+    </w:p>
+    <w:p>
+      <w:pPr>
+        <w:spacing w:line="336" w:lineRule="auto" w:after="180"/>
+      </w:pPr>
+      <w:r>
+        <w:rPr>
+          <w:b w:val="0"/>
+        </w:rPr>
+        <w:t xml:space="preserve">Show your trace, calculation or </w:t>
+      </w:r>
+      <w:r>
+        <w:rPr>
+          <w:b/>
+        </w:rPr>
+        <w:t>evidence</w:t>
+      </w:r>
+    </w:p>
+    <w:p>
+      <w:pPr>
+        <w:pStyle w:val="Heading3"/>
+      </w:pPr>
+      <w:r>
+        <w:t>Write or draw your reasoning and evidence.</w:t>
+      </w:r>
+    </w:p>
+    <w:p>
+      <w:r>
+        <w:t>________________________________________________________________</w:t>
+      </w:r>
+    </w:p>
+    <w:p>
+      <w:r>
+        <w:t>________________________________________________________________</w:t>
+      </w:r>
+    </w:p>
+    <w:p>
+      <w:r>
+        <w:t>________________________________________________________________</w:t>
+      </w:r>
+    </w:p>
+    <w:p>
+      <w:r>
+        <w:t>________________________________________________________________</w:t>
+      </w:r>
+    </w:p>
+    <w:p>
+      <w:r>
+        <w:t>________________________________________________________________</w:t>
+      </w:r>
+    </w:p>
+    <w:p>
+      <w:pPr>
+        <w:pStyle w:val="Heading1"/>
+      </w:pPr>
+      <w:r>
+        <w:t>07. Extra practice · A changed case</w:t>
+      </w:r>
+    </w:p>
+    <w:p>
+      <w:r>
+        <w:t>Keep this practice separate from the reserved independent attempt.</w:t>
+      </w:r>
+    </w:p>
+    <w:p>
+      <w:pPr>
+        <w:pStyle w:val="Heading2"/>
+      </w:pPr>
+      <w:r>
+        <w:t>Use this when helpful</w:t>
+      </w:r>
+    </w:p>
+    <w:p>
+      <w:pPr>
+        <w:spacing w:line="336" w:lineRule="auto" w:after="180"/>
+      </w:pPr>
+      <w:r>
+        <w:rPr>
+          <w:b w:val="0"/>
+        </w:rPr>
+        <w:t>You change a prompt's audience, length and source rules together; the result improves. What can you conclude, and how would you investigate the cause?</w:t>
+      </w:r>
+    </w:p>
+    <w:p>
+      <w:pPr>
+        <w:spacing w:line="336" w:lineRule="auto" w:after="180"/>
+      </w:pPr>
+      <w:r>
+        <w:rPr>
+          <w:b w:val="0"/>
+        </w:rPr>
+        <w:t>My practice answer and reason</w:t>
+      </w:r>
+    </w:p>
+    <w:p>
+      <w:pPr>
+        <w:pStyle w:val="Heading3"/>
+      </w:pPr>
+      <w:r>
+        <w:t>Write or draw your reasoning and evidence.</w:t>
+      </w:r>
+    </w:p>
+    <w:p>
+      <w:r>
+        <w:t>________________________________________________________________</w:t>
+      </w:r>
+    </w:p>
+    <w:p>
+      <w:r>
+        <w:t>________________________________________________________________</w:t>
+      </w:r>
+    </w:p>
+    <w:p>
+      <w:r>
+        <w:t>________________________________________________________________</w:t>
+      </w:r>
+    </w:p>
+    <w:p>
+      <w:r>
+        <w:t>________________________________________________________________</w:t>
+      </w:r>
+    </w:p>
+    <w:p>
+      <w:r>
+        <w:t>________________________________________________________________</w:t>
+      </w:r>
+    </w:p>
+    <w:p>
+      <w:pPr>
+        <w:pStyle w:val="Heading3"/>
+      </w:pPr>
+      <w:r>
+        <w:t>Week 7 Test and reflect</w:t>
+      </w:r>
+    </w:p>
+    <w:p>
+      <w:pPr>
+        <w:pStyle w:val="Heading1"/>
+      </w:pPr>
+      <w:r>
+        <w:t>08. Extra practice · Design a revealing test</w:t>
+      </w:r>
+    </w:p>
+    <w:p>
+      <w:r>
+        <w:t>Predict before tracing or testing.</w:t>
+      </w:r>
+    </w:p>
+    <w:p>
+      <w:pPr>
+        <w:pStyle w:val="Heading2"/>
+      </w:pPr>
+      <w:r>
+        <w:t>Use this when helpful</w:t>
+      </w:r>
+    </w:p>
+    <w:p>
+      <w:pPr>
+        <w:spacing w:line="336" w:lineRule="auto" w:after="180"/>
+      </w:pPr>
+      <w:r>
+        <w:rPr>
+          <w:b w:val="0"/>
+        </w:rPr>
+        <w:t xml:space="preserve">Create a changed </w:t>
+      </w:r>
+      <w:r>
+        <w:rPr>
+          <w:b/>
+        </w:rPr>
+        <w:t>input</w:t>
+      </w:r>
+      <w:r>
+        <w:rPr>
+          <w:b w:val="0"/>
+        </w:rPr>
+        <w:t>, boundary case or missing-information case. Write the expected answer or safe response before testing.</w:t>
+      </w:r>
+    </w:p>
+    <w:tbl>
+      <w:tblPr>
+        <w:tblStyle w:val="LightShading-Accent1"/>
+        <w:tblW w:type="auto" w:w="0"/>
+        <w:tblLook w:firstColumn="1" w:firstRow="1" w:lastColumn="0" w:lastRow="0" w:noHBand="0" w:noVBand="1" w:val="04A0"/>
+      </w:tblPr>
+      <w:tblGrid>
+        <w:gridCol w:w="5112"/>
+        <w:gridCol w:w="5112"/>
+      </w:tblGrid>
+      <w:tr>
+        <w:trPr>
+          <w:tblHeader/>
+        </w:trPr>
+        <w:tc>
+          <w:tcPr>
+            <w:tcW w:type="dxa" w:w="5112"/>
+          </w:tcPr>
+          <w:p>
+            <w:r>
+              <w:t>Test record</w:t>
+            </w:r>
+          </w:p>
+        </w:tc>
+        <w:tc>
+          <w:tcPr>
+            <w:tcW w:type="dxa" w:w="5112"/>
+          </w:tcPr>
+          <w:p>
+            <w:r>
+              <w:t>My evidence</w:t>
+            </w:r>
+          </w:p>
+        </w:tc>
+      </w:tr>
+      <w:tr>
+        <w:tc>
+          <w:tcPr>
+            <w:tcW w:type="dxa" w:w="5112"/>
+          </w:tcPr>
+          <w:p>
+            <w:r>
+              <w:t>Changed input or condition</w:t>
+            </w:r>
+          </w:p>
+        </w:tc>
+        <w:tc>
+          <w:tcPr>
+            <w:tcW w:type="dxa" w:w="5112"/>
+          </w:tcPr>
+          <w:p>
+            <w:r/>
+          </w:p>
+        </w:tc>
+      </w:tr>
+      <w:tr>
+        <w:tc>
+          <w:tcPr>
+            <w:tcW w:type="dxa" w:w="5112"/>
+          </w:tcPr>
+          <w:p>
+            <w:r>
+              <w:t>Expected answer or fallback</w:t>
+            </w:r>
+          </w:p>
+        </w:tc>
+        <w:tc>
+          <w:tcPr>
+            <w:tcW w:type="dxa" w:w="5112"/>
+          </w:tcPr>
+          <w:p>
+            <w:r/>
+          </w:p>
+        </w:tc>
+      </w:tr>
+      <w:tr>
+        <w:tc>
+          <w:tcPr>
+            <w:tcW w:type="dxa" w:w="5112"/>
+          </w:tcPr>
+          <w:p>
+            <w:r>
+              <w:t>Observed result</w:t>
+            </w:r>
+          </w:p>
+        </w:tc>
+        <w:tc>
+          <w:tcPr>
+            <w:tcW w:type="dxa" w:w="5112"/>
+          </w:tcPr>
+          <w:p>
+            <w:r/>
+          </w:p>
+        </w:tc>
+      </w:tr>
+      <w:tr>
+        <w:tc>
+          <w:tcPr>
+            <w:tcW w:type="dxa" w:w="5112"/>
+          </w:tcPr>
+          <w:p>
+            <w:r>
+              <w:t>Why the result occurred</w:t>
+            </w:r>
+          </w:p>
+        </w:tc>
+        <w:tc>
+          <w:tcPr>
+            <w:tcW w:type="dxa" w:w="5112"/>
+          </w:tcPr>
+          <w:p>
+            <w:r/>
+          </w:p>
+        </w:tc>
+      </w:tr>
+    </w:tbl>
+    <w:p>
+      <w:pPr>
+        <w:pStyle w:val="Heading1"/>
+      </w:pPr>
+      <w:r>
+        <w:t>11. Reference · Original target response space</w:t>
+      </w:r>
+    </w:p>
+    <w:p>
+      <w:r>
+        <w:t>This teaching case is practice rather than a fresh assessment.</w:t>
+      </w:r>
+    </w:p>
+    <w:p>
+      <w:pPr>
+        <w:pStyle w:val="Heading2"/>
+      </w:pPr>
+      <w:r>
+        <w:t>Use this when helpful</w:t>
+      </w:r>
+    </w:p>
+    <w:p>
+      <w:pPr>
+        <w:spacing w:line="336" w:lineRule="auto" w:after="180"/>
+      </w:pPr>
+      <w:r>
+        <w:rPr>
+          <w:b w:val="0"/>
+        </w:rPr>
+        <w:t>A summary has accurate facts but uses unexplained terms. Propose one prompt change and a comparison that checks both accessibility and factual preservation.</w:t>
+      </w:r>
+    </w:p>
+    <w:p>
+      <w:pPr>
+        <w:pStyle w:val="Heading3"/>
+      </w:pPr>
+      <w:r>
+        <w:t>My explanation after practice</w:t>
+      </w:r>
+    </w:p>
+    <w:p>
+      <w:r>
+        <w:t>________________________________________________________________</w:t>
+      </w:r>
+    </w:p>
+    <w:p>
+      <w:r>
+        <w:t>________________________________________________________________</w:t>
+      </w:r>
+    </w:p>
+    <w:p>
+      <w:r>
+        <w:t>________________________________________________________________</w:t>
+      </w:r>
+    </w:p>
+    <w:p>
+      <w:r>
+        <w:t>________________________________________________________________</w:t>
+      </w:r>
+    </w:p>
+    <w:p>
+      <w:r>
+        <w:t>________________________________________________________________</w:t>
+      </w:r>
+    </w:p>
+    <w:p>
+      <w:r>
+        <w:t>________________________________________________________________</w:t>
+      </w:r>
+    </w:p>
+    <w:p>
+      <w:r>
+        <w:t>________________________________________________________________</w:t>
+      </w:r>
+    </w:p>
+    <w:p>
+      <w:pPr>
+        <w:spacing w:line="336" w:lineRule="auto" w:after="180"/>
+      </w:pPr>
+      <w:r>
+        <w:rPr>
+          <w:b w:val="0"/>
+        </w:rPr>
+        <w:t>Record support used: none, hint or teacher explanation.</w:t>
+      </w:r>
+    </w:p>
+    <w:p>
+      <w:pPr>
+        <w:pStyle w:val="Heading1"/>
+      </w:pPr>
+      <w:r>
+        <w:t>15. Additional practice · Compare the older eight-case record</w:t>
+      </w:r>
+    </w:p>
+    <w:p>
+      <w:r>
+        <w:t>This retained arithmetic task is separate from the selected format-revision design.</w:t>
+      </w:r>
+    </w:p>
+    <w:p>
+      <w:pPr>
+        <w:pStyle w:val="Heading2"/>
+      </w:pPr>
+      <w:r>
+        <w:t>Earlier task and saved response</w:t>
+      </w:r>
+    </w:p>
+    <w:p>
+      <w:pPr>
+        <w:pStyle w:val="ListBullet"/>
+      </w:pPr>
+      <w:r>
+        <w:t>On eight paired cases A passes 1–5; B passes 1–4, 6, 7. Special cases are 5 and 8. Compare overall and special-case results; select by total passes.</w:t>
+      </w:r>
+    </w:p>
+    <w:p>
+      <w:pPr>
+        <w:pStyle w:val="Heading3"/>
+      </w:pPr>
+      <w:r>
+        <w:t>My reasoning and evidence</w:t>
+      </w:r>
+    </w:p>
+    <w:p>
+      <w:r>
+        <w:t>________________________________________________________________</w:t>
+      </w:r>
+    </w:p>
+    <w:p>
+      <w:r>
+        <w:t>________________________________________________________________</w:t>
+      </w:r>
+    </w:p>
+    <w:p>
+      <w:r>
+        <w:t>________________________________________________________________</w:t>
+      </w:r>
+    </w:p>
+    <w:p>
+      <w:r>
+        <w:t>________________________________________________________________</w:t>
+      </w:r>
+    </w:p>
+    <w:p>
+      <w:r>
+        <w:t>________________________________________________________________</w:t>
+      </w:r>
+    </w:p>
+    <w:p>
+      <w:r>
+        <w:t>________________________________________________________________</w:t>
+      </w:r>
+    </w:p>
+    <w:p>
+      <w:r>
+        <w:t>________________________________________________________________</w:t>
+      </w:r>
+    </w:p>
+    <w:p>
+      <w:r>
+        <w:t>________________________________________________________________</w:t>
+      </w:r>
+    </w:p>
+    <w:p>
+      <w:pPr>
+        <w:pStyle w:val="Heading1"/>
+      </w:pPr>
+      <w:r>
+        <w:t>18. Extra practice · Use the worked picture</w:t>
+      </w:r>
+    </w:p>
+    <w:p>
+      <w:r>
+        <w:t>Keep the explanation and the support you used.</w:t>
+      </w:r>
+    </w:p>
+    <w:p>
+      <w:pPr>
+        <w:pStyle w:val="Heading2"/>
+      </w:pPr>
+      <w:r>
+        <w:t>Use this when helpful</w:t>
       </w:r>
     </w:p>
     <w:p>
@@ -1725,7 +1839,6 @@
     <w:p>
       <w:pPr>
         <w:spacing w:line="336" w:lineRule="auto" w:after="180"/>
-        <w:shd w:fill="F5F1FB"/>
       </w:pPr>
       <w:r>
         <w:rPr>
@@ -1786,16 +1899,7 @@
     </w:p>
     <w:p>
       <w:pPr>
-        <w:pStyle w:val="Heading3"/>
-      </w:pPr>
-      <w:r>
-        <w:t>Record the help used</w:t>
-      </w:r>
-    </w:p>
-    <w:p>
-      <w:pPr>
         <w:spacing w:line="336" w:lineRule="auto" w:after="180"/>
-        <w:shd w:fill="F1F6F8"/>
       </w:pPr>
       <w:r>
         <w:rPr>
@@ -1844,12 +1948,20 @@
         <w:pStyle w:val="Heading1"/>
       </w:pPr>
       <w:r>
-        <w:t>19. Project portfolio milestone</w:t>
-      </w:r>
-    </w:p>
-    <w:p>
-      <w:r>
-        <w:t>Keep this week’s input, deciding step, result and limit together in the Verified Study Buddy record.</w:t>
+        <w:t>19. Reference · Project portfolio record</w:t>
+      </w:r>
+    </w:p>
+    <w:p>
+      <w:r>
+        <w:t>Extend your main project response when helpful.</w:t>
+      </w:r>
+    </w:p>
+    <w:p>
+      <w:pPr>
+        <w:pStyle w:val="Heading2"/>
+      </w:pPr>
+      <w:r>
+        <w:t>Use this when helpful</w:t>
       </w:r>
     </w:p>
     <w:p>
@@ -2087,12 +2199,464 @@
         <w:pStyle w:val="Heading1"/>
       </w:pPr>
       <w:r>
-        <w:t>20. Supported practice and learning evidence</w:t>
-      </w:r>
-    </w:p>
-    <w:p>
-      <w:r>
-        <w:t>Try the supported questions before comparing with hints and feedback. Record what you repaired and the evidence you retained.</w:t>
+        <w:t>20. Extra practice: pictures, repair and feedback</w:t>
+      </w:r>
+    </w:p>
+    <w:p>
+      <w:r>
+        <w:t>Attempt each question before opening its explanation. Use one browser or paper copy.</w:t>
+      </w:r>
+    </w:p>
+    <w:p>
+      <w:pPr>
+        <w:pStyle w:val="Heading2"/>
+      </w:pPr>
+      <w:r>
+        <w:t>First supported question</w:t>
+      </w:r>
+    </w:p>
+    <w:p>
+      <w:pPr>
+        <w:pStyle w:val="ListBullet"/>
+      </w:pPr>
+      <w:r>
+        <w:t>A fictional Study Buddy prompt invents a definition when approved notes omit it.</w:t>
+      </w:r>
+    </w:p>
+    <w:p>
+      <w:pPr>
+        <w:pStyle w:val="Heading3"/>
+      </w:pPr>
+      <w:r>
+        <w:t>Practice 1: explain the deciding evidence</w:t>
+      </w:r>
+    </w:p>
+    <w:p>
+      <w:pPr>
+        <w:pStyle w:val="ListBullet"/>
+      </w:pPr>
+      <w:r>
+        <w:t>Which labelled step matches this detail? Inspect case 4 and reserve genuinely fresh questions for final evaluation.</w:t>
+      </w:r>
+    </w:p>
+    <w:p>
+      <w:pPr>
+        <w:pStyle w:val="ListBullet"/>
+      </w:pPr>
+      <w:r>
+        <w:t>1. Locate failure</w:t>
+      </w:r>
+    </w:p>
+    <w:p>
+      <w:pPr>
+        <w:pStyle w:val="ListBullet"/>
+      </w:pPr>
+      <w:r>
+        <w:t>2. Next action</w:t>
+      </w:r>
+    </w:p>
+    <w:p>
+      <w:pPr>
+        <w:pStyle w:val="ListBullet"/>
+      </w:pPr>
+      <w:r>
+        <w:t>3. One controlled change</w:t>
+      </w:r>
+    </w:p>
+    <w:p>
+      <w:pPr>
+        <w:pStyle w:val="ListBullet"/>
+      </w:pPr>
+      <w:r>
+        <w:t>4. Paired results</w:t>
+      </w:r>
+    </w:p>
+    <w:p>
+      <w:pPr>
+        <w:pStyle w:val="Heading3"/>
+      </w:pPr>
+      <w:r>
+        <w:t>My selected conclusion, deciding fact and explanation</w:t>
+      </w:r>
+    </w:p>
+    <w:p>
+      <w:r>
+        <w:t>________________________________________________________________</w:t>
+      </w:r>
+    </w:p>
+    <w:p>
+      <w:r>
+        <w:t>________________________________________________________________</w:t>
+      </w:r>
+    </w:p>
+    <w:p>
+      <w:r>
+        <w:t>________________________________________________________________</w:t>
+      </w:r>
+    </w:p>
+    <w:p>
+      <w:r>
+        <w:t>________________________________________________________________</w:t>
+      </w:r>
+    </w:p>
+    <w:p>
+      <w:r>
+        <w:t>________________________________________________________________</w:t>
+      </w:r>
+    </w:p>
+    <w:p>
+      <w:pPr>
+        <w:pStyle w:val="ListBullet"/>
+      </w:pPr>
+      <w:r>
+        <w:t>Hint if needed: Read the steps in the pictorial case. Match the supplied detail to the stage that performs or records it.</w:t>
+      </w:r>
+    </w:p>
+    <w:p>
+      <w:pPr>
+        <w:pStyle w:val="Heading2"/>
+      </w:pPr>
+      <w:r>
+        <w:t>Check the first explanation · reference / check after trying</w:t>
+      </w:r>
+    </w:p>
+    <w:p>
+      <w:pPr>
+        <w:spacing w:line="336" w:lineRule="auto" w:after="180"/>
+      </w:pPr>
+      <w:r>
+        <w:rPr>
+          <w:b w:val="0"/>
+        </w:rPr>
+        <w:t xml:space="preserve">After your attempt, compare with the supported explanation: Next action Inspect case 4 and reserve genuinely fresh questions for final evaluation. An </w:t>
+      </w:r>
+      <w:r>
+        <w:rPr>
+          <w:b/>
+        </w:rPr>
+        <w:t>iteration</w:t>
+      </w:r>
+      <w:r>
+        <w:rPr>
+          <w:b w:val="0"/>
+        </w:rPr>
+        <w:t xml:space="preserve"> should respond to a recorded failure with a precise change.</w:t>
+      </w:r>
+    </w:p>
+    <w:p>
+      <w:pPr>
+        <w:spacing w:line="336" w:lineRule="auto" w:after="180"/>
+      </w:pPr>
+      <w:r>
+        <w:rPr>
+          <w:b w:val="0"/>
+        </w:rPr>
+        <w:t>Comparing the same questions reveals whether other behavior changed too. The invented results show a development gain of one case, not a guarantee that the new instruction always works.</w:t>
+      </w:r>
+    </w:p>
+    <w:p>
+      <w:pPr>
+        <w:spacing w:line="336" w:lineRule="auto" w:after="180"/>
+      </w:pPr>
+      <w:r>
+        <w:rPr>
+          <w:b w:val="0"/>
+        </w:rPr>
+        <w:t>Save prompt text, settings, source notes and case-level outcomes.</w:t>
+      </w:r>
+    </w:p>
+    <w:p>
+      <w:pPr>
+        <w:pStyle w:val="Heading2"/>
+      </w:pPr>
+      <w:r>
+        <w:t>Changed-case question</w:t>
+      </w:r>
+    </w:p>
+    <w:p>
+      <w:pPr>
+        <w:pStyle w:val="Heading3"/>
+      </w:pPr>
+      <w:r>
+        <w:t>Practice 2: explain the deciding evidence</w:t>
+      </w:r>
+    </w:p>
+    <w:p>
+      <w:pPr>
+        <w:pStyle w:val="ListBullet"/>
+      </w:pPr>
+      <w:r>
+        <w:t>Changed-case practice: Change model settings and note wording at the same time as the prompt. Which conclusion is supported by the supplied facts?</w:t>
+      </w:r>
+    </w:p>
+    <w:p>
+      <w:pPr>
+        <w:pStyle w:val="ListBullet"/>
+      </w:pPr>
+      <w:r>
+        <w:t>1. We can decide the result without examining the changed input or the procedure.</w:t>
+      </w:r>
+    </w:p>
+    <w:p>
+      <w:pPr>
+        <w:pStyle w:val="ListBullet"/>
+      </w:pPr>
+      <w:r>
+        <w:t>2. This one example guarantees correct results for every future input.</w:t>
+      </w:r>
+    </w:p>
+    <w:p>
+      <w:pPr>
+        <w:pStyle w:val="ListBullet"/>
+      </w:pPr>
+      <w:r>
+        <w:t>3. The comparison no longer isolates the prompt revision.</w:t>
+      </w:r>
+    </w:p>
+    <w:p>
+      <w:pPr>
+        <w:pStyle w:val="Heading3"/>
+      </w:pPr>
+      <w:r>
+        <w:t>My selected conclusion, deciding fact and explanation</w:t>
+      </w:r>
+    </w:p>
+    <w:p>
+      <w:r>
+        <w:t>________________________________________________________________</w:t>
+      </w:r>
+    </w:p>
+    <w:p>
+      <w:r>
+        <w:t>________________________________________________________________</w:t>
+      </w:r>
+    </w:p>
+    <w:p>
+      <w:r>
+        <w:t>________________________________________________________________</w:t>
+      </w:r>
+    </w:p>
+    <w:p>
+      <w:r>
+        <w:t>________________________________________________________________</w:t>
+      </w:r>
+    </w:p>
+    <w:p>
+      <w:r>
+        <w:t>________________________________________________________________</w:t>
+      </w:r>
+    </w:p>
+    <w:p>
+      <w:pPr>
+        <w:pStyle w:val="ListBullet"/>
+      </w:pPr>
+      <w:r>
+        <w:t>Hint if needed: Use the changed condition and the deciding step in the pictorial trace. The answer must say what follows from those facts.</w:t>
+      </w:r>
+    </w:p>
+    <w:p>
+      <w:pPr>
+        <w:pStyle w:val="Heading2"/>
+      </w:pPr>
+      <w:r>
+        <w:t>Check the changed case · reference / check after trying</w:t>
+      </w:r>
+    </w:p>
+    <w:p>
+      <w:pPr>
+        <w:spacing w:line="336" w:lineRule="auto" w:after="180"/>
+      </w:pPr>
+      <w:r>
+        <w:rPr>
+          <w:b w:val="0"/>
+        </w:rPr>
+        <w:t xml:space="preserve">After your attempt, compare with the supported explanation: The comparison no longer isolates the prompt revision. Several changes could explain the altered </w:t>
+      </w:r>
+      <w:r>
+        <w:rPr>
+          <w:b/>
+        </w:rPr>
+        <w:t>output</w:t>
+      </w:r>
+      <w:r>
+        <w:rPr>
+          <w:b w:val="0"/>
+        </w:rPr>
+        <w:t>s; record them or run separate controlled comparisons.</w:t>
+      </w:r>
+    </w:p>
+    <w:p>
+      <w:pPr>
+        <w:pStyle w:val="Heading2"/>
+      </w:pPr>
+      <w:r>
+        <w:t>Repair and save your work</w:t>
+      </w:r>
+    </w:p>
+    <w:p>
+      <w:pPr>
+        <w:spacing w:line="336" w:lineRule="auto" w:after="180"/>
+      </w:pPr>
+      <w:r>
+        <w:rPr>
+          <w:b w:val="0"/>
+        </w:rPr>
+        <w:t xml:space="preserve">Review Examples and </w:t>
+      </w:r>
+      <w:r>
+        <w:rPr>
+          <w:b/>
+        </w:rPr>
+        <w:t>Rubric</w:t>
+      </w:r>
+      <w:r>
+        <w:rPr>
+          <w:b w:val="0"/>
+        </w:rPr>
+        <w:t>s (ai-3/6). Goal: Distinguish a format example from approved factual evidence. Short practice: Explain why neither original nor changed draft is a full pass, and provide a complete repaired card.. Return to this week and explain what you changed.</w:t>
+      </w:r>
+    </w:p>
+    <w:p>
+      <w:pPr>
+        <w:spacing w:line="336" w:lineRule="auto" w:after="180"/>
+      </w:pPr>
+      <w:r>
+        <w:rPr>
+          <w:b w:val="0"/>
+        </w:rPr>
+        <w:t>Review Sampling and Variability (ai-3/4). Goal: Sample from a distribution using explicit cumulative intervals. Short practice: Does T=0.5 make B impossible, and does choosing A guarantee factual accuracy?.</w:t>
+      </w:r>
+    </w:p>
+    <w:p>
+      <w:pPr>
+        <w:spacing w:line="336" w:lineRule="auto" w:after="180"/>
+      </w:pPr>
+      <w:r>
+        <w:rPr>
+          <w:b w:val="0"/>
+        </w:rPr>
+        <w:t>Return to this week and explain what you changed.</w:t>
+      </w:r>
+    </w:p>
+    <w:p>
+      <w:pPr>
+        <w:spacing w:line="336" w:lineRule="auto" w:after="180"/>
+      </w:pPr>
+      <w:r>
+        <w:rPr>
+          <w:b w:val="0"/>
+        </w:rPr>
+        <w:t xml:space="preserve">Review Predictive and Generative AI (ai-3/1). Goal: Distinguish discriminative </w:t>
+      </w:r>
+      <w:r>
+        <w:rPr>
+          <w:b/>
+        </w:rPr>
+        <w:t>prediction</w:t>
+      </w:r>
+      <w:r>
+        <w:rPr>
+          <w:b w:val="0"/>
+        </w:rPr>
+        <w:t xml:space="preserve"> from generation by inspecting the requested </w:t>
+      </w:r>
+      <w:r>
+        <w:rPr>
+          <w:b/>
+        </w:rPr>
+        <w:t>output</w:t>
+      </w:r>
+      <w:r>
+        <w:rPr>
+          <w:b w:val="0"/>
+        </w:rPr>
+        <w:t>.</w:t>
+      </w:r>
+    </w:p>
+    <w:p>
+      <w:pPr>
+        <w:spacing w:line="336" w:lineRule="auto" w:after="180"/>
+      </w:pPr>
+      <w:r>
+        <w:rPr>
+          <w:b w:val="0"/>
+        </w:rPr>
+        <w:t>Short practice: Identify the first unsupported claim and explain what source would be needed before asserting it.. Return to this week and explain what you changed.</w:t>
+      </w:r>
+    </w:p>
+    <w:p>
+      <w:pPr>
+        <w:spacing w:line="336" w:lineRule="auto" w:after="180"/>
+      </w:pPr>
+      <w:r>
+        <w:rPr>
+          <w:b w:val="0"/>
+        </w:rPr>
+        <w:t xml:space="preserve">Use Download completed work in the hosted lesson to export your answers, reflections, practice feedback and code-run </w:t>
+      </w:r>
+      <w:r>
+        <w:rPr>
+          <w:b/>
+        </w:rPr>
+        <w:t>evidence</w:t>
+      </w:r>
+      <w:r>
+        <w:rPr>
+          <w:b w:val="0"/>
+        </w:rPr>
+        <w:t>. Open the HTML copy to read or print it.</w:t>
+      </w:r>
+    </w:p>
+    <w:p>
+      <w:pPr>
+        <w:spacing w:line="336" w:lineRule="auto" w:after="180"/>
+      </w:pPr>
+      <w:r>
+        <w:rPr>
+          <w:b w:val="0"/>
+        </w:rPr>
+        <w:t>Drafts stay in this browser when storage is available; clear drafts on a shared device.</w:t>
+      </w:r>
+    </w:p>
+    <w:p>
+      <w:pPr>
+        <w:pStyle w:val="Heading3"/>
+      </w:pPr>
+      <w:r>
+        <w:t>What I repaired, the evidence I kept and the next test</w:t>
+      </w:r>
+    </w:p>
+    <w:p>
+      <w:r>
+        <w:t>________________________________________________________________</w:t>
+      </w:r>
+    </w:p>
+    <w:p>
+      <w:r>
+        <w:t>________________________________________________________________</w:t>
+      </w:r>
+    </w:p>
+    <w:p>
+      <w:r>
+        <w:t>________________________________________________________________</w:t>
+      </w:r>
+    </w:p>
+    <w:p>
+      <w:r>
+        <w:t>________________________________________________________________</w:t>
+      </w:r>
+    </w:p>
+    <w:p>
+      <w:r>
+        <w:t>________________________________________________________________</w:t>
+      </w:r>
+    </w:p>
+    <w:p>
+      <w:pPr>
+        <w:pStyle w:val="Heading2"/>
+      </w:pPr>
+      <w:r>
+        <w:t>Earlier wording, alternatives and picture transcripts · reference / check after trying</w:t>
       </w:r>
     </w:p>
     <w:p>
@@ -2108,80 +2672,10 @@
     </w:p>
     <w:p>
       <w:pPr>
-        <w:spacing w:line="336" w:lineRule="auto" w:after="180"/>
-      </w:pPr>
-      <w:r>
-        <w:rPr>
-          <w:b w:val="0"/>
-        </w:rPr>
-        <w:t>A fictional Study Buddy prompt invents a definition when approved notes omit it.</w:t>
-      </w:r>
-    </w:p>
-    <w:p>
-      <w:pPr>
         <w:pStyle w:val="Heading3"/>
       </w:pPr>
       <w:r>
-        <w:t>Practice 1: explain the deciding evidence</w:t>
-      </w:r>
-    </w:p>
-    <w:p>
-      <w:pPr>
-        <w:spacing w:line="336" w:lineRule="auto" w:after="180"/>
-      </w:pPr>
-      <w:r>
-        <w:rPr>
-          <w:b w:val="0"/>
-        </w:rPr>
-        <w:t>Which labelled step matches this detail? Inspect case 4 and reserve genuinely fresh questions for final evaluation.</w:t>
-      </w:r>
-    </w:p>
-    <w:p>
-      <w:pPr>
-        <w:spacing w:line="336" w:lineRule="auto" w:after="180"/>
-        <w:shd w:fill="F4F9FC"/>
-      </w:pPr>
-      <w:r>
-        <w:rPr>
-          <w:b w:val="0"/>
-        </w:rPr>
-        <w:t>1. Locate failure</w:t>
-      </w:r>
-    </w:p>
-    <w:p>
-      <w:pPr>
-        <w:spacing w:line="336" w:lineRule="auto" w:after="180"/>
-        <w:shd w:fill="F4F9FC"/>
-      </w:pPr>
-      <w:r>
-        <w:rPr>
-          <w:b w:val="0"/>
-        </w:rPr>
-        <w:t>2. Next action</w:t>
-      </w:r>
-    </w:p>
-    <w:p>
-      <w:pPr>
-        <w:spacing w:line="336" w:lineRule="auto" w:after="180"/>
-        <w:shd w:fill="F4F9FC"/>
-      </w:pPr>
-      <w:r>
-        <w:rPr>
-          <w:b w:val="0"/>
-        </w:rPr>
-        <w:t>3. One controlled change</w:t>
-      </w:r>
-    </w:p>
-    <w:p>
-      <w:pPr>
-        <w:spacing w:line="336" w:lineRule="auto" w:after="180"/>
-        <w:shd w:fill="F4F9FC"/>
-      </w:pPr>
-      <w:r>
-        <w:rPr>
-          <w:b w:val="0"/>
-        </w:rPr>
-        <w:t>4. Paired results</w:t>
+        <w:t>Repair a missing building block</w:t>
       </w:r>
     </w:p>
     <w:p>
@@ -2189,484 +2683,25 @@
         <w:pStyle w:val="Heading3"/>
       </w:pPr>
       <w:r>
-        <w:t>My selected conclusion, deciding fact and explanation</w:t>
-      </w:r>
-    </w:p>
-    <w:p>
-      <w:r>
-        <w:t>________________________________________________________________</w:t>
-      </w:r>
-    </w:p>
-    <w:p>
-      <w:r>
-        <w:t>________________________________________________________________</w:t>
-      </w:r>
-    </w:p>
-    <w:p>
-      <w:r>
-        <w:t>________________________________________________________________</w:t>
-      </w:r>
-    </w:p>
-    <w:p>
-      <w:r>
-        <w:t>________________________________________________________________</w:t>
-      </w:r>
-    </w:p>
-    <w:p>
-      <w:r>
-        <w:t>________________________________________________________________</w:t>
-      </w:r>
-    </w:p>
-    <w:p>
-      <w:pPr>
-        <w:pStyle w:val="Heading3"/>
-      </w:pPr>
-      <w:r>
-        <w:t>Hint · try first</w:t>
-      </w:r>
-    </w:p>
-    <w:p>
-      <w:pPr>
-        <w:spacing w:line="336" w:lineRule="auto" w:after="180"/>
-        <w:shd w:fill="F1F6F8"/>
-      </w:pPr>
-      <w:r>
-        <w:rPr>
-          <w:b w:val="0"/>
-        </w:rPr>
-        <w:t>Hint if needed: Read the steps in the pictorial case. Match the supplied detail to the stage that performs or records it.</w:t>
-      </w:r>
-    </w:p>
-    <w:p>
-      <w:pPr>
-        <w:pStyle w:val="Heading3"/>
-      </w:pPr>
-      <w:r>
-        <w:t>Feedback · compare after trying</w:t>
-      </w:r>
-    </w:p>
-    <w:p>
-      <w:pPr>
-        <w:spacing w:line="336" w:lineRule="auto" w:after="180"/>
-        <w:shd w:fill="F1F6FC"/>
-      </w:pPr>
-      <w:r>
-        <w:rPr>
-          <w:b w:val="0"/>
-        </w:rPr>
-        <w:t xml:space="preserve">After your attempt, compare with the supported explanation: Next action Inspect case 4 and reserve genuinely fresh questions for final evaluation. An </w:t>
-      </w:r>
-      <w:r>
-        <w:rPr>
-          <w:b/>
-        </w:rPr>
-        <w:t>iteration</w:t>
-      </w:r>
-      <w:r>
-        <w:rPr>
-          <w:b w:val="0"/>
-        </w:rPr>
-        <w:t xml:space="preserve"> should respond to a recorded failure with a precise change.</w:t>
-      </w:r>
-    </w:p>
-    <w:p>
-      <w:pPr>
-        <w:spacing w:line="336" w:lineRule="auto" w:after="180"/>
-        <w:shd w:fill="F1F6FC"/>
-      </w:pPr>
-      <w:r>
-        <w:rPr>
-          <w:b w:val="0"/>
-        </w:rPr>
-        <w:t>Comparing the same questions reveals whether other behavior changed too. The invented results show a development gain of one case, not a guarantee that the new instruction always works.</w:t>
-      </w:r>
-    </w:p>
-    <w:p>
-      <w:pPr>
-        <w:spacing w:line="336" w:lineRule="auto" w:after="180"/>
-        <w:shd w:fill="F1F6FC"/>
-      </w:pPr>
-      <w:r>
-        <w:rPr>
-          <w:b w:val="0"/>
-        </w:rPr>
-        <w:t>Save prompt text, settings, source notes and case-level outcomes.</w:t>
-      </w:r>
-    </w:p>
-    <w:p>
-      <w:pPr>
-        <w:pStyle w:val="Heading3"/>
-      </w:pPr>
-      <w:r>
-        <w:t>Practice 2: explain the deciding evidence</w:t>
-      </w:r>
-    </w:p>
-    <w:p>
-      <w:pPr>
-        <w:pStyle w:val="Heading3"/>
-      </w:pPr>
-      <w:r>
-        <w:t>Changed case · predict first</w:t>
-      </w:r>
-    </w:p>
-    <w:p>
-      <w:pPr>
-        <w:spacing w:line="336" w:lineRule="auto" w:after="180"/>
-        <w:shd w:fill="F5F1FB"/>
-      </w:pPr>
-      <w:r>
-        <w:rPr>
-          <w:b w:val="0"/>
-        </w:rPr>
-        <w:t>Changed-case practice: Change model settings and note wording at the same time as the prompt. Which conclusion is supported by the supplied facts?</w:t>
-      </w:r>
-    </w:p>
-    <w:p>
-      <w:pPr>
-        <w:spacing w:line="336" w:lineRule="auto" w:after="180"/>
-        <w:shd w:fill="F4F9FC"/>
-      </w:pPr>
-      <w:r>
-        <w:rPr>
-          <w:b w:val="0"/>
-        </w:rPr>
-        <w:t xml:space="preserve">1. We can decide the result without examining the changed </w:t>
-      </w:r>
-      <w:r>
-        <w:rPr>
-          <w:b/>
-        </w:rPr>
-        <w:t>input</w:t>
-      </w:r>
-      <w:r>
-        <w:rPr>
-          <w:b w:val="0"/>
-        </w:rPr>
-        <w:t xml:space="preserve"> or the procedure.</w:t>
-      </w:r>
-    </w:p>
-    <w:p>
-      <w:pPr>
-        <w:spacing w:line="336" w:lineRule="auto" w:after="180"/>
-        <w:shd w:fill="F4F9FC"/>
-      </w:pPr>
-      <w:r>
-        <w:rPr>
-          <w:b w:val="0"/>
-        </w:rPr>
-        <w:t xml:space="preserve">2. This one example guarantees correct results for every future </w:t>
-      </w:r>
-      <w:r>
-        <w:rPr>
-          <w:b/>
-        </w:rPr>
-        <w:t>input</w:t>
-      </w:r>
-      <w:r>
-        <w:rPr>
-          <w:b w:val="0"/>
-        </w:rPr>
-        <w:t>.</w:t>
-      </w:r>
-    </w:p>
-    <w:p>
-      <w:pPr>
-        <w:spacing w:line="336" w:lineRule="auto" w:after="180"/>
-        <w:shd w:fill="F4F9FC"/>
-      </w:pPr>
-      <w:r>
-        <w:rPr>
-          <w:b w:val="0"/>
-        </w:rPr>
-        <w:t>3. The comparison no longer isolates the prompt revision.</w:t>
-      </w:r>
-    </w:p>
-    <w:p>
-      <w:pPr>
-        <w:pStyle w:val="Heading3"/>
-      </w:pPr>
-      <w:r>
-        <w:t>My selected conclusion, deciding fact and explanation</w:t>
-      </w:r>
-    </w:p>
-    <w:p>
-      <w:r>
-        <w:t>________________________________________________________________</w:t>
-      </w:r>
-    </w:p>
-    <w:p>
-      <w:r>
-        <w:t>________________________________________________________________</w:t>
-      </w:r>
-    </w:p>
-    <w:p>
-      <w:r>
-        <w:t>________________________________________________________________</w:t>
-      </w:r>
-    </w:p>
-    <w:p>
-      <w:r>
-        <w:t>________________________________________________________________</w:t>
-      </w:r>
-    </w:p>
-    <w:p>
-      <w:r>
-        <w:t>________________________________________________________________</w:t>
-      </w:r>
-    </w:p>
-    <w:p>
-      <w:pPr>
-        <w:pStyle w:val="Heading3"/>
-      </w:pPr>
-      <w:r>
-        <w:t>Hint · try first</w:t>
-      </w:r>
-    </w:p>
-    <w:p>
-      <w:pPr>
-        <w:spacing w:line="336" w:lineRule="auto" w:after="180"/>
-        <w:shd w:fill="F1F6F8"/>
-      </w:pPr>
-      <w:r>
-        <w:rPr>
-          <w:b w:val="0"/>
-        </w:rPr>
-        <w:t>Hint if needed: Use the changed condition and the deciding step in the pictorial trace. The answer must say what follows from those facts.</w:t>
-      </w:r>
-    </w:p>
-    <w:p>
-      <w:pPr>
-        <w:pStyle w:val="Heading3"/>
-      </w:pPr>
-      <w:r>
-        <w:t>Feedback · compare after trying</w:t>
-      </w:r>
-    </w:p>
-    <w:p>
-      <w:pPr>
-        <w:spacing w:line="336" w:lineRule="auto" w:after="180"/>
-        <w:shd w:fill="F1F6FC"/>
-      </w:pPr>
-      <w:r>
-        <w:rPr>
-          <w:b w:val="0"/>
-        </w:rPr>
-        <w:t xml:space="preserve">After your attempt, compare with the supported explanation: The comparison no longer isolates the prompt revision. Several changes could explain the altered </w:t>
-      </w:r>
-      <w:r>
-        <w:rPr>
-          <w:b/>
-        </w:rPr>
-        <w:t>output</w:t>
-      </w:r>
-      <w:r>
-        <w:rPr>
-          <w:b w:val="0"/>
-        </w:rPr>
-        <w:t>s; record them or run separate controlled comparisons.</w:t>
-      </w:r>
-    </w:p>
-    <w:p>
-      <w:pPr>
-        <w:pStyle w:val="Heading3"/>
-      </w:pPr>
-      <w:r>
-        <w:t>Repair a missing building block</w:t>
-      </w:r>
-    </w:p>
-    <w:p>
-      <w:pPr>
-        <w:spacing w:line="336" w:lineRule="auto" w:after="180"/>
-      </w:pPr>
-      <w:r>
-        <w:rPr>
-          <w:b w:val="0"/>
-        </w:rPr>
-        <w:t xml:space="preserve">Review Examples and </w:t>
-      </w:r>
-      <w:r>
-        <w:rPr>
-          <w:b/>
-        </w:rPr>
-        <w:t>Rubric</w:t>
-      </w:r>
-      <w:r>
-        <w:rPr>
-          <w:b w:val="0"/>
-        </w:rPr>
-        <w:t>s (ai-3/6). Goal: Write a prompt specification with observable response criteria. Short practice: Explain why neither original nor changed draft is a full pass, and provide a complete repaired card..</w:t>
-      </w:r>
-    </w:p>
-    <w:p>
-      <w:pPr>
-        <w:spacing w:line="336" w:lineRule="auto" w:after="180"/>
-      </w:pPr>
-      <w:r>
-        <w:rPr>
-          <w:b w:val="0"/>
-        </w:rPr>
-        <w:t>Return to this week and explain what you changed.</w:t>
-      </w:r>
-    </w:p>
-    <w:p>
-      <w:pPr>
-        <w:spacing w:line="336" w:lineRule="auto" w:after="180"/>
-      </w:pPr>
-      <w:r>
-        <w:rPr>
-          <w:b w:val="0"/>
-        </w:rPr>
-        <w:t>Review Sampling and Variability (ai-3/4). Goal: Sample from a distribution using explicit cumulative intervals. Short practice: Does T=0.5 make B impossible, and does choosing A guarantee factual accuracy?.</w:t>
-      </w:r>
-    </w:p>
-    <w:p>
-      <w:pPr>
-        <w:spacing w:line="336" w:lineRule="auto" w:after="180"/>
-      </w:pPr>
-      <w:r>
-        <w:rPr>
-          <w:b w:val="0"/>
-        </w:rPr>
-        <w:t>Return to this week and explain what you changed.</w:t>
-      </w:r>
-    </w:p>
-    <w:p>
-      <w:pPr>
-        <w:spacing w:line="336" w:lineRule="auto" w:after="180"/>
-      </w:pPr>
-      <w:r>
-        <w:rPr>
-          <w:b w:val="0"/>
-        </w:rPr>
-        <w:t xml:space="preserve">Review Predictive and Generative AI (ai-3/1). Goal: Distinguish discriminative </w:t>
-      </w:r>
-      <w:r>
-        <w:rPr>
-          <w:b/>
-        </w:rPr>
-        <w:t>prediction</w:t>
-      </w:r>
-      <w:r>
-        <w:rPr>
-          <w:b w:val="0"/>
-        </w:rPr>
-        <w:t xml:space="preserve"> from generation by inspecting the requested </w:t>
-      </w:r>
-      <w:r>
-        <w:rPr>
-          <w:b/>
-        </w:rPr>
-        <w:t>output</w:t>
-      </w:r>
-      <w:r>
-        <w:rPr>
-          <w:b w:val="0"/>
-        </w:rPr>
-        <w:t>.</w:t>
-      </w:r>
-    </w:p>
-    <w:p>
-      <w:pPr>
-        <w:spacing w:line="336" w:lineRule="auto" w:after="180"/>
-      </w:pPr>
-      <w:r>
-        <w:rPr>
-          <w:b w:val="0"/>
-        </w:rPr>
-        <w:t>Short practice: Identify the first unsupported claim and explain what source would be needed before asserting it.. Return to this week and explain what you changed.</w:t>
-      </w:r>
-    </w:p>
-    <w:p>
-      <w:pPr>
-        <w:pStyle w:val="Heading3"/>
-      </w:pPr>
-      <w:r>
         <w:t>Keep your completed work</w:t>
       </w:r>
     </w:p>
     <w:p>
       <w:pPr>
-        <w:spacing w:line="336" w:lineRule="auto" w:after="180"/>
-      </w:pPr>
-      <w:r>
-        <w:rPr>
-          <w:b w:val="0"/>
-        </w:rPr>
-        <w:t xml:space="preserve">Use Download completed work in the hosted lesson to export your answers, reflections, practice feedback and code-run </w:t>
-      </w:r>
-      <w:r>
-        <w:rPr>
-          <w:b/>
-        </w:rPr>
-        <w:t>evidence</w:t>
-      </w:r>
-      <w:r>
-        <w:rPr>
-          <w:b w:val="0"/>
-        </w:rPr>
-        <w:t>. Open the HTML copy to read or print it.</w:t>
-      </w:r>
-    </w:p>
-    <w:p>
-      <w:pPr>
-        <w:spacing w:line="336" w:lineRule="auto" w:after="180"/>
-      </w:pPr>
-      <w:r>
-        <w:rPr>
-          <w:b w:val="0"/>
-        </w:rPr>
-        <w:t>Drafts stay in this browser when storage is available; clear drafts on a shared device.</w:t>
-      </w:r>
-    </w:p>
-    <w:p>
-      <w:pPr>
-        <w:pStyle w:val="Heading3"/>
-      </w:pPr>
-      <w:r>
-        <w:t>What I repaired, the evidence I kept and the next test</w:t>
-      </w:r>
-    </w:p>
-    <w:p>
-      <w:r>
-        <w:t>________________________________________________________________</w:t>
-      </w:r>
-    </w:p>
-    <w:p>
-      <w:r>
-        <w:t>________________________________________________________________</w:t>
-      </w:r>
-    </w:p>
-    <w:p>
-      <w:r>
-        <w:t>________________________________________________________________</w:t>
-      </w:r>
-    </w:p>
-    <w:p>
-      <w:r>
-        <w:t>________________________________________________________________</w:t>
-      </w:r>
-    </w:p>
-    <w:p>
-      <w:r>
-        <w:t>________________________________________________________________</w:t>
-      </w:r>
-    </w:p>
-    <w:p>
-      <w:pPr>
         <w:pStyle w:val="Heading1"/>
       </w:pPr>
       <w:r>
-        <w:t>21. Visual concept journey</w:t>
-      </w:r>
-    </w:p>
-    <w:p>
-      <w:r>
-        <w:t>Explain each Iterative Prompting picture from its labels, then record a relevant limit.</w:t>
-      </w:r>
-    </w:p>
-    <w:p>
-      <w:pPr>
-        <w:pStyle w:val="Heading3"/>
+        <w:t>21. Reference · Six-picture response sheets</w:t>
+      </w:r>
+    </w:p>
+    <w:p>
+      <w:r>
+        <w:t>Choose the image that helps rather than repeating all six.</w:t>
+      </w:r>
+    </w:p>
+    <w:p>
+      <w:pPr>
+        <w:pStyle w:val="Heading2"/>
       </w:pPr>
       <w:r>
         <w:t>01. Iterative Prompting: the case</w:t>
@@ -2733,7 +2768,6 @@
     <w:p>
       <w:pPr>
         <w:spacing w:line="336" w:lineRule="auto" w:after="180"/>
-        <w:shd w:fill="F5F1FB"/>
       </w:pPr>
       <w:r>
         <w:rPr>
@@ -2772,7 +2806,7 @@
     </w:p>
     <w:p>
       <w:pPr>
-        <w:pStyle w:val="Heading3"/>
+        <w:pStyle w:val="Heading2"/>
       </w:pPr>
       <w:r>
         <w:t>02. Follow the deciding steps</w:t>
@@ -2840,7 +2874,6 @@
     <w:p>
       <w:pPr>
         <w:spacing w:line="336" w:lineRule="auto" w:after="180"/>
-        <w:shd w:fill="F5F1FB"/>
       </w:pPr>
       <w:r>
         <w:rPr>
@@ -2891,7 +2924,7 @@
     </w:p>
     <w:p>
       <w:pPr>
-        <w:pStyle w:val="Heading3"/>
+        <w:pStyle w:val="Heading2"/>
       </w:pPr>
       <w:r>
         <w:t>03. Controlled prompt experiments — evidence trace</w:t>
@@ -3029,7 +3062,6 @@
     <w:p>
       <w:pPr>
         <w:spacing w:line="336" w:lineRule="auto" w:after="180"/>
-        <w:shd w:fill="F5F1FB"/>
       </w:pPr>
       <w:r>
         <w:rPr>
@@ -3068,7 +3100,7 @@
     </w:p>
     <w:p>
       <w:pPr>
-        <w:pStyle w:val="Heading3"/>
+        <w:pStyle w:val="Heading2"/>
       </w:pPr>
       <w:r>
         <w:t>04. Change one thing. Trace what follows.</w:t>
@@ -3147,7 +3179,6 @@
     <w:p>
       <w:pPr>
         <w:spacing w:line="336" w:lineRule="auto" w:after="180"/>
-        <w:shd w:fill="F5F1FB"/>
       </w:pPr>
       <w:r>
         <w:rPr>
@@ -3186,7 +3217,7 @@
     </w:p>
     <w:p>
       <w:pPr>
-        <w:pStyle w:val="Heading3"/>
+        <w:pStyle w:val="Heading2"/>
       </w:pPr>
       <w:r>
         <w:t>05. Connect the explanation to its limit</w:t>
@@ -3288,7 +3319,6 @@
     <w:p>
       <w:pPr>
         <w:spacing w:line="336" w:lineRule="auto" w:after="180"/>
-        <w:shd w:fill="F5F1FB"/>
       </w:pPr>
       <w:r>
         <w:rPr>
@@ -3327,7 +3357,7 @@
     </w:p>
     <w:p>
       <w:pPr>
-        <w:pStyle w:val="Heading3"/>
+        <w:pStyle w:val="Heading2"/>
       </w:pPr>
       <w:r>
         <w:t>06. Make the idea visible in your project</w:t>
@@ -3372,7 +3402,6 @@
     <w:p>
       <w:pPr>
         <w:spacing w:line="336" w:lineRule="auto" w:after="180"/>
-        <w:shd w:fill="F5F1FB"/>
       </w:pPr>
       <w:r>
         <w:rPr>
@@ -3408,7 +3437,6 @@
     <w:p>
       <w:pPr>
         <w:spacing w:line="336" w:lineRule="auto" w:after="180"/>
-        <w:shd w:fill="F5F1FB"/>
       </w:pPr>
       <w:r>
         <w:rPr>
@@ -3432,7 +3460,6 @@
     <w:p>
       <w:pPr>
         <w:spacing w:line="336" w:lineRule="auto" w:after="180"/>
-        <w:shd w:fill="F5F1FB"/>
       </w:pPr>
       <w:r>
         <w:rPr>
@@ -3479,6 +3506,62 @@
     <w:p>
       <w:r>
         <w:t>________________________________________________________________</w:t>
+      </w:r>
+    </w:p>
+    <w:p>
+      <w:pPr>
+        <w:pStyle w:val="Heading2"/>
+      </w:pPr>
+      <w:r>
+        <w:t>Earlier wording, alternatives and picture transcripts · reference / check after trying</w:t>
+      </w:r>
+    </w:p>
+    <w:p>
+      <w:pPr>
+        <w:pStyle w:val="Heading3"/>
+      </w:pPr>
+      <w:r>
+        <w:t>01. Iterative Prompting: the case</w:t>
+      </w:r>
+    </w:p>
+    <w:p>
+      <w:pPr>
+        <w:pStyle w:val="Heading3"/>
+      </w:pPr>
+      <w:r>
+        <w:t>02. Follow the deciding steps</w:t>
+      </w:r>
+    </w:p>
+    <w:p>
+      <w:pPr>
+        <w:pStyle w:val="Heading3"/>
+      </w:pPr>
+      <w:r>
+        <w:t>03. Controlled prompt experiments — evidence trace</w:t>
+      </w:r>
+    </w:p>
+    <w:p>
+      <w:pPr>
+        <w:pStyle w:val="Heading3"/>
+      </w:pPr>
+      <w:r>
+        <w:t>04. Change one thing. Trace what follows.</w:t>
+      </w:r>
+    </w:p>
+    <w:p>
+      <w:pPr>
+        <w:pStyle w:val="Heading3"/>
+      </w:pPr>
+      <w:r>
+        <w:t>05. Connect the explanation to its limit</w:t>
+      </w:r>
+    </w:p>
+    <w:p>
+      <w:pPr>
+        <w:pStyle w:val="Heading3"/>
+      </w:pPr>
+      <w:r>
+        <w:t>06. Make the idea visible in your project</w:t>
       </w:r>
     </w:p>
     <w:sectPr>
